--- a/templates/book.docx
+++ b/templates/book.docx
@@ -856,6 +856,182 @@
         <w:rPr>
           <w:lang w:val="en-CA"/>
         </w:rPr>
+      </w:pPr>
+    </w:p>
+    <w:p>
+      <w:pPr>
+        <w:pStyle w:val="BodyText"/>
+        <w:rPr>
+          <w:lang w:val="en-CA"/>
+        </w:rPr>
+      </w:pPr>
+    </w:p>
+    <w:p>
+      <w:pPr>
+        <w:pStyle w:val="BodyText"/>
+        <w:rPr>
+          <w:lang w:val="en-CA"/>
+        </w:rPr>
+      </w:pPr>
+    </w:p>
+    <w:p>
+      <w:pPr>
+        <w:pStyle w:val="BodyText"/>
+        <w:rPr>
+          <w:lang w:val="en-CA"/>
+        </w:rPr>
+      </w:pPr>
+    </w:p>
+    <w:p>
+      <w:pPr>
+        <w:pStyle w:val="BodyText"/>
+        <w:rPr>
+          <w:lang w:val="en-CA"/>
+        </w:rPr>
+      </w:pPr>
+    </w:p>
+    <w:p>
+      <w:pPr>
+        <w:pStyle w:val="BodyText"/>
+        <w:rPr>
+          <w:lang w:val="en-CA"/>
+        </w:rPr>
+      </w:pPr>
+    </w:p>
+    <w:p>
+      <w:pPr>
+        <w:pStyle w:val="BodyText"/>
+        <w:rPr>
+          <w:lang w:val="en-CA"/>
+        </w:rPr>
+      </w:pPr>
+    </w:p>
+    <w:p>
+      <w:pPr>
+        <w:pStyle w:val="BodyText"/>
+        <w:rPr>
+          <w:lang w:val="en-CA"/>
+        </w:rPr>
+      </w:pPr>
+    </w:p>
+    <w:p>
+      <w:pPr>
+        <w:pStyle w:val="BodyText"/>
+        <w:rPr>
+          <w:lang w:val="en-CA"/>
+        </w:rPr>
+      </w:pPr>
+    </w:p>
+    <w:p>
+      <w:pPr>
+        <w:pStyle w:val="BodyText"/>
+        <w:rPr>
+          <w:lang w:val="en-CA"/>
+        </w:rPr>
+      </w:pPr>
+    </w:p>
+    <w:p>
+      <w:pPr>
+        <w:pStyle w:val="BodyText"/>
+        <w:rPr>
+          <w:lang w:val="en-CA"/>
+        </w:rPr>
+      </w:pPr>
+    </w:p>
+    <w:p>
+      <w:pPr>
+        <w:pStyle w:val="BodyText"/>
+        <w:rPr>
+          <w:lang w:val="en-CA"/>
+        </w:rPr>
+      </w:pPr>
+    </w:p>
+    <w:p>
+      <w:pPr>
+        <w:pStyle w:val="BodyText"/>
+        <w:rPr>
+          <w:lang w:val="en-CA"/>
+        </w:rPr>
+      </w:pPr>
+    </w:p>
+    <w:p>
+      <w:pPr>
+        <w:pStyle w:val="BodyText"/>
+        <w:rPr>
+          <w:lang w:val="en-CA"/>
+        </w:rPr>
+      </w:pPr>
+    </w:p>
+    <w:p>
+      <w:pPr>
+        <w:pStyle w:val="BodyText"/>
+        <w:rPr>
+          <w:lang w:val="en-CA"/>
+        </w:rPr>
+      </w:pPr>
+    </w:p>
+    <w:p>
+      <w:pPr>
+        <w:pStyle w:val="BodyText"/>
+        <w:rPr>
+          <w:lang w:val="en-CA"/>
+        </w:rPr>
+      </w:pPr>
+    </w:p>
+    <w:p>
+      <w:pPr>
+        <w:pStyle w:val="BodyText"/>
+        <w:rPr>
+          <w:lang w:val="en-CA"/>
+        </w:rPr>
+      </w:pPr>
+    </w:p>
+    <w:p>
+      <w:pPr>
+        <w:pStyle w:val="BodyText"/>
+        <w:rPr>
+          <w:lang w:val="en-CA"/>
+        </w:rPr>
+      </w:pPr>
+    </w:p>
+    <w:p>
+      <w:pPr>
+        <w:pStyle w:val="BodyText"/>
+        <w:rPr>
+          <w:lang w:val="en-CA"/>
+        </w:rPr>
+      </w:pPr>
+    </w:p>
+    <w:p>
+      <w:pPr>
+        <w:pStyle w:val="BodyText"/>
+        <w:rPr>
+          <w:lang w:val="en-CA"/>
+        </w:rPr>
+      </w:pPr>
+    </w:p>
+    <w:p>
+      <w:pPr>
+        <w:pStyle w:val="BodyText"/>
+        <w:rPr>
+          <w:lang w:val="en-CA"/>
+        </w:rPr>
+      </w:pPr>
+    </w:p>
+    <w:p>
+      <w:pPr>
+        <w:pStyle w:val="BodyText"/>
+        <w:rPr>
+          <w:lang w:val="en-CA"/>
+        </w:rPr>
+      </w:pPr>
+    </w:p>
+    <w:p>
+      <w:pPr>
+        <w:pStyle w:val="BodyText"/>
+        <w:rPr>
+          <w:lang w:val="en-CA"/>
+        </w:rPr>
         <w:sectPr>
           <w:headerReference w:type="default" r:id="rId11"/>
           <w:headerReference w:type="first" r:id="rId12"/>
@@ -868,7 +1044,7 @@
             <w:numRestart w:val="eachSect"/>
           </w:endnotePr>
           <w:pgSz w:w="12240" w:h="15840"/>
-          <w:pgMar w:top="1440" w:right="1440" w:bottom="1236" w:left="1440" w:header="567" w:footer="374" w:gutter="0"/>
+          <w:pgMar w:top="1236" w:right="1440" w:bottom="1236" w:left="1440" w:header="567" w:footer="374" w:gutter="0"/>
           <w:pgNumType w:fmt="lowerRoman"/>
           <w:cols w:space="708"/>
           <w:titlePg/>
@@ -1043,6 +1219,286 @@
         <w:t>Preface</w:t>
       </w:r>
       <w:bookmarkEnd w:id="1"/>
+    </w:p>
+    <w:p>
+      <w:pPr>
+        <w:pStyle w:val="BodyText"/>
+        <w:rPr>
+          <w:lang w:val="fr-FR"/>
+        </w:rPr>
+      </w:pPr>
+      <w:r>
+        <w:rPr>
+          <w:lang w:val="en-CA"/>
+        </w:rPr>
+        <w:t xml:space="preserve">Lorem ipsum dolor sit amet, consectetur adipiscing elit. Phasellus eget turpis nec risus ultricies fringilla ac in arcu. </w:t>
+      </w:r>
+      <w:r>
+        <w:rPr>
+          <w:lang w:val="fr-FR"/>
+        </w:rPr>
+        <w:t xml:space="preserve">Vivamus faucibus venenatis nisi eget vestibulum. Integer nec est quis metus vulputate molestie. In quis est venenatis, tincidunt metus congue, egestas neque. Nunc quis maximus ligula. Donec feugiat tortor nibh, et euismod massa feugiat eget. Aliquam sit amet metus ut nibh mattis venenatis. Nulla erat mi, vestibulum quis purus aliquam, condimentum tempor lacus. Aliquam erat volutpat. Vivamus magna turpis, maximus in neque rutrum, dictum blandit leo. Morbi vehicula congue nulla, quis ullamcorper tellus finibus mollis. </w:t>
+      </w:r>
+      <w:r>
+        <w:rPr>
+          <w:lang w:val="fr-FR"/>
+        </w:rPr>
+        <w:t>Sed id mauris at purus efficitur vulputate vitae a sapien.</w:t>
+      </w:r>
+    </w:p>
+    <w:p>
+      <w:pPr>
+        <w:pStyle w:val="BodyText"/>
+        <w:rPr>
+          <w:lang w:val="fr-FR"/>
+        </w:rPr>
+      </w:pPr>
+      <w:r>
+        <w:rPr>
+          <w:lang w:val="en-CA"/>
+        </w:rPr>
+        <w:t xml:space="preserve">Lorem ipsum dolor sit amet, consectetur adipiscing elit. Phasellus eget turpis nec risus ultricies fringilla ac in arcu. </w:t>
+      </w:r>
+      <w:r>
+        <w:rPr>
+          <w:lang w:val="fr-FR"/>
+        </w:rPr>
+        <w:t xml:space="preserve">Vivamus faucibus venenatis nisi eget vestibulum. Integer nec est quis metus vulputate molestie. In quis est venenatis, tincidunt metus congue, egestas neque. Nunc quis maximus ligula. Donec feugiat tortor nibh, et euismod massa feugiat eget. Aliquam sit amet metus ut nibh mattis venenatis. Nulla erat mi, vestibulum quis purus aliquam, condimentum tempor lacus. Aliquam erat volutpat. Vivamus magna turpis, maximus in neque rutrum, dictum blandit leo. Morbi vehicula congue nulla, quis ullamcorper tellus finibus mollis. </w:t>
+      </w:r>
+      <w:r>
+        <w:rPr>
+          <w:lang w:val="fr-FR"/>
+        </w:rPr>
+        <w:t>Sed id mauris at purus efficitur vulputate vitae a sapien</w:t>
+      </w:r>
+      <w:r>
+        <w:rPr>
+          <w:lang w:val="fr-FR"/>
+        </w:rPr>
+        <w:t>.</w:t>
+      </w:r>
+    </w:p>
+    <w:p>
+      <w:pPr>
+        <w:pStyle w:val="BodyText"/>
+        <w:rPr>
+          <w:lang w:val="fr-FR"/>
+        </w:rPr>
+      </w:pPr>
+      <w:r>
+        <w:rPr>
+          <w:lang w:val="en-CA"/>
+        </w:rPr>
+        <w:t xml:space="preserve">Lorem ipsum dolor sit amet, consectetur adipiscing elit. Phasellus eget turpis nec risus ultricies fringilla ac in arcu. </w:t>
+      </w:r>
+      <w:r>
+        <w:rPr>
+          <w:lang w:val="fr-FR"/>
+        </w:rPr>
+        <w:t xml:space="preserve">Vivamus faucibus venenatis nisi eget vestibulum. Integer nec est quis metus vulputate molestie. In quis est venenatis, tincidunt metus congue, egestas neque. Nunc quis maximus ligula. Donec feugiat tortor nibh, et euismod massa feugiat eget. Aliquam sit amet metus ut nibh mattis venenatis. Nulla erat mi, vestibulum quis purus aliquam, condimentum tempor lacus. Aliquam erat volutpat. Vivamus magna turpis, maximus in neque rutrum, dictum blandit leo. Morbi vehicula congue nulla, quis ullamcorper tellus finibus mollis. </w:t>
+      </w:r>
+      <w:r>
+        <w:rPr>
+          <w:lang w:val="fr-FR"/>
+        </w:rPr>
+        <w:t>Sed id mauris at purus efficitur vulputate vitae a sapien</w:t>
+      </w:r>
+      <w:r>
+        <w:rPr>
+          <w:lang w:val="fr-FR"/>
+        </w:rPr>
+        <w:t>.</w:t>
+      </w:r>
+    </w:p>
+    <w:p>
+      <w:pPr>
+        <w:pStyle w:val="BodyText"/>
+        <w:rPr>
+          <w:lang w:val="en-CA"/>
+        </w:rPr>
+      </w:pPr>
+      <w:r>
+        <w:rPr>
+          <w:lang w:val="en-CA"/>
+        </w:rPr>
+        <w:t xml:space="preserve">Lorem ipsum dolor sit amet, consectetur adipiscing elit. Phasellus eget turpis nec risus ultricies fringilla ac in arcu. </w:t>
+      </w:r>
+      <w:r>
+        <w:rPr>
+          <w:lang w:val="fr-FR"/>
+        </w:rPr>
+        <w:t xml:space="preserve">Vivamus faucibus venenatis nisi eget vestibulum. Integer nec est quis metus vulputate molestie. In quis est venenatis, tincidunt metus </w:t>
+      </w:r>
+      <w:r>
+        <w:rPr>
+          <w:lang w:val="fr-FR"/>
+        </w:rPr>
+        <w:lastRenderedPageBreak/>
+        <w:t xml:space="preserve">congue, egestas neque. Nunc quis maximus ligula. Donec feugiat tortor nibh, et euismod massa feugiat eget. Aliquam sit amet metus ut nibh mattis venenatis. Nulla erat mi, vestibulum quis purus aliquam, condimentum tempor lacus. Aliquam erat volutpat. Vivamus magna turpis, maximus in neque rutrum, dictum blandit leo. Morbi vehicula congue nulla, quis ullamcorper tellus finibus mollis. </w:t>
+      </w:r>
+      <w:r>
+        <w:rPr>
+          <w:lang w:val="en-CA"/>
+        </w:rPr>
+        <w:t>Sed id mauris at purus efficitur vulputate vitae a sapien.</w:t>
+      </w:r>
+    </w:p>
+    <w:p>
+      <w:pPr>
+        <w:pStyle w:val="BodyText"/>
+        <w:rPr>
+          <w:lang w:val="en-CA"/>
+        </w:rPr>
+      </w:pPr>
+      <w:r>
+        <w:rPr>
+          <w:lang w:val="en-CA"/>
+        </w:rPr>
+        <w:t xml:space="preserve">Lorem ipsum dolor sit amet, consectetur adipiscing elit. Phasellus eget turpis nec risus ultricies fringilla ac in arcu. </w:t>
+      </w:r>
+      <w:r>
+        <w:rPr>
+          <w:lang w:val="fr-FR"/>
+        </w:rPr>
+        <w:t xml:space="preserve">Vivamus faucibus venenatis nisi eget vestibulum. Integer nec est quis metus vulputate molestie. In quis est venenatis, tincidunt metus congue, egestas neque. Nunc quis maximus ligula. Donec feugiat tortor nibh, et euismod massa feugiat eget. Aliquam sit amet metus ut nibh mattis venenatis. Nulla erat mi, vestibulum quis purus aliquam, condimentum tempor lacus. Aliquam erat volutpat. Vivamus magna turpis, maximus in neque rutrum, dictum blandit leo. Morbi vehicula congue nulla, quis ullamcorper tellus finibus mollis. </w:t>
+      </w:r>
+      <w:r>
+        <w:rPr>
+          <w:lang w:val="en-CA"/>
+        </w:rPr>
+        <w:t>Sed id mauris at purus efficitur vulputate vitae a sapien.</w:t>
+      </w:r>
+    </w:p>
+    <w:p>
+      <w:pPr>
+        <w:pStyle w:val="BodyText"/>
+        <w:rPr>
+          <w:lang w:val="en-CA"/>
+        </w:rPr>
+      </w:pPr>
+      <w:r>
+        <w:rPr>
+          <w:lang w:val="en-CA"/>
+        </w:rPr>
+        <w:t xml:space="preserve">Lorem ipsum dolor sit amet, consectetur adipiscing elit. Phasellus eget turpis nec risus ultricies fringilla ac in arcu. </w:t>
+      </w:r>
+      <w:r>
+        <w:rPr>
+          <w:lang w:val="fr-FR"/>
+        </w:rPr>
+        <w:t xml:space="preserve">Vivamus faucibus venenatis nisi eget vestibulum. Integer nec est quis metus vulputate molestie. In quis est venenatis, tincidunt metus congue, egestas neque. Nunc quis maximus ligula. Donec feugiat tortor nibh, et euismod massa feugiat eget. Aliquam sit amet metus ut nibh mattis venenatis. Nulla erat mi, vestibulum quis purus aliquam, condimentum tempor lacus. Aliquam erat volutpat. Vivamus magna turpis, maximus in neque rutrum, dictum blandit leo. Morbi vehicula congue nulla, quis ullamcorper tellus finibus mollis. </w:t>
+      </w:r>
+      <w:r>
+        <w:rPr>
+          <w:lang w:val="en-CA"/>
+        </w:rPr>
+        <w:t>Sed id mauris at purus efficitur vulputate vitae a sapien.</w:t>
+      </w:r>
+    </w:p>
+    <w:p>
+      <w:pPr>
+        <w:pStyle w:val="BodyText"/>
+        <w:rPr>
+          <w:lang w:val="en-CA"/>
+        </w:rPr>
+      </w:pPr>
+      <w:r>
+        <w:rPr>
+          <w:lang w:val="en-CA"/>
+        </w:rPr>
+        <w:t xml:space="preserve">Lorem ipsum dolor sit amet, consectetur adipiscing elit. Phasellus eget turpis nec risus ultricies fringilla ac in arcu. </w:t>
+      </w:r>
+      <w:r>
+        <w:rPr>
+          <w:lang w:val="fr-FR"/>
+        </w:rPr>
+        <w:t xml:space="preserve">Vivamus faucibus venenatis nisi eget vestibulum. Integer nec est quis metus vulputate molestie. In quis est venenatis, tincidunt metus congue, egestas neque. Nunc quis maximus ligula. Donec feugiat tortor nibh, et euismod massa feugiat eget. Aliquam sit amet metus ut nibh mattis venenatis. Nulla erat mi, vestibulum quis purus aliquam, condimentum tempor lacus. Aliquam erat volutpat. Vivamus magna turpis, maximus in neque rutrum, dictum blandit leo. Morbi vehicula congue nulla, quis ullamcorper tellus finibus mollis. </w:t>
+      </w:r>
+      <w:r>
+        <w:rPr>
+          <w:lang w:val="en-CA"/>
+        </w:rPr>
+        <w:t>Sed id mauris at purus efficitur vulputate vitae a sapien.</w:t>
+      </w:r>
+    </w:p>
+    <w:p>
+      <w:pPr>
+        <w:pStyle w:val="BodyText"/>
+        <w:rPr>
+          <w:lang w:val="fr-FR"/>
+        </w:rPr>
+      </w:pPr>
+      <w:r>
+        <w:rPr>
+          <w:lang w:val="en-CA"/>
+        </w:rPr>
+        <w:t xml:space="preserve">Lorem ipsum dolor sit amet, consectetur adipiscing elit. Phasellus eget turpis nec risus ultricies fringilla ac in arcu. </w:t>
+      </w:r>
+      <w:r>
+        <w:rPr>
+          <w:lang w:val="fr-FR"/>
+        </w:rPr>
+        <w:t xml:space="preserve">Vivamus faucibus venenatis nisi eget vestibulum. </w:t>
+      </w:r>
+      <w:r>
+        <w:rPr>
+          <w:lang w:val="fr-FR"/>
+        </w:rPr>
+        <w:lastRenderedPageBreak/>
+        <w:t xml:space="preserve">Integer nec est quis metus vulputate molestie. In quis est venenatis, tincidunt metus congue, egestas neque. Nunc quis maximus ligula. Donec feugiat tortor nibh, et euismod massa feugiat eget. Aliquam sit amet metus ut nibh mattis venenatis. Nulla erat mi, vestibulum quis purus aliquam, condimentum tempor lacus. Aliquam erat volutpat. Vivamus magna turpis, maximus in neque rutrum, dictum blandit leo. Morbi vehicula congue nulla, quis ullamcorper tellus finibus mollis. </w:t>
+      </w:r>
+      <w:r>
+        <w:rPr>
+          <w:lang w:val="fr-FR"/>
+        </w:rPr>
+        <w:t>Sed id mauris at purus efficitur vulputate vitae a sapien</w:t>
+      </w:r>
+      <w:r>
+        <w:rPr>
+          <w:lang w:val="fr-FR"/>
+        </w:rPr>
+        <w:t>.</w:t>
+      </w:r>
+    </w:p>
+    <w:p>
+      <w:pPr>
+        <w:pStyle w:val="BodyText"/>
+        <w:rPr>
+          <w:lang w:val="fr-FR"/>
+        </w:rPr>
+      </w:pPr>
+    </w:p>
+    <w:p>
+      <w:pPr>
+        <w:pStyle w:val="BodyText"/>
+        <w:rPr>
+          <w:lang w:val="fr-FR"/>
+        </w:rPr>
+      </w:pPr>
+      <w:r>
+        <w:rPr>
+          <w:lang w:val="en-CA"/>
+        </w:rPr>
+        <w:t xml:space="preserve">Lorem ipsum dolor sit amet, consectetur adipiscing elit. Phasellus eget turpis nec risus ultricies fringilla ac in arcu. </w:t>
+      </w:r>
+      <w:r>
+        <w:rPr>
+          <w:lang w:val="fr-FR"/>
+        </w:rPr>
+        <w:t xml:space="preserve">Vivamus faucibus venenatis nisi eget vestibulum. Integer nec est quis metus vulputate molestie. In quis est venenatis, tincidunt metus congue, egestas neque. Nunc quis maximus ligula. Donec feugiat tortor nibh, et euismod massa feugiat eget. Aliquam sit amet metus ut nibh mattis venenatis. Nulla erat mi, vestibulum quis purus aliquam, condimentum tempor lacus. Aliquam erat volutpat. Vivamus magna turpis, maximus in neque rutrum, dictum blandit leo. Morbi vehicula congue nulla, quis ullamcorper tellus finibus mollis. </w:t>
+      </w:r>
+      <w:r>
+        <w:rPr>
+          <w:lang w:val="fr-FR"/>
+        </w:rPr>
+        <w:t>Sed id mauris at purus efficitur vulputate vitae a sapien</w:t>
+      </w:r>
+      <w:r>
+        <w:rPr>
+          <w:lang w:val="fr-FR"/>
+        </w:rPr>
+        <w:t>.</w:t>
+      </w:r>
     </w:p>
     <w:p>
       <w:pPr>
@@ -1075,1075 +1531,19 @@
         <w:rPr>
           <w:lang w:val="en-CA"/>
         </w:rPr>
-        <w:t xml:space="preserve">Lorem ipsum dolor </w:t>
-      </w:r>
-      <w:proofErr w:type="gramStart"/>
-      <w:r>
-        <w:rPr>
-          <w:lang w:val="en-CA"/>
-        </w:rPr>
-        <w:t>sit</w:t>
-      </w:r>
-      <w:proofErr w:type="gramEnd"/>
-      <w:r>
-        <w:rPr>
-          <w:lang w:val="en-CA"/>
-        </w:rPr>
-        <w:t xml:space="preserve"> </w:t>
-      </w:r>
-      <w:proofErr w:type="spellStart"/>
-      <w:r>
-        <w:rPr>
-          <w:lang w:val="en-CA"/>
-        </w:rPr>
-        <w:t>amet</w:t>
-      </w:r>
-      <w:proofErr w:type="spellEnd"/>
-      <w:r>
-        <w:rPr>
-          <w:lang w:val="en-CA"/>
-        </w:rPr>
-        <w:t xml:space="preserve">, </w:t>
-      </w:r>
-      <w:proofErr w:type="spellStart"/>
-      <w:r>
-        <w:rPr>
-          <w:lang w:val="en-CA"/>
-        </w:rPr>
-        <w:t>consectetur</w:t>
-      </w:r>
-      <w:proofErr w:type="spellEnd"/>
-      <w:r>
-        <w:rPr>
-          <w:lang w:val="en-CA"/>
-        </w:rPr>
-        <w:t xml:space="preserve"> </w:t>
-      </w:r>
-      <w:proofErr w:type="spellStart"/>
-      <w:r>
-        <w:rPr>
-          <w:lang w:val="en-CA"/>
-        </w:rPr>
-        <w:t>adipiscing</w:t>
-      </w:r>
-      <w:proofErr w:type="spellEnd"/>
-      <w:r>
-        <w:rPr>
-          <w:lang w:val="en-CA"/>
-        </w:rPr>
-        <w:t xml:space="preserve"> </w:t>
-      </w:r>
-      <w:proofErr w:type="spellStart"/>
-      <w:r>
-        <w:rPr>
-          <w:lang w:val="en-CA"/>
-        </w:rPr>
-        <w:t>elit</w:t>
-      </w:r>
-      <w:proofErr w:type="spellEnd"/>
-      <w:r>
-        <w:rPr>
-          <w:lang w:val="en-CA"/>
-        </w:rPr>
-        <w:t xml:space="preserve">. </w:t>
-      </w:r>
-      <w:proofErr w:type="spellStart"/>
-      <w:r>
-        <w:rPr>
-          <w:lang w:val="en-CA"/>
-        </w:rPr>
-        <w:t>Phasellus</w:t>
-      </w:r>
-      <w:proofErr w:type="spellEnd"/>
-      <w:r>
-        <w:rPr>
-          <w:lang w:val="en-CA"/>
-        </w:rPr>
-        <w:t xml:space="preserve"> </w:t>
-      </w:r>
-      <w:proofErr w:type="spellStart"/>
-      <w:r>
-        <w:rPr>
-          <w:lang w:val="en-CA"/>
-        </w:rPr>
-        <w:t>eget</w:t>
-      </w:r>
-      <w:proofErr w:type="spellEnd"/>
-      <w:r>
-        <w:rPr>
-          <w:lang w:val="en-CA"/>
-        </w:rPr>
-        <w:t xml:space="preserve"> </w:t>
-      </w:r>
-      <w:proofErr w:type="spellStart"/>
-      <w:r>
-        <w:rPr>
-          <w:lang w:val="en-CA"/>
-        </w:rPr>
-        <w:t>turpis</w:t>
-      </w:r>
-      <w:proofErr w:type="spellEnd"/>
-      <w:r>
-        <w:rPr>
-          <w:lang w:val="en-CA"/>
-        </w:rPr>
-        <w:t xml:space="preserve"> nec </w:t>
-      </w:r>
-      <w:proofErr w:type="spellStart"/>
-      <w:r>
-        <w:rPr>
-          <w:lang w:val="en-CA"/>
-        </w:rPr>
-        <w:t>risus</w:t>
-      </w:r>
-      <w:proofErr w:type="spellEnd"/>
-      <w:r>
-        <w:rPr>
-          <w:lang w:val="en-CA"/>
-        </w:rPr>
-        <w:t xml:space="preserve"> </w:t>
-      </w:r>
-      <w:proofErr w:type="spellStart"/>
-      <w:r>
-        <w:rPr>
-          <w:lang w:val="en-CA"/>
-        </w:rPr>
-        <w:t>ultricies</w:t>
-      </w:r>
-      <w:proofErr w:type="spellEnd"/>
-      <w:r>
-        <w:rPr>
-          <w:lang w:val="en-CA"/>
-        </w:rPr>
-        <w:t xml:space="preserve"> </w:t>
-      </w:r>
-      <w:proofErr w:type="spellStart"/>
-      <w:r>
-        <w:rPr>
-          <w:lang w:val="en-CA"/>
-        </w:rPr>
-        <w:t>fringilla</w:t>
-      </w:r>
-      <w:proofErr w:type="spellEnd"/>
-      <w:r>
-        <w:rPr>
-          <w:lang w:val="en-CA"/>
-        </w:rPr>
-        <w:t xml:space="preserve"> ac in </w:t>
-      </w:r>
-      <w:proofErr w:type="spellStart"/>
-      <w:r>
-        <w:rPr>
-          <w:lang w:val="en-CA"/>
-        </w:rPr>
-        <w:t>arcu</w:t>
-      </w:r>
-      <w:proofErr w:type="spellEnd"/>
-      <w:r>
-        <w:rPr>
-          <w:lang w:val="en-CA"/>
-        </w:rPr>
-        <w:t xml:space="preserve">. </w:t>
-      </w:r>
-      <w:proofErr w:type="spellStart"/>
-      <w:r>
-        <w:rPr>
-          <w:lang w:val="fr-FR"/>
-        </w:rPr>
-        <w:t>Vivamus</w:t>
-      </w:r>
-      <w:proofErr w:type="spellEnd"/>
-      <w:r>
-        <w:rPr>
-          <w:lang w:val="fr-FR"/>
-        </w:rPr>
-        <w:t xml:space="preserve"> </w:t>
-      </w:r>
-      <w:proofErr w:type="spellStart"/>
-      <w:r>
-        <w:rPr>
-          <w:lang w:val="fr-FR"/>
-        </w:rPr>
-        <w:t>faucibus</w:t>
-      </w:r>
-      <w:proofErr w:type="spellEnd"/>
-      <w:r>
-        <w:rPr>
-          <w:lang w:val="fr-FR"/>
-        </w:rPr>
-        <w:t xml:space="preserve"> </w:t>
-      </w:r>
-      <w:proofErr w:type="spellStart"/>
-      <w:r>
-        <w:rPr>
-          <w:lang w:val="fr-FR"/>
-        </w:rPr>
-        <w:t>venenatis</w:t>
-      </w:r>
-      <w:proofErr w:type="spellEnd"/>
-      <w:r>
-        <w:rPr>
-          <w:lang w:val="fr-FR"/>
-        </w:rPr>
-        <w:t xml:space="preserve"> </w:t>
-      </w:r>
-      <w:proofErr w:type="spellStart"/>
-      <w:r>
-        <w:rPr>
-          <w:lang w:val="fr-FR"/>
-        </w:rPr>
-        <w:t>nisi</w:t>
-      </w:r>
-      <w:proofErr w:type="spellEnd"/>
-      <w:r>
-        <w:rPr>
-          <w:lang w:val="fr-FR"/>
-        </w:rPr>
-        <w:t xml:space="preserve"> </w:t>
-      </w:r>
-      <w:proofErr w:type="spellStart"/>
-      <w:r>
-        <w:rPr>
-          <w:lang w:val="fr-FR"/>
-        </w:rPr>
-        <w:t>eget</w:t>
-      </w:r>
-      <w:proofErr w:type="spellEnd"/>
-      <w:r>
-        <w:rPr>
-          <w:lang w:val="fr-FR"/>
-        </w:rPr>
-        <w:t xml:space="preserve"> </w:t>
-      </w:r>
-      <w:proofErr w:type="spellStart"/>
-      <w:r>
-        <w:rPr>
-          <w:lang w:val="fr-FR"/>
-        </w:rPr>
-        <w:t>vestibulum</w:t>
-      </w:r>
-      <w:proofErr w:type="spellEnd"/>
-      <w:r>
-        <w:rPr>
-          <w:lang w:val="fr-FR"/>
-        </w:rPr>
-        <w:t xml:space="preserve">. Integer nec est </w:t>
-      </w:r>
-      <w:proofErr w:type="spellStart"/>
-      <w:r>
-        <w:rPr>
-          <w:lang w:val="fr-FR"/>
-        </w:rPr>
-        <w:t>quis</w:t>
-      </w:r>
-      <w:proofErr w:type="spellEnd"/>
-      <w:r>
-        <w:rPr>
-          <w:lang w:val="fr-FR"/>
-        </w:rPr>
-        <w:t xml:space="preserve"> </w:t>
-      </w:r>
-      <w:proofErr w:type="spellStart"/>
-      <w:r>
-        <w:rPr>
-          <w:lang w:val="fr-FR"/>
-        </w:rPr>
-        <w:t>metus</w:t>
-      </w:r>
-      <w:proofErr w:type="spellEnd"/>
-      <w:r>
-        <w:rPr>
-          <w:lang w:val="fr-FR"/>
-        </w:rPr>
-        <w:t xml:space="preserve"> </w:t>
-      </w:r>
-      <w:proofErr w:type="spellStart"/>
-      <w:r>
-        <w:rPr>
-          <w:lang w:val="fr-FR"/>
-        </w:rPr>
-        <w:t>vulputate</w:t>
-      </w:r>
-      <w:proofErr w:type="spellEnd"/>
-      <w:r>
-        <w:rPr>
-          <w:lang w:val="fr-FR"/>
-        </w:rPr>
-        <w:t xml:space="preserve"> </w:t>
-      </w:r>
-      <w:proofErr w:type="spellStart"/>
-      <w:r>
-        <w:rPr>
-          <w:lang w:val="fr-FR"/>
-        </w:rPr>
-        <w:t>molestie</w:t>
-      </w:r>
-      <w:proofErr w:type="spellEnd"/>
-      <w:r>
-        <w:rPr>
-          <w:lang w:val="fr-FR"/>
-        </w:rPr>
-        <w:t xml:space="preserve">. In </w:t>
-      </w:r>
-      <w:proofErr w:type="spellStart"/>
-      <w:r>
-        <w:rPr>
-          <w:lang w:val="fr-FR"/>
-        </w:rPr>
-        <w:t>quis</w:t>
-      </w:r>
-      <w:proofErr w:type="spellEnd"/>
-      <w:r>
-        <w:rPr>
-          <w:lang w:val="fr-FR"/>
-        </w:rPr>
-        <w:t xml:space="preserve"> est </w:t>
-      </w:r>
-      <w:proofErr w:type="spellStart"/>
-      <w:r>
-        <w:rPr>
-          <w:lang w:val="fr-FR"/>
-        </w:rPr>
-        <w:t>venenatis</w:t>
-      </w:r>
-      <w:proofErr w:type="spellEnd"/>
-      <w:r>
-        <w:rPr>
-          <w:lang w:val="fr-FR"/>
-        </w:rPr>
-        <w:t xml:space="preserve">, </w:t>
-      </w:r>
-      <w:proofErr w:type="spellStart"/>
-      <w:r>
-        <w:rPr>
-          <w:lang w:val="fr-FR"/>
-        </w:rPr>
-        <w:t>tincidunt</w:t>
-      </w:r>
-      <w:proofErr w:type="spellEnd"/>
-      <w:r>
-        <w:rPr>
-          <w:lang w:val="fr-FR"/>
-        </w:rPr>
-        <w:t xml:space="preserve"> </w:t>
-      </w:r>
-      <w:proofErr w:type="spellStart"/>
-      <w:r>
-        <w:rPr>
-          <w:lang w:val="fr-FR"/>
-        </w:rPr>
-        <w:t>metus</w:t>
-      </w:r>
-      <w:proofErr w:type="spellEnd"/>
-      <w:r>
-        <w:rPr>
-          <w:lang w:val="fr-FR"/>
-        </w:rPr>
-        <w:t xml:space="preserve"> </w:t>
-      </w:r>
-      <w:proofErr w:type="spellStart"/>
-      <w:r>
-        <w:rPr>
-          <w:lang w:val="fr-FR"/>
-        </w:rPr>
-        <w:t>congue</w:t>
-      </w:r>
-      <w:proofErr w:type="spellEnd"/>
-      <w:r>
-        <w:rPr>
-          <w:lang w:val="fr-FR"/>
-        </w:rPr>
-        <w:t xml:space="preserve">, </w:t>
-      </w:r>
-      <w:proofErr w:type="spellStart"/>
-      <w:r>
-        <w:rPr>
-          <w:lang w:val="fr-FR"/>
-        </w:rPr>
-        <w:t>egestas</w:t>
-      </w:r>
-      <w:proofErr w:type="spellEnd"/>
-      <w:r>
-        <w:rPr>
-          <w:lang w:val="fr-FR"/>
-        </w:rPr>
-        <w:t xml:space="preserve"> </w:t>
-      </w:r>
-      <w:proofErr w:type="spellStart"/>
-      <w:r>
-        <w:rPr>
-          <w:lang w:val="fr-FR"/>
-        </w:rPr>
-        <w:t>neque</w:t>
-      </w:r>
-      <w:proofErr w:type="spellEnd"/>
-      <w:r>
-        <w:rPr>
-          <w:lang w:val="fr-FR"/>
-        </w:rPr>
-        <w:t xml:space="preserve">. Nunc </w:t>
-      </w:r>
-      <w:proofErr w:type="spellStart"/>
-      <w:r>
-        <w:rPr>
-          <w:lang w:val="fr-FR"/>
-        </w:rPr>
-        <w:t>quis</w:t>
-      </w:r>
-      <w:proofErr w:type="spellEnd"/>
-      <w:r>
-        <w:rPr>
-          <w:lang w:val="fr-FR"/>
-        </w:rPr>
-        <w:t xml:space="preserve"> </w:t>
-      </w:r>
-      <w:proofErr w:type="spellStart"/>
-      <w:r>
-        <w:rPr>
-          <w:lang w:val="fr-FR"/>
-        </w:rPr>
-        <w:t>maximus</w:t>
-      </w:r>
-      <w:proofErr w:type="spellEnd"/>
-      <w:r>
-        <w:rPr>
-          <w:lang w:val="fr-FR"/>
-        </w:rPr>
-        <w:t xml:space="preserve"> </w:t>
-      </w:r>
-      <w:proofErr w:type="spellStart"/>
-      <w:r>
-        <w:rPr>
-          <w:lang w:val="fr-FR"/>
-        </w:rPr>
-        <w:t>ligula</w:t>
-      </w:r>
-      <w:proofErr w:type="spellEnd"/>
-      <w:r>
-        <w:rPr>
-          <w:lang w:val="fr-FR"/>
-        </w:rPr>
-        <w:t xml:space="preserve">. </w:t>
-      </w:r>
-      <w:proofErr w:type="spellStart"/>
-      <w:r>
-        <w:rPr>
-          <w:lang w:val="fr-FR"/>
-        </w:rPr>
-        <w:t>Donec</w:t>
-      </w:r>
-      <w:proofErr w:type="spellEnd"/>
-      <w:r>
-        <w:rPr>
-          <w:lang w:val="fr-FR"/>
-        </w:rPr>
-        <w:t xml:space="preserve"> </w:t>
-      </w:r>
-      <w:proofErr w:type="spellStart"/>
-      <w:r>
-        <w:rPr>
-          <w:lang w:val="fr-FR"/>
-        </w:rPr>
-        <w:t>feugiat</w:t>
-      </w:r>
-      <w:proofErr w:type="spellEnd"/>
-      <w:r>
-        <w:rPr>
-          <w:lang w:val="fr-FR"/>
-        </w:rPr>
-        <w:t xml:space="preserve"> </w:t>
-      </w:r>
-      <w:proofErr w:type="spellStart"/>
-      <w:r>
-        <w:rPr>
-          <w:lang w:val="fr-FR"/>
-        </w:rPr>
-        <w:t>tortor</w:t>
-      </w:r>
-      <w:proofErr w:type="spellEnd"/>
-      <w:r>
-        <w:rPr>
-          <w:lang w:val="fr-FR"/>
-        </w:rPr>
-        <w:t xml:space="preserve"> </w:t>
-      </w:r>
-      <w:proofErr w:type="spellStart"/>
-      <w:r>
-        <w:rPr>
-          <w:lang w:val="fr-FR"/>
-        </w:rPr>
-        <w:t>nibh</w:t>
-      </w:r>
-      <w:proofErr w:type="spellEnd"/>
-      <w:r>
-        <w:rPr>
-          <w:lang w:val="fr-FR"/>
-        </w:rPr>
-        <w:t xml:space="preserve">, et </w:t>
-      </w:r>
-      <w:proofErr w:type="spellStart"/>
-      <w:r>
-        <w:rPr>
-          <w:lang w:val="fr-FR"/>
-        </w:rPr>
-        <w:t>euismod</w:t>
-      </w:r>
-      <w:proofErr w:type="spellEnd"/>
-      <w:r>
-        <w:rPr>
-          <w:lang w:val="fr-FR"/>
-        </w:rPr>
-        <w:t xml:space="preserve"> massa </w:t>
-      </w:r>
-      <w:proofErr w:type="spellStart"/>
-      <w:r>
-        <w:rPr>
-          <w:lang w:val="fr-FR"/>
-        </w:rPr>
-        <w:t>feugiat</w:t>
-      </w:r>
-      <w:proofErr w:type="spellEnd"/>
-      <w:r>
-        <w:rPr>
-          <w:lang w:val="fr-FR"/>
-        </w:rPr>
-        <w:t xml:space="preserve"> </w:t>
-      </w:r>
-      <w:proofErr w:type="spellStart"/>
-      <w:r>
-        <w:rPr>
-          <w:lang w:val="fr-FR"/>
-        </w:rPr>
-        <w:t>eget</w:t>
-      </w:r>
-      <w:proofErr w:type="spellEnd"/>
-      <w:r>
-        <w:rPr>
-          <w:lang w:val="fr-FR"/>
-        </w:rPr>
-        <w:t xml:space="preserve">. </w:t>
-      </w:r>
-      <w:proofErr w:type="spellStart"/>
-      <w:r>
-        <w:rPr>
-          <w:lang w:val="fr-FR"/>
-        </w:rPr>
-        <w:t>Aliquam</w:t>
-      </w:r>
-      <w:proofErr w:type="spellEnd"/>
-      <w:r>
-        <w:rPr>
-          <w:lang w:val="fr-FR"/>
-        </w:rPr>
-        <w:t xml:space="preserve"> </w:t>
-      </w:r>
-      <w:proofErr w:type="spellStart"/>
-      <w:r>
-        <w:rPr>
-          <w:lang w:val="fr-FR"/>
-        </w:rPr>
-        <w:t>sit</w:t>
-      </w:r>
-      <w:proofErr w:type="spellEnd"/>
-      <w:r>
-        <w:rPr>
-          <w:lang w:val="fr-FR"/>
-        </w:rPr>
-        <w:t xml:space="preserve"> </w:t>
-      </w:r>
-      <w:proofErr w:type="spellStart"/>
-      <w:r>
-        <w:rPr>
-          <w:lang w:val="fr-FR"/>
-        </w:rPr>
-        <w:t>amet</w:t>
-      </w:r>
-      <w:proofErr w:type="spellEnd"/>
-      <w:r>
-        <w:rPr>
-          <w:lang w:val="fr-FR"/>
-        </w:rPr>
-        <w:t xml:space="preserve"> </w:t>
-      </w:r>
-      <w:proofErr w:type="spellStart"/>
-      <w:r>
-        <w:rPr>
-          <w:lang w:val="fr-FR"/>
-        </w:rPr>
-        <w:t>metus</w:t>
-      </w:r>
-      <w:proofErr w:type="spellEnd"/>
-      <w:r>
-        <w:rPr>
-          <w:lang w:val="fr-FR"/>
-        </w:rPr>
-        <w:t xml:space="preserve"> ut </w:t>
-      </w:r>
-      <w:proofErr w:type="spellStart"/>
-      <w:r>
-        <w:rPr>
-          <w:lang w:val="fr-FR"/>
-        </w:rPr>
-        <w:t>nibh</w:t>
-      </w:r>
-      <w:proofErr w:type="spellEnd"/>
-      <w:r>
-        <w:rPr>
-          <w:lang w:val="fr-FR"/>
-        </w:rPr>
-        <w:t xml:space="preserve"> </w:t>
-      </w:r>
-      <w:proofErr w:type="spellStart"/>
-      <w:r>
-        <w:rPr>
-          <w:lang w:val="fr-FR"/>
-        </w:rPr>
-        <w:t>mattis</w:t>
-      </w:r>
-      <w:proofErr w:type="spellEnd"/>
-      <w:r>
-        <w:rPr>
-          <w:lang w:val="fr-FR"/>
-        </w:rPr>
-        <w:t xml:space="preserve"> </w:t>
-      </w:r>
-      <w:proofErr w:type="spellStart"/>
-      <w:r>
-        <w:rPr>
-          <w:lang w:val="fr-FR"/>
-        </w:rPr>
-        <w:t>venenatis</w:t>
-      </w:r>
-      <w:proofErr w:type="spellEnd"/>
-      <w:r>
-        <w:rPr>
-          <w:lang w:val="fr-FR"/>
-        </w:rPr>
-        <w:t xml:space="preserve">. </w:t>
-      </w:r>
-      <w:proofErr w:type="spellStart"/>
-      <w:r>
-        <w:rPr>
-          <w:lang w:val="fr-FR"/>
-        </w:rPr>
-        <w:t>Nulla</w:t>
-      </w:r>
-      <w:proofErr w:type="spellEnd"/>
-      <w:r>
-        <w:rPr>
-          <w:lang w:val="fr-FR"/>
-        </w:rPr>
-        <w:t xml:space="preserve"> erat mi, </w:t>
-      </w:r>
-      <w:proofErr w:type="spellStart"/>
-      <w:r>
-        <w:rPr>
-          <w:lang w:val="fr-FR"/>
-        </w:rPr>
-        <w:t>vestibulum</w:t>
-      </w:r>
-      <w:proofErr w:type="spellEnd"/>
-      <w:r>
-        <w:rPr>
-          <w:lang w:val="fr-FR"/>
-        </w:rPr>
-        <w:t xml:space="preserve"> </w:t>
-      </w:r>
-      <w:proofErr w:type="spellStart"/>
-      <w:r>
-        <w:rPr>
-          <w:lang w:val="fr-FR"/>
-        </w:rPr>
-        <w:t>quis</w:t>
-      </w:r>
-      <w:proofErr w:type="spellEnd"/>
-      <w:r>
-        <w:rPr>
-          <w:lang w:val="fr-FR"/>
-        </w:rPr>
-        <w:t xml:space="preserve"> </w:t>
-      </w:r>
-      <w:proofErr w:type="spellStart"/>
-      <w:r>
-        <w:rPr>
-          <w:lang w:val="fr-FR"/>
-        </w:rPr>
-        <w:t>purus</w:t>
-      </w:r>
-      <w:proofErr w:type="spellEnd"/>
-      <w:r>
-        <w:rPr>
-          <w:lang w:val="fr-FR"/>
-        </w:rPr>
-        <w:t xml:space="preserve"> </w:t>
-      </w:r>
-      <w:proofErr w:type="spellStart"/>
-      <w:r>
-        <w:rPr>
-          <w:lang w:val="fr-FR"/>
-        </w:rPr>
-        <w:t>aliquam</w:t>
-      </w:r>
-      <w:proofErr w:type="spellEnd"/>
-      <w:r>
-        <w:rPr>
-          <w:lang w:val="fr-FR"/>
-        </w:rPr>
-        <w:t xml:space="preserve">, </w:t>
-      </w:r>
-      <w:proofErr w:type="spellStart"/>
-      <w:r>
-        <w:rPr>
-          <w:lang w:val="fr-FR"/>
-        </w:rPr>
-        <w:t>condimentum</w:t>
-      </w:r>
-      <w:proofErr w:type="spellEnd"/>
-      <w:r>
-        <w:rPr>
-          <w:lang w:val="fr-FR"/>
-        </w:rPr>
-        <w:t xml:space="preserve"> </w:t>
-      </w:r>
-      <w:proofErr w:type="spellStart"/>
-      <w:r>
-        <w:rPr>
-          <w:lang w:val="fr-FR"/>
-        </w:rPr>
-        <w:t>tempor</w:t>
-      </w:r>
-      <w:proofErr w:type="spellEnd"/>
-      <w:r>
-        <w:rPr>
-          <w:lang w:val="fr-FR"/>
-        </w:rPr>
-        <w:t xml:space="preserve"> </w:t>
-      </w:r>
-      <w:proofErr w:type="spellStart"/>
-      <w:r>
-        <w:rPr>
-          <w:lang w:val="fr-FR"/>
-        </w:rPr>
-        <w:t>lacus</w:t>
-      </w:r>
-      <w:proofErr w:type="spellEnd"/>
-      <w:r>
-        <w:rPr>
-          <w:lang w:val="fr-FR"/>
-        </w:rPr>
-        <w:t xml:space="preserve">. </w:t>
-      </w:r>
-      <w:proofErr w:type="spellStart"/>
-      <w:r>
-        <w:rPr>
-          <w:lang w:val="fr-FR"/>
-        </w:rPr>
-        <w:t>Aliquam</w:t>
-      </w:r>
-      <w:proofErr w:type="spellEnd"/>
-      <w:r>
-        <w:rPr>
-          <w:lang w:val="fr-FR"/>
-        </w:rPr>
-        <w:t xml:space="preserve"> erat </w:t>
-      </w:r>
-      <w:proofErr w:type="spellStart"/>
-      <w:r>
-        <w:rPr>
-          <w:lang w:val="fr-FR"/>
-        </w:rPr>
-        <w:t>volutpat</w:t>
-      </w:r>
-      <w:proofErr w:type="spellEnd"/>
-      <w:r>
-        <w:rPr>
-          <w:lang w:val="fr-FR"/>
-        </w:rPr>
-        <w:t xml:space="preserve">. </w:t>
-      </w:r>
-      <w:proofErr w:type="spellStart"/>
-      <w:r>
-        <w:rPr>
-          <w:lang w:val="fr-FR"/>
-        </w:rPr>
-        <w:t>Vivamus</w:t>
-      </w:r>
-      <w:proofErr w:type="spellEnd"/>
-      <w:r>
-        <w:rPr>
-          <w:lang w:val="fr-FR"/>
-        </w:rPr>
-        <w:t xml:space="preserve"> magna </w:t>
-      </w:r>
-      <w:proofErr w:type="spellStart"/>
-      <w:r>
-        <w:rPr>
-          <w:lang w:val="fr-FR"/>
-        </w:rPr>
-        <w:t>turpis</w:t>
-      </w:r>
-      <w:proofErr w:type="spellEnd"/>
-      <w:r>
-        <w:rPr>
-          <w:lang w:val="fr-FR"/>
-        </w:rPr>
-        <w:t xml:space="preserve">, </w:t>
-      </w:r>
-      <w:proofErr w:type="spellStart"/>
-      <w:r>
-        <w:rPr>
-          <w:lang w:val="fr-FR"/>
-        </w:rPr>
-        <w:t>maximus</w:t>
-      </w:r>
-      <w:proofErr w:type="spellEnd"/>
-      <w:r>
-        <w:rPr>
-          <w:lang w:val="fr-FR"/>
-        </w:rPr>
-        <w:t xml:space="preserve"> in </w:t>
-      </w:r>
-      <w:proofErr w:type="spellStart"/>
-      <w:r>
-        <w:rPr>
-          <w:lang w:val="fr-FR"/>
-        </w:rPr>
-        <w:t>neque</w:t>
-      </w:r>
-      <w:proofErr w:type="spellEnd"/>
-      <w:r>
-        <w:rPr>
-          <w:lang w:val="fr-FR"/>
-        </w:rPr>
-        <w:t xml:space="preserve"> </w:t>
-      </w:r>
-      <w:proofErr w:type="spellStart"/>
-      <w:r>
-        <w:rPr>
-          <w:lang w:val="fr-FR"/>
-        </w:rPr>
-        <w:t>rutrum</w:t>
-      </w:r>
-      <w:proofErr w:type="spellEnd"/>
-      <w:r>
-        <w:rPr>
-          <w:lang w:val="fr-FR"/>
-        </w:rPr>
-        <w:t xml:space="preserve">, dictum </w:t>
-      </w:r>
-      <w:proofErr w:type="spellStart"/>
-      <w:r>
-        <w:rPr>
-          <w:lang w:val="fr-FR"/>
-        </w:rPr>
-        <w:t>blandit</w:t>
-      </w:r>
-      <w:proofErr w:type="spellEnd"/>
-      <w:r>
-        <w:rPr>
-          <w:lang w:val="fr-FR"/>
-        </w:rPr>
-        <w:t xml:space="preserve"> </w:t>
-      </w:r>
-      <w:proofErr w:type="spellStart"/>
-      <w:r>
-        <w:rPr>
-          <w:lang w:val="fr-FR"/>
-        </w:rPr>
-        <w:t>leo</w:t>
-      </w:r>
-      <w:proofErr w:type="spellEnd"/>
-      <w:r>
-        <w:rPr>
-          <w:lang w:val="fr-FR"/>
-        </w:rPr>
-        <w:t xml:space="preserve">. Morbi </w:t>
-      </w:r>
-      <w:proofErr w:type="spellStart"/>
-      <w:r>
-        <w:rPr>
-          <w:lang w:val="fr-FR"/>
-        </w:rPr>
-        <w:t>vehicula</w:t>
-      </w:r>
-      <w:proofErr w:type="spellEnd"/>
-      <w:r>
-        <w:rPr>
-          <w:lang w:val="fr-FR"/>
-        </w:rPr>
-        <w:t xml:space="preserve"> </w:t>
-      </w:r>
-      <w:proofErr w:type="spellStart"/>
-      <w:r>
-        <w:rPr>
-          <w:lang w:val="fr-FR"/>
-        </w:rPr>
-        <w:t>congue</w:t>
-      </w:r>
-      <w:proofErr w:type="spellEnd"/>
-      <w:r>
-        <w:rPr>
-          <w:lang w:val="fr-FR"/>
-        </w:rPr>
-        <w:t xml:space="preserve"> </w:t>
-      </w:r>
-      <w:proofErr w:type="spellStart"/>
-      <w:r>
-        <w:rPr>
-          <w:lang w:val="fr-FR"/>
-        </w:rPr>
-        <w:t>nulla</w:t>
-      </w:r>
-      <w:proofErr w:type="spellEnd"/>
-      <w:r>
-        <w:rPr>
-          <w:lang w:val="fr-FR"/>
-        </w:rPr>
-        <w:t xml:space="preserve">, </w:t>
-      </w:r>
-      <w:proofErr w:type="spellStart"/>
-      <w:r>
-        <w:rPr>
-          <w:lang w:val="fr-FR"/>
-        </w:rPr>
-        <w:t>quis</w:t>
-      </w:r>
-      <w:proofErr w:type="spellEnd"/>
-      <w:r>
-        <w:rPr>
-          <w:lang w:val="fr-FR"/>
-        </w:rPr>
-        <w:t xml:space="preserve"> </w:t>
-      </w:r>
-      <w:proofErr w:type="spellStart"/>
-      <w:r>
-        <w:rPr>
-          <w:lang w:val="fr-FR"/>
-        </w:rPr>
-        <w:t>ullamcorper</w:t>
-      </w:r>
-      <w:proofErr w:type="spellEnd"/>
-      <w:r>
-        <w:rPr>
-          <w:lang w:val="fr-FR"/>
-        </w:rPr>
-        <w:t xml:space="preserve"> </w:t>
-      </w:r>
-      <w:proofErr w:type="spellStart"/>
-      <w:r>
-        <w:rPr>
-          <w:lang w:val="fr-FR"/>
-        </w:rPr>
-        <w:t>tellus</w:t>
-      </w:r>
-      <w:proofErr w:type="spellEnd"/>
-      <w:r>
-        <w:rPr>
-          <w:lang w:val="fr-FR"/>
-        </w:rPr>
-        <w:t xml:space="preserve"> </w:t>
-      </w:r>
-      <w:proofErr w:type="spellStart"/>
-      <w:r>
-        <w:rPr>
-          <w:lang w:val="fr-FR"/>
-        </w:rPr>
-        <w:t>finibus</w:t>
-      </w:r>
-      <w:proofErr w:type="spellEnd"/>
-      <w:r>
-        <w:rPr>
-          <w:lang w:val="fr-FR"/>
-        </w:rPr>
-        <w:t xml:space="preserve"> mollis. </w:t>
-      </w:r>
-      <w:r>
-        <w:rPr>
-          <w:lang w:val="fr-FR"/>
-        </w:rPr>
-        <w:t xml:space="preserve">Sed id </w:t>
-      </w:r>
-      <w:proofErr w:type="spellStart"/>
-      <w:r>
-        <w:rPr>
-          <w:lang w:val="fr-FR"/>
-        </w:rPr>
-        <w:t>mauris</w:t>
-      </w:r>
-      <w:proofErr w:type="spellEnd"/>
-      <w:r>
-        <w:rPr>
-          <w:lang w:val="fr-FR"/>
-        </w:rPr>
-        <w:t xml:space="preserve"> at </w:t>
-      </w:r>
-      <w:proofErr w:type="spellStart"/>
-      <w:r>
-        <w:rPr>
-          <w:lang w:val="fr-FR"/>
-        </w:rPr>
-        <w:t>purus</w:t>
-      </w:r>
-      <w:proofErr w:type="spellEnd"/>
-      <w:r>
-        <w:rPr>
-          <w:lang w:val="fr-FR"/>
-        </w:rPr>
-        <w:t xml:space="preserve"> </w:t>
-      </w:r>
-      <w:proofErr w:type="spellStart"/>
-      <w:r>
-        <w:rPr>
-          <w:lang w:val="fr-FR"/>
-        </w:rPr>
-        <w:t>efficitur</w:t>
-      </w:r>
-      <w:proofErr w:type="spellEnd"/>
-      <w:r>
-        <w:rPr>
-          <w:lang w:val="fr-FR"/>
-        </w:rPr>
-        <w:t xml:space="preserve"> </w:t>
-      </w:r>
-      <w:proofErr w:type="spellStart"/>
-      <w:r>
-        <w:rPr>
-          <w:lang w:val="fr-FR"/>
-        </w:rPr>
-        <w:t>vulputate</w:t>
-      </w:r>
-      <w:proofErr w:type="spellEnd"/>
-      <w:r>
-        <w:rPr>
-          <w:lang w:val="fr-FR"/>
-        </w:rPr>
-        <w:t xml:space="preserve"> vitae a </w:t>
-      </w:r>
-      <w:proofErr w:type="spellStart"/>
-      <w:r>
-        <w:rPr>
-          <w:lang w:val="fr-FR"/>
-        </w:rPr>
-        <w:t>sapien</w:t>
-      </w:r>
-      <w:proofErr w:type="spellEnd"/>
-      <w:r>
-        <w:rPr>
-          <w:lang w:val="fr-FR"/>
-        </w:rPr>
-        <w:t>.</w:t>
-      </w:r>
-      <w:r>
-        <w:rPr>
-          <w:lang w:val="fr-FR"/>
-        </w:rPr>
-        <w:t xml:space="preserve"> </w:t>
-      </w:r>
-      <w:r>
-        <w:rPr>
-          <w:rStyle w:val="VerbatimChar"/>
-        </w:rPr>
-        <w:t>Verbatim Char</w:t>
+        <w:t xml:space="preserve">Lorem ipsum dolor sit amet, consectetur adipiscing elit. Phasellus eget turpis nec risus ultricies fringilla ac in arcu. </w:t>
+      </w:r>
+      <w:r>
+        <w:rPr>
+          <w:lang w:val="fr-FR"/>
+        </w:rPr>
+        <w:t xml:space="preserve">Vivamus faucibus venenatis nisi eget vestibulum. Integer nec est quis metus vulputate molestie. In quis est venenatis, tincidunt metus congue, egestas neque. Nunc quis maximus ligula. Donec feugiat tortor nibh, et euismod massa feugiat eget. Aliquam sit amet metus ut nibh mattis venenatis. Nulla erat mi, vestibulum quis purus aliquam, condimentum tempor lacus. Aliquam erat volutpat. Vivamus magna turpis, maximus in neque rutrum, dictum blandit leo. Morbi vehicula congue nulla, quis ullamcorper tellus finibus mollis. </w:t>
+      </w:r>
+      <w:r>
+        <w:rPr>
+          <w:lang w:val="fr-FR"/>
+        </w:rPr>
+        <w:t>Sed id mauris at purus efficitur vulputate vitae a sapien.</w:t>
       </w:r>
     </w:p>
     <w:p>
@@ -2174,1204 +1574,114 @@
         <w:rPr>
           <w:lang w:val="fr-FR"/>
         </w:rPr>
-        <w:t xml:space="preserve">Lorem ipsum </w:t>
-      </w:r>
-      <w:proofErr w:type="spellStart"/>
-      <w:r>
-        <w:rPr>
-          <w:lang w:val="fr-FR"/>
-        </w:rPr>
-        <w:t>dolor</w:t>
-      </w:r>
-      <w:proofErr w:type="spellEnd"/>
-      <w:r>
-        <w:rPr>
-          <w:lang w:val="fr-FR"/>
+        <w:t xml:space="preserve">Lorem ipsum dolor sit amet, consectetur adipiscing elit. </w:t>
+      </w:r>
+      <w:r>
+        <w:rPr>
+          <w:lang w:val="fr-FR"/>
+        </w:rPr>
+        <w:t xml:space="preserve">Phasellus eget turpis nec risus ultricies fringilla ac in arcu. </w:t>
+      </w:r>
+      <w:r>
+        <w:rPr>
+          <w:lang w:val="fr-FR"/>
+        </w:rPr>
+        <w:t xml:space="preserve">Vivamus faucibus venenatis nisi eget vestibulum. Integer nec est quis metus vulputate molestie. In quis est venenatis, tincidunt metus congue, egestas neque. Nunc quis maximus ligula. Donec feugiat tortor nibh, et euismod massa feugiat eget. Aliquam sit amet metus ut nibh mattis venenatis. Nulla erat mi, vestibulum quis purus aliquam, condimentum tempor lacus. Aliquam erat volutpat. Vivamus magna turpis, maximus in neque rutrum, dictum blandit leo. Morbi vehicula congue nulla, quis ullamcorper tellus finibus mollis. </w:t>
+      </w:r>
+      <w:r>
+        <w:rPr>
+          <w:lang w:val="en-CA"/>
+        </w:rPr>
+        <w:t>Sed id mauris at purus efficitur vulputate vitae a sapien.</w:t>
+      </w:r>
+      <w:r>
+        <w:rPr>
+          <w:lang w:val="en-CA"/>
         </w:rPr>
         <w:t xml:space="preserve"> </w:t>
       </w:r>
-      <w:proofErr w:type="spellStart"/>
-      <w:r>
-        <w:rPr>
-          <w:lang w:val="fr-FR"/>
-        </w:rPr>
-        <w:t>sit</w:t>
-      </w:r>
-      <w:proofErr w:type="spellEnd"/>
+    </w:p>
+    <w:p>
+      <w:pPr>
+        <w:pStyle w:val="Heading2"/>
+        <w:rPr>
+          <w:lang w:val="en-CA"/>
+        </w:rPr>
+      </w:pPr>
+      <w:r>
+        <w:rPr>
+          <w:lang w:val="en-CA"/>
+        </w:rPr>
+        <w:t xml:space="preserve">Why </w:t>
+      </w:r>
+      <w:r>
+        <w:rPr>
+          <w:lang w:val="en-CA"/>
+        </w:rPr>
+        <w:t>This Study?</w:t>
+      </w:r>
+    </w:p>
+    <w:p>
+      <w:pPr>
+        <w:pStyle w:val="BodyText"/>
+        <w:rPr>
+          <w:lang w:val="fr-FR"/>
+        </w:rPr>
+      </w:pPr>
+      <w:r>
+        <w:rPr>
+          <w:lang w:val="fr-FR"/>
+        </w:rPr>
+        <w:t>Mauris rutrum lacinia nunc ut euismod</w:t>
+      </w:r>
       <w:r>
         <w:rPr>
           <w:lang w:val="fr-FR"/>
         </w:rPr>
         <w:t xml:space="preserve"> </w:t>
       </w:r>
-      <w:proofErr w:type="spellStart"/>
-      <w:r>
-        <w:rPr>
-          <w:lang w:val="fr-FR"/>
-        </w:rPr>
-        <w:t>amet</w:t>
-      </w:r>
-      <w:proofErr w:type="spellEnd"/>
-      <w:r>
-        <w:rPr>
-          <w:lang w:val="fr-FR"/>
-        </w:rPr>
-        <w:t xml:space="preserve">, </w:t>
-      </w:r>
-      <w:proofErr w:type="spellStart"/>
-      <w:r>
-        <w:rPr>
-          <w:lang w:val="fr-FR"/>
-        </w:rPr>
-        <w:t>consectetur</w:t>
-      </w:r>
-      <w:proofErr w:type="spellEnd"/>
-      <w:r>
-        <w:rPr>
-          <w:lang w:val="fr-FR"/>
-        </w:rPr>
-        <w:t xml:space="preserve"> </w:t>
-      </w:r>
-      <w:proofErr w:type="spellStart"/>
-      <w:r>
-        <w:rPr>
-          <w:lang w:val="fr-FR"/>
-        </w:rPr>
-        <w:t>adipiscing</w:t>
-      </w:r>
-      <w:proofErr w:type="spellEnd"/>
-      <w:r>
-        <w:rPr>
-          <w:lang w:val="fr-FR"/>
-        </w:rPr>
-        <w:t xml:space="preserve"> </w:t>
-      </w:r>
-      <w:proofErr w:type="spellStart"/>
-      <w:r>
-        <w:rPr>
-          <w:lang w:val="fr-FR"/>
-        </w:rPr>
-        <w:t>elit</w:t>
-      </w:r>
-      <w:proofErr w:type="spellEnd"/>
-      <w:r>
-        <w:rPr>
-          <w:lang w:val="fr-FR"/>
-        </w:rPr>
-        <w:t xml:space="preserve">. </w:t>
-      </w:r>
-      <w:proofErr w:type="spellStart"/>
-      <w:r>
-        <w:rPr>
-          <w:lang w:val="fr-FR"/>
-        </w:rPr>
-        <w:t>Phasellus</w:t>
-      </w:r>
-      <w:proofErr w:type="spellEnd"/>
-      <w:r>
-        <w:rPr>
-          <w:lang w:val="fr-FR"/>
-        </w:rPr>
-        <w:t xml:space="preserve"> </w:t>
-      </w:r>
-      <w:proofErr w:type="spellStart"/>
-      <w:r>
-        <w:rPr>
-          <w:lang w:val="fr-FR"/>
-        </w:rPr>
-        <w:t>eget</w:t>
-      </w:r>
-      <w:proofErr w:type="spellEnd"/>
-      <w:r>
-        <w:rPr>
-          <w:lang w:val="fr-FR"/>
-        </w:rPr>
-        <w:t xml:space="preserve"> </w:t>
-      </w:r>
-      <w:proofErr w:type="spellStart"/>
-      <w:r>
-        <w:rPr>
-          <w:lang w:val="fr-FR"/>
-        </w:rPr>
-        <w:t>turpis</w:t>
-      </w:r>
-      <w:proofErr w:type="spellEnd"/>
-      <w:r>
-        <w:rPr>
-          <w:lang w:val="fr-FR"/>
-        </w:rPr>
-        <w:t xml:space="preserve"> nec </w:t>
-      </w:r>
-      <w:proofErr w:type="spellStart"/>
-      <w:r>
-        <w:rPr>
-          <w:lang w:val="fr-FR"/>
-        </w:rPr>
-        <w:t>risus</w:t>
-      </w:r>
-      <w:proofErr w:type="spellEnd"/>
-      <w:r>
-        <w:rPr>
-          <w:lang w:val="fr-FR"/>
-        </w:rPr>
-        <w:t xml:space="preserve"> </w:t>
-      </w:r>
-      <w:proofErr w:type="spellStart"/>
-      <w:r>
-        <w:rPr>
-          <w:lang w:val="fr-FR"/>
-        </w:rPr>
-        <w:t>ultricies</w:t>
-      </w:r>
-      <w:proofErr w:type="spellEnd"/>
-      <w:r>
-        <w:rPr>
-          <w:lang w:val="fr-FR"/>
-        </w:rPr>
-        <w:t xml:space="preserve"> </w:t>
-      </w:r>
-      <w:proofErr w:type="spellStart"/>
-      <w:r>
-        <w:rPr>
-          <w:lang w:val="fr-FR"/>
-        </w:rPr>
-        <w:t>fringilla</w:t>
-      </w:r>
-      <w:proofErr w:type="spellEnd"/>
-      <w:r>
-        <w:rPr>
-          <w:lang w:val="fr-FR"/>
-        </w:rPr>
-        <w:t xml:space="preserve"> </w:t>
-      </w:r>
-      <w:proofErr w:type="spellStart"/>
-      <w:r>
-        <w:rPr>
-          <w:lang w:val="fr-FR"/>
-        </w:rPr>
-        <w:t>ac</w:t>
-      </w:r>
-      <w:proofErr w:type="spellEnd"/>
-      <w:r>
-        <w:rPr>
-          <w:lang w:val="fr-FR"/>
-        </w:rPr>
-        <w:t xml:space="preserve"> in </w:t>
-      </w:r>
-      <w:proofErr w:type="spellStart"/>
-      <w:r>
-        <w:rPr>
-          <w:lang w:val="fr-FR"/>
-        </w:rPr>
-        <w:t>arcu</w:t>
-      </w:r>
-      <w:proofErr w:type="spellEnd"/>
-      <w:r>
-        <w:rPr>
-          <w:lang w:val="fr-FR"/>
-        </w:rPr>
-        <w:t xml:space="preserve">. </w:t>
-      </w:r>
-      <w:proofErr w:type="spellStart"/>
-      <w:r>
-        <w:rPr>
-          <w:lang w:val="fr-FR"/>
-        </w:rPr>
-        <w:t>Vivamus</w:t>
-      </w:r>
-      <w:proofErr w:type="spellEnd"/>
-      <w:r>
-        <w:rPr>
-          <w:lang w:val="fr-FR"/>
-        </w:rPr>
-        <w:t xml:space="preserve"> </w:t>
-      </w:r>
-      <w:proofErr w:type="spellStart"/>
-      <w:r>
-        <w:rPr>
-          <w:lang w:val="fr-FR"/>
-        </w:rPr>
-        <w:t>faucibus</w:t>
-      </w:r>
-      <w:proofErr w:type="spellEnd"/>
-      <w:r>
-        <w:rPr>
-          <w:lang w:val="fr-FR"/>
-        </w:rPr>
-        <w:t xml:space="preserve"> </w:t>
-      </w:r>
-      <w:proofErr w:type="spellStart"/>
-      <w:r>
-        <w:rPr>
-          <w:lang w:val="fr-FR"/>
-        </w:rPr>
-        <w:t>venenatis</w:t>
-      </w:r>
-      <w:proofErr w:type="spellEnd"/>
-      <w:r>
-        <w:rPr>
-          <w:lang w:val="fr-FR"/>
-        </w:rPr>
-        <w:t xml:space="preserve"> </w:t>
-      </w:r>
-      <w:proofErr w:type="spellStart"/>
-      <w:r>
-        <w:rPr>
-          <w:lang w:val="fr-FR"/>
-        </w:rPr>
-        <w:t>nisi</w:t>
-      </w:r>
-      <w:proofErr w:type="spellEnd"/>
-      <w:r>
-        <w:rPr>
-          <w:lang w:val="fr-FR"/>
-        </w:rPr>
-        <w:t xml:space="preserve"> </w:t>
-      </w:r>
-      <w:proofErr w:type="spellStart"/>
-      <w:r>
-        <w:rPr>
-          <w:lang w:val="fr-FR"/>
-        </w:rPr>
-        <w:t>eget</w:t>
-      </w:r>
-      <w:proofErr w:type="spellEnd"/>
-      <w:r>
-        <w:rPr>
-          <w:lang w:val="fr-FR"/>
-        </w:rPr>
-        <w:t xml:space="preserve"> </w:t>
-      </w:r>
-      <w:proofErr w:type="spellStart"/>
-      <w:r>
-        <w:rPr>
-          <w:lang w:val="fr-FR"/>
-        </w:rPr>
-        <w:t>vestibulum</w:t>
-      </w:r>
-      <w:proofErr w:type="spellEnd"/>
-      <w:r>
-        <w:rPr>
-          <w:lang w:val="fr-FR"/>
-        </w:rPr>
-        <w:t xml:space="preserve">. Integer nec est </w:t>
-      </w:r>
-      <w:proofErr w:type="spellStart"/>
-      <w:r>
-        <w:rPr>
-          <w:lang w:val="fr-FR"/>
-        </w:rPr>
-        <w:t>quis</w:t>
-      </w:r>
-      <w:proofErr w:type="spellEnd"/>
-      <w:r>
-        <w:rPr>
-          <w:lang w:val="fr-FR"/>
-        </w:rPr>
-        <w:t xml:space="preserve"> </w:t>
-      </w:r>
-      <w:proofErr w:type="spellStart"/>
-      <w:r>
-        <w:rPr>
-          <w:lang w:val="fr-FR"/>
-        </w:rPr>
-        <w:t>metus</w:t>
-      </w:r>
-      <w:proofErr w:type="spellEnd"/>
-      <w:r>
-        <w:rPr>
-          <w:lang w:val="fr-FR"/>
-        </w:rPr>
-        <w:t xml:space="preserve"> </w:t>
-      </w:r>
-      <w:proofErr w:type="spellStart"/>
-      <w:r>
-        <w:rPr>
-          <w:lang w:val="fr-FR"/>
-        </w:rPr>
-        <w:t>vulputate</w:t>
-      </w:r>
-      <w:proofErr w:type="spellEnd"/>
-      <w:r>
-        <w:rPr>
-          <w:lang w:val="fr-FR"/>
-        </w:rPr>
-        <w:t xml:space="preserve"> </w:t>
-      </w:r>
-      <w:proofErr w:type="spellStart"/>
-      <w:r>
-        <w:rPr>
-          <w:lang w:val="fr-FR"/>
-        </w:rPr>
-        <w:t>molestie</w:t>
-      </w:r>
-      <w:proofErr w:type="spellEnd"/>
-      <w:r>
-        <w:rPr>
-          <w:lang w:val="fr-FR"/>
-        </w:rPr>
-        <w:t xml:space="preserve">. In </w:t>
-      </w:r>
-      <w:proofErr w:type="spellStart"/>
-      <w:r>
-        <w:rPr>
-          <w:lang w:val="fr-FR"/>
-        </w:rPr>
-        <w:t>quis</w:t>
-      </w:r>
-      <w:proofErr w:type="spellEnd"/>
-      <w:r>
-        <w:rPr>
-          <w:lang w:val="fr-FR"/>
-        </w:rPr>
-        <w:t xml:space="preserve"> est </w:t>
-      </w:r>
-      <w:proofErr w:type="spellStart"/>
-      <w:r>
-        <w:rPr>
-          <w:lang w:val="fr-FR"/>
-        </w:rPr>
-        <w:t>venenatis</w:t>
-      </w:r>
-      <w:proofErr w:type="spellEnd"/>
-      <w:r>
-        <w:rPr>
-          <w:lang w:val="fr-FR"/>
-        </w:rPr>
-        <w:t xml:space="preserve">, </w:t>
-      </w:r>
-      <w:proofErr w:type="spellStart"/>
-      <w:r>
-        <w:rPr>
-          <w:lang w:val="fr-FR"/>
-        </w:rPr>
-        <w:t>tincidunt</w:t>
-      </w:r>
-      <w:proofErr w:type="spellEnd"/>
-      <w:r>
-        <w:rPr>
-          <w:lang w:val="fr-FR"/>
-        </w:rPr>
-        <w:t xml:space="preserve"> </w:t>
-      </w:r>
-      <w:proofErr w:type="spellStart"/>
-      <w:r>
-        <w:rPr>
-          <w:lang w:val="fr-FR"/>
-        </w:rPr>
-        <w:t>metus</w:t>
-      </w:r>
-      <w:proofErr w:type="spellEnd"/>
-      <w:r>
-        <w:rPr>
-          <w:lang w:val="fr-FR"/>
-        </w:rPr>
-        <w:t xml:space="preserve"> </w:t>
-      </w:r>
-      <w:proofErr w:type="spellStart"/>
-      <w:r>
-        <w:rPr>
-          <w:lang w:val="fr-FR"/>
-        </w:rPr>
-        <w:t>congue</w:t>
-      </w:r>
-      <w:proofErr w:type="spellEnd"/>
-      <w:r>
-        <w:rPr>
-          <w:lang w:val="fr-FR"/>
-        </w:rPr>
-        <w:t xml:space="preserve">, </w:t>
-      </w:r>
-      <w:proofErr w:type="spellStart"/>
-      <w:r>
-        <w:rPr>
-          <w:lang w:val="fr-FR"/>
-        </w:rPr>
-        <w:t>egestas</w:t>
-      </w:r>
-      <w:proofErr w:type="spellEnd"/>
-      <w:r>
-        <w:rPr>
-          <w:lang w:val="fr-FR"/>
-        </w:rPr>
-        <w:t xml:space="preserve"> </w:t>
-      </w:r>
-      <w:proofErr w:type="spellStart"/>
-      <w:r>
-        <w:rPr>
-          <w:lang w:val="fr-FR"/>
-        </w:rPr>
-        <w:t>neque</w:t>
-      </w:r>
-      <w:proofErr w:type="spellEnd"/>
-      <w:r>
-        <w:rPr>
-          <w:lang w:val="fr-FR"/>
-        </w:rPr>
-        <w:t xml:space="preserve">. Nunc </w:t>
-      </w:r>
-      <w:proofErr w:type="spellStart"/>
-      <w:r>
-        <w:rPr>
-          <w:lang w:val="fr-FR"/>
-        </w:rPr>
-        <w:t>quis</w:t>
-      </w:r>
-      <w:proofErr w:type="spellEnd"/>
-      <w:r>
-        <w:rPr>
-          <w:lang w:val="fr-FR"/>
-        </w:rPr>
-        <w:t xml:space="preserve"> </w:t>
-      </w:r>
-      <w:proofErr w:type="spellStart"/>
-      <w:r>
-        <w:rPr>
-          <w:lang w:val="fr-FR"/>
-        </w:rPr>
-        <w:t>maximus</w:t>
-      </w:r>
-      <w:proofErr w:type="spellEnd"/>
-      <w:r>
-        <w:rPr>
-          <w:lang w:val="fr-FR"/>
-        </w:rPr>
-        <w:t xml:space="preserve"> </w:t>
-      </w:r>
-      <w:proofErr w:type="spellStart"/>
-      <w:r>
-        <w:rPr>
-          <w:lang w:val="fr-FR"/>
-        </w:rPr>
-        <w:t>ligula</w:t>
-      </w:r>
-      <w:proofErr w:type="spellEnd"/>
-      <w:r>
-        <w:rPr>
-          <w:lang w:val="fr-FR"/>
-        </w:rPr>
-        <w:t xml:space="preserve">. </w:t>
-      </w:r>
-      <w:proofErr w:type="spellStart"/>
-      <w:r>
-        <w:rPr>
-          <w:lang w:val="fr-FR"/>
-        </w:rPr>
-        <w:t>Donec</w:t>
-      </w:r>
-      <w:proofErr w:type="spellEnd"/>
-      <w:r>
-        <w:rPr>
-          <w:lang w:val="fr-FR"/>
-        </w:rPr>
-        <w:t xml:space="preserve"> </w:t>
-      </w:r>
-      <w:proofErr w:type="spellStart"/>
-      <w:r>
-        <w:rPr>
-          <w:lang w:val="fr-FR"/>
-        </w:rPr>
-        <w:t>feugiat</w:t>
-      </w:r>
-      <w:proofErr w:type="spellEnd"/>
-      <w:r>
-        <w:rPr>
-          <w:lang w:val="fr-FR"/>
-        </w:rPr>
-        <w:t xml:space="preserve"> </w:t>
-      </w:r>
-      <w:proofErr w:type="spellStart"/>
-      <w:r>
-        <w:rPr>
-          <w:lang w:val="fr-FR"/>
-        </w:rPr>
-        <w:t>tortor</w:t>
-      </w:r>
-      <w:proofErr w:type="spellEnd"/>
-      <w:r>
-        <w:rPr>
-          <w:lang w:val="fr-FR"/>
-        </w:rPr>
-        <w:t xml:space="preserve"> </w:t>
-      </w:r>
-      <w:proofErr w:type="spellStart"/>
-      <w:r>
-        <w:rPr>
-          <w:lang w:val="fr-FR"/>
-        </w:rPr>
-        <w:t>nibh</w:t>
-      </w:r>
-      <w:proofErr w:type="spellEnd"/>
-      <w:r>
-        <w:rPr>
-          <w:lang w:val="fr-FR"/>
-        </w:rPr>
-        <w:t xml:space="preserve">, et </w:t>
-      </w:r>
-      <w:proofErr w:type="spellStart"/>
-      <w:r>
-        <w:rPr>
-          <w:lang w:val="fr-FR"/>
-        </w:rPr>
-        <w:t>euismod</w:t>
-      </w:r>
-      <w:proofErr w:type="spellEnd"/>
-      <w:r>
-        <w:rPr>
-          <w:lang w:val="fr-FR"/>
-        </w:rPr>
-        <w:t xml:space="preserve"> massa </w:t>
-      </w:r>
-      <w:proofErr w:type="spellStart"/>
-      <w:r>
-        <w:rPr>
-          <w:lang w:val="fr-FR"/>
-        </w:rPr>
-        <w:t>feugiat</w:t>
-      </w:r>
-      <w:proofErr w:type="spellEnd"/>
-      <w:r>
-        <w:rPr>
-          <w:lang w:val="fr-FR"/>
-        </w:rPr>
-        <w:t xml:space="preserve"> </w:t>
-      </w:r>
-      <w:proofErr w:type="spellStart"/>
-      <w:r>
-        <w:rPr>
-          <w:lang w:val="fr-FR"/>
-        </w:rPr>
-        <w:t>eget</w:t>
-      </w:r>
-      <w:proofErr w:type="spellEnd"/>
-      <w:r>
-        <w:rPr>
-          <w:lang w:val="fr-FR"/>
-        </w:rPr>
-        <w:t xml:space="preserve">. </w:t>
-      </w:r>
-      <w:proofErr w:type="spellStart"/>
-      <w:r>
-        <w:rPr>
-          <w:lang w:val="fr-FR"/>
-        </w:rPr>
-        <w:t>Aliquam</w:t>
-      </w:r>
-      <w:proofErr w:type="spellEnd"/>
-      <w:r>
-        <w:rPr>
-          <w:lang w:val="fr-FR"/>
-        </w:rPr>
-        <w:t xml:space="preserve"> </w:t>
-      </w:r>
-      <w:proofErr w:type="spellStart"/>
-      <w:r>
-        <w:rPr>
-          <w:lang w:val="fr-FR"/>
-        </w:rPr>
-        <w:t>sit</w:t>
-      </w:r>
-      <w:proofErr w:type="spellEnd"/>
-      <w:r>
-        <w:rPr>
-          <w:lang w:val="fr-FR"/>
-        </w:rPr>
-        <w:t xml:space="preserve"> </w:t>
-      </w:r>
-      <w:proofErr w:type="spellStart"/>
-      <w:r>
-        <w:rPr>
-          <w:lang w:val="fr-FR"/>
-        </w:rPr>
-        <w:t>amet</w:t>
-      </w:r>
-      <w:proofErr w:type="spellEnd"/>
-      <w:r>
-        <w:rPr>
-          <w:lang w:val="fr-FR"/>
-        </w:rPr>
-        <w:t xml:space="preserve"> </w:t>
-      </w:r>
-      <w:proofErr w:type="spellStart"/>
-      <w:r>
-        <w:rPr>
-          <w:lang w:val="fr-FR"/>
-        </w:rPr>
-        <w:t>metus</w:t>
-      </w:r>
-      <w:proofErr w:type="spellEnd"/>
-      <w:r>
-        <w:rPr>
-          <w:lang w:val="fr-FR"/>
-        </w:rPr>
-        <w:t xml:space="preserve"> ut </w:t>
-      </w:r>
-      <w:proofErr w:type="spellStart"/>
-      <w:r>
-        <w:rPr>
-          <w:lang w:val="fr-FR"/>
-        </w:rPr>
-        <w:t>nibh</w:t>
-      </w:r>
-      <w:proofErr w:type="spellEnd"/>
-      <w:r>
-        <w:rPr>
-          <w:lang w:val="fr-FR"/>
-        </w:rPr>
-        <w:t xml:space="preserve"> </w:t>
-      </w:r>
-      <w:proofErr w:type="spellStart"/>
-      <w:r>
-        <w:rPr>
-          <w:lang w:val="fr-FR"/>
-        </w:rPr>
-        <w:t>mattis</w:t>
-      </w:r>
-      <w:proofErr w:type="spellEnd"/>
-      <w:r>
-        <w:rPr>
-          <w:lang w:val="fr-FR"/>
-        </w:rPr>
-        <w:t xml:space="preserve"> </w:t>
-      </w:r>
-      <w:proofErr w:type="spellStart"/>
-      <w:r>
-        <w:rPr>
-          <w:lang w:val="fr-FR"/>
-        </w:rPr>
-        <w:t>venenatis</w:t>
-      </w:r>
-      <w:proofErr w:type="spellEnd"/>
-      <w:r>
-        <w:rPr>
-          <w:lang w:val="fr-FR"/>
-        </w:rPr>
-        <w:t xml:space="preserve">. </w:t>
-      </w:r>
-      <w:proofErr w:type="spellStart"/>
-      <w:r>
-        <w:rPr>
-          <w:lang w:val="fr-FR"/>
-        </w:rPr>
-        <w:t>Nulla</w:t>
-      </w:r>
-      <w:proofErr w:type="spellEnd"/>
-      <w:r>
-        <w:rPr>
-          <w:lang w:val="fr-FR"/>
-        </w:rPr>
-        <w:t xml:space="preserve"> erat mi, </w:t>
-      </w:r>
-      <w:proofErr w:type="spellStart"/>
-      <w:r>
-        <w:rPr>
-          <w:lang w:val="fr-FR"/>
-        </w:rPr>
-        <w:t>vestibulum</w:t>
-      </w:r>
-      <w:proofErr w:type="spellEnd"/>
-      <w:r>
-        <w:rPr>
-          <w:lang w:val="fr-FR"/>
-        </w:rPr>
-        <w:t xml:space="preserve"> </w:t>
-      </w:r>
-      <w:proofErr w:type="spellStart"/>
-      <w:r>
-        <w:rPr>
-          <w:lang w:val="fr-FR"/>
-        </w:rPr>
-        <w:t>quis</w:t>
-      </w:r>
-      <w:proofErr w:type="spellEnd"/>
-      <w:r>
-        <w:rPr>
-          <w:lang w:val="fr-FR"/>
-        </w:rPr>
-        <w:t xml:space="preserve"> </w:t>
-      </w:r>
-      <w:proofErr w:type="spellStart"/>
-      <w:r>
-        <w:rPr>
-          <w:lang w:val="fr-FR"/>
-        </w:rPr>
-        <w:t>purus</w:t>
-      </w:r>
-      <w:proofErr w:type="spellEnd"/>
-      <w:r>
-        <w:rPr>
-          <w:lang w:val="fr-FR"/>
-        </w:rPr>
-        <w:t xml:space="preserve"> </w:t>
-      </w:r>
-      <w:proofErr w:type="spellStart"/>
-      <w:r>
-        <w:rPr>
-          <w:lang w:val="fr-FR"/>
-        </w:rPr>
-        <w:t>aliquam</w:t>
-      </w:r>
-      <w:proofErr w:type="spellEnd"/>
-      <w:r>
-        <w:rPr>
-          <w:lang w:val="fr-FR"/>
-        </w:rPr>
-        <w:t xml:space="preserve">, </w:t>
-      </w:r>
-      <w:proofErr w:type="spellStart"/>
-      <w:r>
-        <w:rPr>
-          <w:lang w:val="fr-FR"/>
-        </w:rPr>
-        <w:t>condimentum</w:t>
-      </w:r>
-      <w:proofErr w:type="spellEnd"/>
-      <w:r>
-        <w:rPr>
-          <w:lang w:val="fr-FR"/>
-        </w:rPr>
-        <w:t xml:space="preserve"> </w:t>
-      </w:r>
-      <w:proofErr w:type="spellStart"/>
-      <w:r>
-        <w:rPr>
-          <w:lang w:val="fr-FR"/>
-        </w:rPr>
-        <w:t>tempor</w:t>
-      </w:r>
-      <w:proofErr w:type="spellEnd"/>
-      <w:r>
-        <w:rPr>
-          <w:lang w:val="fr-FR"/>
-        </w:rPr>
-        <w:t xml:space="preserve"> </w:t>
-      </w:r>
-      <w:proofErr w:type="spellStart"/>
-      <w:r>
-        <w:rPr>
-          <w:lang w:val="fr-FR"/>
-        </w:rPr>
-        <w:t>lacus</w:t>
-      </w:r>
-      <w:proofErr w:type="spellEnd"/>
-      <w:r>
-        <w:rPr>
-          <w:lang w:val="fr-FR"/>
-        </w:rPr>
-        <w:t xml:space="preserve">. </w:t>
-      </w:r>
-      <w:proofErr w:type="spellStart"/>
-      <w:r>
-        <w:rPr>
-          <w:lang w:val="fr-FR"/>
-        </w:rPr>
-        <w:t>Aliquam</w:t>
-      </w:r>
-      <w:proofErr w:type="spellEnd"/>
-      <w:r>
-        <w:rPr>
-          <w:lang w:val="fr-FR"/>
-        </w:rPr>
-        <w:t xml:space="preserve"> erat </w:t>
-      </w:r>
-      <w:proofErr w:type="spellStart"/>
-      <w:r>
-        <w:rPr>
-          <w:lang w:val="fr-FR"/>
-        </w:rPr>
-        <w:t>volutpat</w:t>
-      </w:r>
-      <w:proofErr w:type="spellEnd"/>
-      <w:r>
-        <w:rPr>
-          <w:lang w:val="fr-FR"/>
-        </w:rPr>
-        <w:t xml:space="preserve">. </w:t>
-      </w:r>
-      <w:proofErr w:type="spellStart"/>
-      <w:r>
-        <w:rPr>
-          <w:lang w:val="fr-FR"/>
-        </w:rPr>
-        <w:t>Vivamus</w:t>
-      </w:r>
-      <w:proofErr w:type="spellEnd"/>
-      <w:r>
-        <w:rPr>
-          <w:lang w:val="fr-FR"/>
-        </w:rPr>
-        <w:t xml:space="preserve"> magna </w:t>
-      </w:r>
-      <w:proofErr w:type="spellStart"/>
-      <w:r>
-        <w:rPr>
-          <w:lang w:val="fr-FR"/>
-        </w:rPr>
-        <w:t>turpis</w:t>
-      </w:r>
-      <w:proofErr w:type="spellEnd"/>
-      <w:r>
-        <w:rPr>
-          <w:lang w:val="fr-FR"/>
-        </w:rPr>
-        <w:t xml:space="preserve">, </w:t>
-      </w:r>
-      <w:proofErr w:type="spellStart"/>
-      <w:r>
-        <w:rPr>
-          <w:lang w:val="fr-FR"/>
-        </w:rPr>
-        <w:t>maximus</w:t>
-      </w:r>
-      <w:proofErr w:type="spellEnd"/>
-      <w:r>
-        <w:rPr>
-          <w:lang w:val="fr-FR"/>
-        </w:rPr>
-        <w:t xml:space="preserve"> in </w:t>
-      </w:r>
-      <w:proofErr w:type="spellStart"/>
-      <w:r>
-        <w:rPr>
-          <w:lang w:val="fr-FR"/>
-        </w:rPr>
-        <w:t>neque</w:t>
-      </w:r>
-      <w:proofErr w:type="spellEnd"/>
-      <w:r>
-        <w:rPr>
-          <w:lang w:val="fr-FR"/>
-        </w:rPr>
-        <w:t xml:space="preserve"> </w:t>
-      </w:r>
-      <w:proofErr w:type="spellStart"/>
-      <w:r>
-        <w:rPr>
-          <w:lang w:val="fr-FR"/>
-        </w:rPr>
-        <w:t>rutrum</w:t>
-      </w:r>
-      <w:proofErr w:type="spellEnd"/>
-      <w:r>
-        <w:rPr>
-          <w:lang w:val="fr-FR"/>
-        </w:rPr>
-        <w:t xml:space="preserve">, dictum </w:t>
-      </w:r>
-      <w:proofErr w:type="spellStart"/>
-      <w:r>
-        <w:rPr>
-          <w:lang w:val="fr-FR"/>
-        </w:rPr>
-        <w:t>blandit</w:t>
-      </w:r>
-      <w:proofErr w:type="spellEnd"/>
-      <w:r>
-        <w:rPr>
-          <w:lang w:val="fr-FR"/>
-        </w:rPr>
-        <w:t xml:space="preserve"> </w:t>
-      </w:r>
-      <w:proofErr w:type="spellStart"/>
-      <w:r>
-        <w:rPr>
-          <w:lang w:val="fr-FR"/>
-        </w:rPr>
-        <w:t>leo</w:t>
-      </w:r>
-      <w:proofErr w:type="spellEnd"/>
-      <w:r>
-        <w:rPr>
-          <w:lang w:val="fr-FR"/>
-        </w:rPr>
-        <w:t xml:space="preserve">. Morbi </w:t>
-      </w:r>
-      <w:proofErr w:type="spellStart"/>
-      <w:r>
-        <w:rPr>
-          <w:lang w:val="fr-FR"/>
-        </w:rPr>
-        <w:t>vehicula</w:t>
-      </w:r>
-      <w:proofErr w:type="spellEnd"/>
-      <w:r>
-        <w:rPr>
-          <w:lang w:val="fr-FR"/>
-        </w:rPr>
-        <w:t xml:space="preserve"> </w:t>
-      </w:r>
-      <w:proofErr w:type="spellStart"/>
-      <w:r>
-        <w:rPr>
-          <w:lang w:val="fr-FR"/>
-        </w:rPr>
-        <w:t>congue</w:t>
-      </w:r>
-      <w:proofErr w:type="spellEnd"/>
-      <w:r>
-        <w:rPr>
-          <w:lang w:val="fr-FR"/>
-        </w:rPr>
-        <w:t xml:space="preserve"> </w:t>
-      </w:r>
-      <w:proofErr w:type="spellStart"/>
-      <w:r>
-        <w:rPr>
-          <w:lang w:val="fr-FR"/>
-        </w:rPr>
-        <w:t>nulla</w:t>
-      </w:r>
-      <w:proofErr w:type="spellEnd"/>
-      <w:r>
-        <w:rPr>
-          <w:lang w:val="fr-FR"/>
-        </w:rPr>
-        <w:t xml:space="preserve">, </w:t>
-      </w:r>
-      <w:proofErr w:type="spellStart"/>
-      <w:r>
-        <w:rPr>
-          <w:lang w:val="fr-FR"/>
-        </w:rPr>
-        <w:t>quis</w:t>
-      </w:r>
-      <w:proofErr w:type="spellEnd"/>
-      <w:r>
-        <w:rPr>
-          <w:lang w:val="fr-FR"/>
-        </w:rPr>
-        <w:t xml:space="preserve"> </w:t>
-      </w:r>
-      <w:proofErr w:type="spellStart"/>
-      <w:r>
-        <w:rPr>
-          <w:lang w:val="fr-FR"/>
-        </w:rPr>
-        <w:t>ullamcorper</w:t>
-      </w:r>
-      <w:proofErr w:type="spellEnd"/>
-      <w:r>
-        <w:rPr>
-          <w:lang w:val="fr-FR"/>
-        </w:rPr>
-        <w:t xml:space="preserve"> </w:t>
-      </w:r>
-      <w:proofErr w:type="spellStart"/>
-      <w:r>
-        <w:rPr>
-          <w:lang w:val="fr-FR"/>
-        </w:rPr>
-        <w:t>tellus</w:t>
-      </w:r>
-      <w:proofErr w:type="spellEnd"/>
-      <w:r>
-        <w:rPr>
-          <w:lang w:val="fr-FR"/>
-        </w:rPr>
-        <w:t xml:space="preserve"> </w:t>
-      </w:r>
-      <w:proofErr w:type="spellStart"/>
-      <w:r>
-        <w:rPr>
-          <w:lang w:val="fr-FR"/>
-        </w:rPr>
-        <w:t>finibus</w:t>
-      </w:r>
-      <w:proofErr w:type="spellEnd"/>
-      <w:r>
-        <w:rPr>
-          <w:lang w:val="fr-FR"/>
-        </w:rPr>
-        <w:t xml:space="preserve"> mollis. </w:t>
-      </w:r>
-      <w:r>
-        <w:rPr>
-          <w:lang w:val="en-CA"/>
-        </w:rPr>
-        <w:t xml:space="preserve">Sed id </w:t>
-      </w:r>
-      <w:proofErr w:type="spellStart"/>
-      <w:r>
-        <w:rPr>
-          <w:lang w:val="en-CA"/>
-        </w:rPr>
-        <w:t>mauris</w:t>
-      </w:r>
-      <w:proofErr w:type="spellEnd"/>
-      <w:r>
-        <w:rPr>
-          <w:lang w:val="en-CA"/>
-        </w:rPr>
-        <w:t xml:space="preserve"> at </w:t>
-      </w:r>
-      <w:proofErr w:type="spellStart"/>
-      <w:r>
-        <w:rPr>
-          <w:lang w:val="en-CA"/>
-        </w:rPr>
-        <w:t>purus</w:t>
-      </w:r>
-      <w:proofErr w:type="spellEnd"/>
-      <w:r>
-        <w:rPr>
-          <w:lang w:val="en-CA"/>
-        </w:rPr>
-        <w:t xml:space="preserve"> </w:t>
-      </w:r>
-      <w:proofErr w:type="spellStart"/>
-      <w:r>
-        <w:rPr>
-          <w:lang w:val="en-CA"/>
-        </w:rPr>
-        <w:t>efficitur</w:t>
-      </w:r>
-      <w:proofErr w:type="spellEnd"/>
-      <w:r>
-        <w:rPr>
-          <w:lang w:val="en-CA"/>
-        </w:rPr>
-        <w:t xml:space="preserve"> </w:t>
-      </w:r>
-      <w:proofErr w:type="spellStart"/>
-      <w:r>
-        <w:rPr>
-          <w:lang w:val="en-CA"/>
-        </w:rPr>
-        <w:t>vulputate</w:t>
-      </w:r>
-      <w:proofErr w:type="spellEnd"/>
-      <w:r>
-        <w:rPr>
-          <w:lang w:val="en-CA"/>
-        </w:rPr>
-        <w:t xml:space="preserve"> vitae a </w:t>
-      </w:r>
-      <w:proofErr w:type="spellStart"/>
-      <w:r>
-        <w:rPr>
-          <w:lang w:val="en-CA"/>
-        </w:rPr>
-        <w:t>sapien</w:t>
-      </w:r>
-      <w:proofErr w:type="spellEnd"/>
-      <w:r>
-        <w:rPr>
-          <w:lang w:val="en-CA"/>
+      <w:r>
+        <w:rPr>
+          <w:lang w:val="fr-FR"/>
+        </w:rPr>
+        <w:fldChar w:fldCharType="begin"/>
+      </w:r>
+      <w:r>
+        <w:rPr>
+          <w:lang w:val="fr-FR"/>
+        </w:rPr>
+        <w:instrText xml:space="preserve"> ADDIN ZOTERO_ITEM CSL_CITATION {"citationID":"JIFReh7F","properties":{"formattedCitation":"(Robinson 1988)","plainCitation":"(Robinson 1988)","noteIndex":0},"citationItems":[{"id":1107,"uris":["http://zotero.org/users/649/items/9NR9G28B"],"itemData":{"id":1107,"type":"article-journal","citation-key":"robinsonFrenchIslamic1988","container-title":"The Journal of African History","ISSN":"00218537","issue":"3","note":"In contrast to the negative conclusions reached by Donal Cruise O'Brien, it is here argued that the French, in the last half of the nineteenth century, maintained an Islamic policy. They practised some of it all of the time and all of it when they had the human and financial resources. They consistently opposed the Islamic state where it conflicted with their own political and economic interests. They identified it with their old nemesis of Futa Toro and the Tokolor, and then with the Tijaniyya. This attitude can be contrasted with a much more tolerant disposition towards the established monarchies, with whom they coexisted for a much longer time and upon whom they relied to supply the cadre of chiefs. In the case of Umar, the French confronted a jihad that was launched before they began their own expansion in the upper valley, but they contained its influence. They quarantined the Wolof areas and pushed the Umarian state to the margins of their sphere of influence. By allowing much of the younger generation of Tokolor to depart, they turned the preaching of hijra to their own advantage. The French opposed the efforts of Ma Ba to move into the heart of the peanut basin and the campaigns of the Madiyankobe to block the river trade or disrupt cultivation in Cayor. As soon as Mamadu Lamin mobilized for jihad they responded by driving him out of their gateway to expansion. At the same time the French were capable of temporary and tactical alliances with Islamic leaders. The dominant case is the Umarian one. The 1860 agreement became a modus operandi for almost two decades, and even in the 1880s the French and Amadu had brief flurries of cooperation. Ma Ba's movement was acceptable as long as it was directed primarily against disruptive warriors and chiefs in the south. Amadu Madiyu might have stayed in Jolof for many years had he not disrupted essential patterns in Cayor and western Futa. In this instance the weakness of the administration was a significant factor. The French allied with Qadiriyya clerics opposed to the state-building tradition. Hamet Ndiaye Anne and Bu El Mogdad Seck gave the administration very strong credibility among Senegalese and Mauritanian Muslims until 1880, and their prestige was sorely missed thereafter. The administration remained alert to the need to develop positive relations with Muslim leaders, as the cultivation of the Kunta and the reception of the Timbuktu ambassador attest. Bu Kunta, Saad Bu, and Sidiyya were very useful to encourage the separation of Islamic piety from the Islamic state. The educational and judicial institutions, which Faidherbe put in place, nurtured the francophile Muslim community and formed the first indigenous colonial elite. They survived to some degree through the 1870s and 1880s, and were renewed in full force in the 1890s. Meanwhile, however, the French regarded the Tijaniyya with suspicion, using the name very widely as a label for clerics who appeared to threaten them with jihad and revolution, and to justify a policy of exile. Not till the twentieth century did they refine their classifications and modify their attitudes, allowing Amadu Bamba, for example, to return.","page":"415-435","source":"JSTOR","title":"French ‘Islamic’ Policy and Practice in Late Nineteenth-Century Senegal","volume":"29","author":[{"family":"Robinson","given":"David"}],"issued":{"date-parts":[["1988"]]}}}],"schema":"https://github.com/citation-style-language/schema/raw/master/csl-citation.json"} </w:instrText>
+      </w:r>
+      <w:r>
+        <w:rPr>
+          <w:lang w:val="fr-FR"/>
+        </w:rPr>
+        <w:fldChar w:fldCharType="separate"/>
+      </w:r>
+      <w:r>
+        <w:rPr>
+          <w:noProof/>
+          <w:lang w:val="fr-FR"/>
+        </w:rPr>
+        <w:t>(Robinson 1988)</w:t>
+      </w:r>
+      <w:r>
+        <w:rPr>
+          <w:lang w:val="fr-FR"/>
+        </w:rPr>
+        <w:fldChar w:fldCharType="end"/>
+      </w:r>
+      <w:r>
+        <w:rPr>
+          <w:lang w:val="fr-FR"/>
         </w:rPr>
         <w:t>.</w:t>
       </w:r>
       <w:r>
         <w:rPr>
-          <w:lang w:val="en-CA"/>
-        </w:rPr>
-        <w:t xml:space="preserve"> </w:t>
-      </w:r>
-    </w:p>
-    <w:p>
-      <w:pPr>
-        <w:pStyle w:val="Heading2"/>
-        <w:rPr>
-          <w:lang w:val="en-CA"/>
-        </w:rPr>
-      </w:pPr>
-      <w:r>
-        <w:rPr>
-          <w:lang w:val="en-CA"/>
-        </w:rPr>
-        <w:t xml:space="preserve">Why </w:t>
-      </w:r>
-      <w:r>
-        <w:rPr>
-          <w:lang w:val="en-CA"/>
-        </w:rPr>
-        <w:t>This Study?</w:t>
-      </w:r>
-    </w:p>
-    <w:p>
-      <w:pPr>
-        <w:pStyle w:val="BodyText"/>
-        <w:rPr>
-          <w:lang w:val="fr-FR"/>
-        </w:rPr>
-      </w:pPr>
-      <w:r>
-        <w:rPr>
-          <w:lang w:val="fr-FR"/>
-        </w:rPr>
-        <w:t xml:space="preserve">Mauris </w:t>
-      </w:r>
-      <w:proofErr w:type="spellStart"/>
-      <w:r>
-        <w:rPr>
-          <w:lang w:val="fr-FR"/>
-        </w:rPr>
-        <w:t>rutrum</w:t>
-      </w:r>
-      <w:proofErr w:type="spellEnd"/>
-      <w:r>
-        <w:rPr>
-          <w:lang w:val="fr-FR"/>
-        </w:rPr>
-        <w:t xml:space="preserve"> </w:t>
-      </w:r>
-      <w:proofErr w:type="spellStart"/>
-      <w:r>
-        <w:rPr>
-          <w:lang w:val="fr-FR"/>
-        </w:rPr>
-        <w:t>lacinia</w:t>
-      </w:r>
-      <w:proofErr w:type="spellEnd"/>
-      <w:r>
-        <w:rPr>
-          <w:lang w:val="fr-FR"/>
-        </w:rPr>
-        <w:t xml:space="preserve"> nunc ut </w:t>
-      </w:r>
-      <w:proofErr w:type="spellStart"/>
-      <w:r>
-        <w:rPr>
-          <w:lang w:val="fr-FR"/>
-        </w:rPr>
-        <w:t>euismod</w:t>
-      </w:r>
-      <w:proofErr w:type="spellEnd"/>
-      <w:r>
-        <w:rPr>
-          <w:lang w:val="fr-FR"/>
-        </w:rPr>
-        <w:t xml:space="preserve"> </w:t>
-      </w:r>
-      <w:r>
-        <w:rPr>
-          <w:lang w:val="fr-FR"/>
-        </w:rPr>
-        <w:fldChar w:fldCharType="begin"/>
-      </w:r>
-      <w:r>
-        <w:rPr>
-          <w:lang w:val="fr-FR"/>
-        </w:rPr>
-        <w:instrText xml:space="preserve"> ADDIN ZOTERO_ITEM CSL_CITATION {"citationID":"JIFReh7F","properties":{"formattedCitation":"(Robinson 1988)","plainCitation":"(Robinson 1988)","noteIndex":0},"citationItems":[{"id":1107,"uris":["http://zotero.org/users/649/items/9NR9G28B"],"itemData":{"id":1107,"type":"article-journal","citation-key":"robinsonFrenchIslamic1988","container-title":"The Journal of African History","ISSN":"00218537","issue":"3","note":"In contrast to the negative conclusions reached by Donal Cruise O'Brien, it is here argued that the French, in the last half of the nineteenth century, maintained an Islamic policy. They practised some of it all of the time and all of it when they had the human and financial resources. They consistently opposed the Islamic state where it conflicted with their own political and economic interests. They identified it with their old nemesis of Futa Toro and the Tokolor, and then with the Tijaniyya. This attitude can be contrasted with a much more tolerant disposition towards the established monarchies, with whom they coexisted for a much longer time and upon whom they relied to supply the cadre of chiefs. In the case of Umar, the French confronted a jihad that was launched before they began their own expansion in the upper valley, but they contained its influence. They quarantined the Wolof areas and pushed the Umarian state to the margins of their sphere of influence. By allowing much of the younger generation of Tokolor to depart, they turned the preaching of hijra to their own advantage. The French opposed the efforts of Ma Ba to move into the heart of the peanut basin and the campaigns of the Madiyankobe to block the river trade or disrupt cultivation in Cayor. As soon as Mamadu Lamin mobilized for jihad they responded by driving him out of their gateway to expansion. At the same time the French were capable of temporary and tactical alliances with Islamic leaders. The dominant case is the Umarian one. The 1860 agreement became a modus operandi for almost two decades, and even in the 1880s the French and Amadu had brief flurries of cooperation. Ma Ba's movement was acceptable as long as it was directed primarily against disruptive warriors and chiefs in the south. Amadu Madiyu might have stayed in Jolof for many years had he not disrupted essential patterns in Cayor and western Futa. In this instance the weakness of the administration was a significant factor. The French allied with Qadiriyya clerics opposed to the state-building tradition. Hamet Ndiaye Anne and Bu El Mogdad Seck gave the administration very strong credibility among Senegalese and Mauritanian Muslims until 1880, and their prestige was sorely missed thereafter. The administration remained alert to the need to develop positive relations with Muslim leaders, as the cultivation of the Kunta and the reception of the Timbuktu ambassador attest. Bu Kunta, Saad Bu, and Sidiyya were very useful to encourage the separation of Islamic piety from the Islamic state. The educational and judicial institutions, which Faidherbe put in place, nurtured the francophile Muslim community and formed the first indigenous colonial elite. They survived to some degree through the 1870s and 1880s, and were renewed in full force in the 1890s. Meanwhile, however, the French regarded the Tijaniyya with suspicion, using the name very widely as a label for clerics who appeared to threaten them with jihad and revolution, and to justify a policy of exile. Not till the twentieth century did they refine their classifications and modify their attitudes, allowing Amadu Bamba, for example, to return.","page":"415-435","source":"JSTOR","title":"French ‘Islamic’ Policy and Practice in Late Nineteenth-Century Senegal","volume":"29","author":[{"family":"Robinson","given":"David"}],"issued":{"date-parts":[["1988"]]}}}],"schema":"https://github.com/citation-style-language/schema/raw/master/csl-citation.json"} </w:instrText>
-      </w:r>
-      <w:r>
-        <w:rPr>
-          <w:lang w:val="fr-FR"/>
-        </w:rPr>
-        <w:fldChar w:fldCharType="separate"/>
-      </w:r>
-      <w:r>
-        <w:rPr>
-          <w:noProof/>
-          <w:lang w:val="fr-FR"/>
-        </w:rPr>
-        <w:t>(Robinson 1988)</w:t>
-      </w:r>
-      <w:r>
-        <w:rPr>
-          <w:lang w:val="fr-FR"/>
-        </w:rPr>
-        <w:fldChar w:fldCharType="end"/>
+          <w:lang w:val="fr-FR"/>
+        </w:rPr>
+        <w:t xml:space="preserve"> Nulla facilisi</w:t>
       </w:r>
       <w:r>
         <w:rPr>
@@ -3383,722 +1693,20 @@
         <w:rPr>
           <w:lang w:val="fr-FR"/>
         </w:rPr>
-        <w:t xml:space="preserve"> </w:t>
-      </w:r>
-      <w:proofErr w:type="spellStart"/>
-      <w:r>
-        <w:rPr>
-          <w:lang w:val="fr-FR"/>
-        </w:rPr>
-        <w:t>Nulla</w:t>
-      </w:r>
-      <w:proofErr w:type="spellEnd"/>
-      <w:r>
-        <w:rPr>
-          <w:lang w:val="fr-FR"/>
-        </w:rPr>
-        <w:t xml:space="preserve"> </w:t>
-      </w:r>
-      <w:proofErr w:type="spellStart"/>
-      <w:r>
-        <w:rPr>
-          <w:lang w:val="fr-FR"/>
-        </w:rPr>
-        <w:t>facilisi</w:t>
-      </w:r>
-      <w:proofErr w:type="spellEnd"/>
-      <w:r>
-        <w:rPr>
-          <w:lang w:val="fr-FR"/>
-        </w:rPr>
-        <w:t>.</w:t>
-      </w:r>
-      <w:r>
-        <w:rPr>
-          <w:lang w:val="fr-FR"/>
-        </w:rPr>
-        <w:t xml:space="preserve"> Ut </w:t>
-      </w:r>
-      <w:proofErr w:type="spellStart"/>
-      <w:r>
-        <w:rPr>
-          <w:lang w:val="fr-FR"/>
-        </w:rPr>
-        <w:t>quis</w:t>
-      </w:r>
-      <w:proofErr w:type="spellEnd"/>
-      <w:r>
-        <w:rPr>
-          <w:lang w:val="fr-FR"/>
-        </w:rPr>
-        <w:t xml:space="preserve"> nunc </w:t>
-      </w:r>
-      <w:proofErr w:type="spellStart"/>
-      <w:r>
-        <w:rPr>
-          <w:lang w:val="fr-FR"/>
-        </w:rPr>
-        <w:t>quis</w:t>
-      </w:r>
-      <w:proofErr w:type="spellEnd"/>
-      <w:r>
-        <w:rPr>
-          <w:lang w:val="fr-FR"/>
-        </w:rPr>
-        <w:t xml:space="preserve"> </w:t>
-      </w:r>
-      <w:proofErr w:type="spellStart"/>
-      <w:r>
-        <w:rPr>
-          <w:lang w:val="fr-FR"/>
-        </w:rPr>
-        <w:t>enim</w:t>
-      </w:r>
-      <w:proofErr w:type="spellEnd"/>
-      <w:r>
-        <w:rPr>
-          <w:lang w:val="fr-FR"/>
-        </w:rPr>
-        <w:t xml:space="preserve"> dictum mollis </w:t>
-      </w:r>
-      <w:proofErr w:type="spellStart"/>
-      <w:r>
-        <w:rPr>
-          <w:lang w:val="fr-FR"/>
-        </w:rPr>
-        <w:t>vel</w:t>
-      </w:r>
-      <w:proofErr w:type="spellEnd"/>
-      <w:r>
-        <w:rPr>
-          <w:lang w:val="fr-FR"/>
-        </w:rPr>
-        <w:t xml:space="preserve"> dictum ex. </w:t>
-      </w:r>
-      <w:proofErr w:type="spellStart"/>
-      <w:r>
-        <w:rPr>
-          <w:lang w:val="fr-FR"/>
-        </w:rPr>
-        <w:t>Phasellus</w:t>
-      </w:r>
-      <w:proofErr w:type="spellEnd"/>
-      <w:r>
-        <w:rPr>
-          <w:lang w:val="fr-FR"/>
-        </w:rPr>
-        <w:t xml:space="preserve"> ipsum </w:t>
-      </w:r>
-      <w:proofErr w:type="spellStart"/>
-      <w:r>
-        <w:rPr>
-          <w:lang w:val="fr-FR"/>
-        </w:rPr>
-        <w:t>metus</w:t>
-      </w:r>
-      <w:proofErr w:type="spellEnd"/>
-      <w:r>
-        <w:rPr>
-          <w:lang w:val="fr-FR"/>
-        </w:rPr>
-        <w:t xml:space="preserve">, </w:t>
-      </w:r>
-      <w:proofErr w:type="spellStart"/>
-      <w:r>
-        <w:rPr>
-          <w:lang w:val="fr-FR"/>
-        </w:rPr>
-        <w:t>lacinia</w:t>
-      </w:r>
-      <w:proofErr w:type="spellEnd"/>
-      <w:r>
-        <w:rPr>
-          <w:lang w:val="fr-FR"/>
-        </w:rPr>
-        <w:t xml:space="preserve"> </w:t>
-      </w:r>
-      <w:proofErr w:type="spellStart"/>
-      <w:r>
-        <w:rPr>
-          <w:lang w:val="fr-FR"/>
-        </w:rPr>
-        <w:t>quis</w:t>
-      </w:r>
-      <w:proofErr w:type="spellEnd"/>
-      <w:r>
-        <w:rPr>
-          <w:lang w:val="fr-FR"/>
-        </w:rPr>
-        <w:t xml:space="preserve"> </w:t>
-      </w:r>
-      <w:proofErr w:type="spellStart"/>
-      <w:r>
-        <w:rPr>
-          <w:lang w:val="fr-FR"/>
-        </w:rPr>
-        <w:t>augue</w:t>
-      </w:r>
-      <w:proofErr w:type="spellEnd"/>
-      <w:r>
-        <w:rPr>
-          <w:lang w:val="fr-FR"/>
-        </w:rPr>
-        <w:t xml:space="preserve"> nec, </w:t>
-      </w:r>
-      <w:proofErr w:type="spellStart"/>
-      <w:r>
-        <w:rPr>
-          <w:lang w:val="fr-FR"/>
-        </w:rPr>
-        <w:t>gravida</w:t>
-      </w:r>
-      <w:proofErr w:type="spellEnd"/>
-      <w:r>
-        <w:rPr>
-          <w:lang w:val="fr-FR"/>
-        </w:rPr>
-        <w:t xml:space="preserve"> </w:t>
-      </w:r>
-      <w:proofErr w:type="spellStart"/>
-      <w:r>
-        <w:rPr>
-          <w:lang w:val="fr-FR"/>
-        </w:rPr>
-        <w:t>sollicitudin</w:t>
-      </w:r>
-      <w:proofErr w:type="spellEnd"/>
-      <w:r>
-        <w:rPr>
-          <w:lang w:val="fr-FR"/>
-        </w:rPr>
-        <w:t xml:space="preserve"> massa. Duis vitae nunc </w:t>
-      </w:r>
-      <w:proofErr w:type="spellStart"/>
-      <w:r>
-        <w:rPr>
-          <w:lang w:val="fr-FR"/>
-        </w:rPr>
-        <w:t>eleifend</w:t>
-      </w:r>
-      <w:proofErr w:type="spellEnd"/>
-      <w:r>
-        <w:rPr>
-          <w:lang w:val="fr-FR"/>
-        </w:rPr>
-        <w:t xml:space="preserve"> </w:t>
-      </w:r>
-      <w:proofErr w:type="spellStart"/>
-      <w:r>
-        <w:rPr>
-          <w:lang w:val="fr-FR"/>
-        </w:rPr>
-        <w:t>sem</w:t>
-      </w:r>
-      <w:proofErr w:type="spellEnd"/>
-      <w:r>
-        <w:rPr>
-          <w:lang w:val="fr-FR"/>
-        </w:rPr>
-        <w:t xml:space="preserve"> </w:t>
-      </w:r>
-      <w:proofErr w:type="spellStart"/>
-      <w:r>
-        <w:rPr>
-          <w:lang w:val="fr-FR"/>
-        </w:rPr>
-        <w:t>consectetur</w:t>
-      </w:r>
-      <w:proofErr w:type="spellEnd"/>
-      <w:r>
-        <w:rPr>
-          <w:lang w:val="fr-FR"/>
-        </w:rPr>
-        <w:t xml:space="preserve"> </w:t>
-      </w:r>
-      <w:proofErr w:type="spellStart"/>
-      <w:r>
-        <w:rPr>
-          <w:lang w:val="fr-FR"/>
-        </w:rPr>
-        <w:t>luctus</w:t>
-      </w:r>
-      <w:proofErr w:type="spellEnd"/>
-      <w:r>
-        <w:rPr>
-          <w:lang w:val="fr-FR"/>
-        </w:rPr>
-        <w:t xml:space="preserve">. </w:t>
-      </w:r>
-      <w:proofErr w:type="spellStart"/>
-      <w:r>
-        <w:rPr>
-          <w:lang w:val="fr-FR"/>
-        </w:rPr>
-        <w:t>Pellentesque</w:t>
-      </w:r>
-      <w:proofErr w:type="spellEnd"/>
-      <w:r>
-        <w:rPr>
-          <w:lang w:val="fr-FR"/>
-        </w:rPr>
-        <w:t xml:space="preserve"> ante </w:t>
-      </w:r>
-      <w:proofErr w:type="spellStart"/>
-      <w:r>
-        <w:rPr>
-          <w:lang w:val="fr-FR"/>
-        </w:rPr>
-        <w:t>lorem</w:t>
-      </w:r>
-      <w:proofErr w:type="spellEnd"/>
-      <w:r>
-        <w:rPr>
-          <w:lang w:val="fr-FR"/>
-        </w:rPr>
-        <w:t xml:space="preserve">, porta id varius et, </w:t>
-      </w:r>
-      <w:proofErr w:type="spellStart"/>
-      <w:r>
-        <w:rPr>
-          <w:lang w:val="fr-FR"/>
-        </w:rPr>
-        <w:t>sodales</w:t>
-      </w:r>
-      <w:proofErr w:type="spellEnd"/>
-      <w:r>
-        <w:rPr>
-          <w:lang w:val="fr-FR"/>
-        </w:rPr>
-        <w:t xml:space="preserve"> a </w:t>
-      </w:r>
-      <w:proofErr w:type="spellStart"/>
-      <w:r>
-        <w:rPr>
-          <w:lang w:val="fr-FR"/>
-        </w:rPr>
-        <w:t>urna</w:t>
-      </w:r>
-      <w:proofErr w:type="spellEnd"/>
-      <w:r>
-        <w:rPr>
-          <w:lang w:val="fr-FR"/>
-        </w:rPr>
-        <w:t xml:space="preserve">. Morbi </w:t>
-      </w:r>
-      <w:proofErr w:type="spellStart"/>
-      <w:r>
-        <w:rPr>
-          <w:lang w:val="fr-FR"/>
-        </w:rPr>
-        <w:t>vel</w:t>
-      </w:r>
-      <w:proofErr w:type="spellEnd"/>
-      <w:r>
-        <w:rPr>
-          <w:lang w:val="fr-FR"/>
-        </w:rPr>
-        <w:t xml:space="preserve"> </w:t>
-      </w:r>
-      <w:proofErr w:type="spellStart"/>
-      <w:r>
-        <w:rPr>
-          <w:lang w:val="fr-FR"/>
-        </w:rPr>
-        <w:t>nibh</w:t>
-      </w:r>
-      <w:proofErr w:type="spellEnd"/>
-      <w:r>
-        <w:rPr>
-          <w:lang w:val="fr-FR"/>
-        </w:rPr>
-        <w:t xml:space="preserve"> mi. </w:t>
-      </w:r>
-      <w:proofErr w:type="spellStart"/>
-      <w:r>
-        <w:rPr>
-          <w:lang w:val="fr-FR"/>
-        </w:rPr>
-        <w:t>Nulla</w:t>
-      </w:r>
-      <w:proofErr w:type="spellEnd"/>
-      <w:r>
-        <w:rPr>
-          <w:lang w:val="fr-FR"/>
-        </w:rPr>
-        <w:t xml:space="preserve"> </w:t>
-      </w:r>
-      <w:proofErr w:type="spellStart"/>
-      <w:r>
-        <w:rPr>
-          <w:lang w:val="fr-FR"/>
-        </w:rPr>
-        <w:t>lobortis</w:t>
-      </w:r>
-      <w:proofErr w:type="spellEnd"/>
-      <w:r>
-        <w:rPr>
-          <w:lang w:val="fr-FR"/>
-        </w:rPr>
-        <w:t xml:space="preserve">, magna nec </w:t>
-      </w:r>
-      <w:proofErr w:type="spellStart"/>
-      <w:r>
-        <w:rPr>
-          <w:lang w:val="fr-FR"/>
-        </w:rPr>
-        <w:t>auctor</w:t>
-      </w:r>
-      <w:proofErr w:type="spellEnd"/>
-      <w:r>
-        <w:rPr>
-          <w:lang w:val="fr-FR"/>
-        </w:rPr>
-        <w:t xml:space="preserve"> </w:t>
-      </w:r>
-      <w:proofErr w:type="spellStart"/>
-      <w:r>
-        <w:rPr>
-          <w:lang w:val="fr-FR"/>
-        </w:rPr>
-        <w:t>lobortis</w:t>
-      </w:r>
-      <w:proofErr w:type="spellEnd"/>
-      <w:r>
-        <w:rPr>
-          <w:lang w:val="fr-FR"/>
-        </w:rPr>
-        <w:t xml:space="preserve">, mi </w:t>
-      </w:r>
-      <w:proofErr w:type="spellStart"/>
-      <w:r>
-        <w:rPr>
-          <w:lang w:val="fr-FR"/>
-        </w:rPr>
-        <w:t>lorem</w:t>
-      </w:r>
-      <w:proofErr w:type="spellEnd"/>
-      <w:r>
-        <w:rPr>
-          <w:lang w:val="fr-FR"/>
-        </w:rPr>
-        <w:t xml:space="preserve"> </w:t>
-      </w:r>
-      <w:proofErr w:type="spellStart"/>
-      <w:r>
-        <w:rPr>
-          <w:lang w:val="fr-FR"/>
-        </w:rPr>
-        <w:t>ultricies</w:t>
-      </w:r>
-      <w:proofErr w:type="spellEnd"/>
-      <w:r>
-        <w:rPr>
-          <w:lang w:val="fr-FR"/>
-        </w:rPr>
-        <w:t xml:space="preserve"> diam, in </w:t>
-      </w:r>
-      <w:proofErr w:type="spellStart"/>
-      <w:r>
-        <w:rPr>
-          <w:lang w:val="fr-FR"/>
-        </w:rPr>
-        <w:t>ullamcorper</w:t>
-      </w:r>
-      <w:proofErr w:type="spellEnd"/>
-      <w:r>
-        <w:rPr>
-          <w:lang w:val="fr-FR"/>
-        </w:rPr>
-        <w:t xml:space="preserve"> </w:t>
-      </w:r>
-      <w:proofErr w:type="spellStart"/>
-      <w:r>
-        <w:rPr>
-          <w:lang w:val="fr-FR"/>
-        </w:rPr>
-        <w:t>leo</w:t>
-      </w:r>
-      <w:proofErr w:type="spellEnd"/>
-      <w:r>
-        <w:rPr>
-          <w:lang w:val="fr-FR"/>
-        </w:rPr>
-        <w:t xml:space="preserve"> </w:t>
-      </w:r>
-      <w:proofErr w:type="spellStart"/>
-      <w:r>
-        <w:rPr>
-          <w:lang w:val="fr-FR"/>
-        </w:rPr>
-        <w:t>eros</w:t>
-      </w:r>
-      <w:proofErr w:type="spellEnd"/>
-      <w:r>
-        <w:rPr>
-          <w:lang w:val="fr-FR"/>
-        </w:rPr>
-        <w:t xml:space="preserve"> </w:t>
-      </w:r>
-      <w:proofErr w:type="spellStart"/>
-      <w:r>
-        <w:rPr>
-          <w:lang w:val="fr-FR"/>
-        </w:rPr>
-        <w:t>sit</w:t>
-      </w:r>
-      <w:proofErr w:type="spellEnd"/>
-      <w:r>
-        <w:rPr>
-          <w:lang w:val="fr-FR"/>
-        </w:rPr>
-        <w:t xml:space="preserve"> </w:t>
-      </w:r>
-      <w:proofErr w:type="spellStart"/>
-      <w:r>
-        <w:rPr>
-          <w:lang w:val="fr-FR"/>
-        </w:rPr>
-        <w:t>amet</w:t>
-      </w:r>
-      <w:proofErr w:type="spellEnd"/>
-      <w:r>
-        <w:rPr>
-          <w:lang w:val="fr-FR"/>
-        </w:rPr>
-        <w:t xml:space="preserve"> </w:t>
-      </w:r>
-      <w:proofErr w:type="spellStart"/>
-      <w:r>
-        <w:rPr>
-          <w:lang w:val="fr-FR"/>
-        </w:rPr>
-        <w:t>odio</w:t>
-      </w:r>
-      <w:proofErr w:type="spellEnd"/>
-      <w:r>
-        <w:rPr>
-          <w:lang w:val="fr-FR"/>
-        </w:rPr>
-        <w:t xml:space="preserve">. </w:t>
-      </w:r>
-      <w:proofErr w:type="spellStart"/>
-      <w:r>
-        <w:rPr>
-          <w:lang w:val="fr-FR"/>
-        </w:rPr>
-        <w:t>Vivamus</w:t>
-      </w:r>
-      <w:proofErr w:type="spellEnd"/>
-      <w:r>
-        <w:rPr>
-          <w:lang w:val="fr-FR"/>
-        </w:rPr>
-        <w:t xml:space="preserve"> et </w:t>
-      </w:r>
-      <w:proofErr w:type="spellStart"/>
-      <w:r>
-        <w:rPr>
-          <w:lang w:val="fr-FR"/>
-        </w:rPr>
-        <w:t>fringilla</w:t>
-      </w:r>
-      <w:proofErr w:type="spellEnd"/>
-      <w:r>
-        <w:rPr>
-          <w:lang w:val="fr-FR"/>
-        </w:rPr>
-        <w:t xml:space="preserve"> </w:t>
-      </w:r>
-      <w:proofErr w:type="spellStart"/>
-      <w:r>
-        <w:rPr>
-          <w:lang w:val="fr-FR"/>
-        </w:rPr>
-        <w:t>ligula</w:t>
-      </w:r>
-      <w:proofErr w:type="spellEnd"/>
-      <w:r>
-        <w:rPr>
-          <w:lang w:val="fr-FR"/>
-        </w:rPr>
-        <w:t xml:space="preserve">. </w:t>
-      </w:r>
-      <w:proofErr w:type="spellStart"/>
-      <w:r>
-        <w:rPr>
-          <w:lang w:val="fr-FR"/>
-        </w:rPr>
-        <w:t>Nulla</w:t>
-      </w:r>
-      <w:proofErr w:type="spellEnd"/>
-      <w:r>
-        <w:rPr>
-          <w:lang w:val="fr-FR"/>
-        </w:rPr>
-        <w:t xml:space="preserve"> </w:t>
-      </w:r>
-      <w:proofErr w:type="spellStart"/>
-      <w:r>
-        <w:rPr>
-          <w:lang w:val="fr-FR"/>
-        </w:rPr>
-        <w:t>facilisi</w:t>
-      </w:r>
-      <w:proofErr w:type="spellEnd"/>
-      <w:r>
-        <w:rPr>
-          <w:lang w:val="fr-FR"/>
-        </w:rPr>
-        <w:t xml:space="preserve">. </w:t>
-      </w:r>
-      <w:proofErr w:type="spellStart"/>
-      <w:r>
-        <w:rPr>
-          <w:lang w:val="fr-FR"/>
-        </w:rPr>
-        <w:t>Proin</w:t>
-      </w:r>
-      <w:proofErr w:type="spellEnd"/>
-      <w:r>
-        <w:rPr>
-          <w:lang w:val="fr-FR"/>
-        </w:rPr>
-        <w:t xml:space="preserve"> </w:t>
-      </w:r>
-      <w:proofErr w:type="spellStart"/>
-      <w:r>
-        <w:rPr>
-          <w:lang w:val="fr-FR"/>
-        </w:rPr>
-        <w:t>ultrices</w:t>
-      </w:r>
-      <w:proofErr w:type="spellEnd"/>
-      <w:r>
-        <w:rPr>
-          <w:lang w:val="fr-FR"/>
-        </w:rPr>
-        <w:t xml:space="preserve"> </w:t>
-      </w:r>
-      <w:proofErr w:type="spellStart"/>
-      <w:r>
-        <w:rPr>
-          <w:lang w:val="fr-FR"/>
-        </w:rPr>
-        <w:t>imperdiet</w:t>
-      </w:r>
-      <w:proofErr w:type="spellEnd"/>
-      <w:r>
-        <w:rPr>
-          <w:lang w:val="fr-FR"/>
-        </w:rPr>
-        <w:t xml:space="preserve"> </w:t>
-      </w:r>
-      <w:proofErr w:type="spellStart"/>
-      <w:r>
-        <w:rPr>
-          <w:lang w:val="fr-FR"/>
-        </w:rPr>
-        <w:t>sollicitudin</w:t>
-      </w:r>
-      <w:proofErr w:type="spellEnd"/>
-      <w:r>
-        <w:rPr>
-          <w:lang w:val="fr-FR"/>
-        </w:rPr>
-        <w:t xml:space="preserve">. </w:t>
-      </w:r>
-      <w:proofErr w:type="spellStart"/>
-      <w:r>
-        <w:rPr>
-          <w:lang w:val="fr-FR"/>
-        </w:rPr>
-        <w:t>Pellentesque</w:t>
-      </w:r>
-      <w:proofErr w:type="spellEnd"/>
-      <w:r>
-        <w:rPr>
-          <w:lang w:val="fr-FR"/>
-        </w:rPr>
-        <w:t xml:space="preserve"> </w:t>
-      </w:r>
-      <w:proofErr w:type="spellStart"/>
-      <w:r>
-        <w:rPr>
-          <w:lang w:val="fr-FR"/>
-        </w:rPr>
-        <w:t>ac</w:t>
-      </w:r>
-      <w:proofErr w:type="spellEnd"/>
-      <w:r>
-        <w:rPr>
-          <w:lang w:val="fr-FR"/>
-        </w:rPr>
-        <w:t xml:space="preserve"> erat </w:t>
-      </w:r>
-      <w:proofErr w:type="spellStart"/>
-      <w:r>
-        <w:rPr>
-          <w:lang w:val="fr-FR"/>
-        </w:rPr>
-        <w:t>ultricies</w:t>
-      </w:r>
-      <w:proofErr w:type="spellEnd"/>
-      <w:r>
-        <w:rPr>
-          <w:lang w:val="fr-FR"/>
-        </w:rPr>
-        <w:t xml:space="preserve">, cursus </w:t>
-      </w:r>
-      <w:proofErr w:type="spellStart"/>
-      <w:r>
-        <w:rPr>
-          <w:lang w:val="fr-FR"/>
-        </w:rPr>
-        <w:t>augue</w:t>
-      </w:r>
-      <w:proofErr w:type="spellEnd"/>
-      <w:r>
-        <w:rPr>
-          <w:lang w:val="fr-FR"/>
-        </w:rPr>
-        <w:t xml:space="preserve"> </w:t>
-      </w:r>
-      <w:proofErr w:type="spellStart"/>
-      <w:r>
-        <w:rPr>
-          <w:lang w:val="fr-FR"/>
-        </w:rPr>
-        <w:t>vel</w:t>
-      </w:r>
-      <w:proofErr w:type="spellEnd"/>
-      <w:r>
-        <w:rPr>
-          <w:lang w:val="fr-FR"/>
-        </w:rPr>
-        <w:t xml:space="preserve">, </w:t>
-      </w:r>
-      <w:proofErr w:type="spellStart"/>
-      <w:r>
-        <w:rPr>
-          <w:lang w:val="fr-FR"/>
-        </w:rPr>
-        <w:t>lobortis</w:t>
-      </w:r>
-      <w:proofErr w:type="spellEnd"/>
-      <w:r>
-        <w:rPr>
-          <w:lang w:val="fr-FR"/>
-        </w:rPr>
-        <w:t xml:space="preserve"> </w:t>
-      </w:r>
-      <w:proofErr w:type="spellStart"/>
-      <w:r>
-        <w:rPr>
-          <w:lang w:val="fr-FR"/>
-        </w:rPr>
-        <w:t>urna</w:t>
-      </w:r>
-      <w:proofErr w:type="spellEnd"/>
+        <w:t xml:space="preserve"> Ut quis nunc quis enim dictum mollis vel dictum ex. </w:t>
+      </w:r>
+      <w:r>
+        <w:rPr>
+          <w:lang w:val="fr-FR"/>
+        </w:rPr>
+        <w:t xml:space="preserve">Phasellus ipsum metus, lacinia quis augue nec, gravida sollicitudin massa. Duis vitae nunc eleifend sem consectetur luctus. Pellentesque ante lorem, porta id varius et, sodales a urna. Morbi vel nibh mi. Nulla lobortis, magna nec auctor lobortis, mi lorem ultricies diam, in ullamcorper leo eros sit amet odio. Vivamus et fringilla ligula. Nulla facilisi. Proin ultrices imperdiet sollicitudin. </w:t>
+      </w:r>
+      <w:r>
+        <w:rPr>
+          <w:lang w:val="fr-FR"/>
+        </w:rPr>
+        <w:t>Pellentesque ac erat ultricies, cursus augue vel, lobortis urna</w:t>
+      </w:r>
       <w:r>
         <w:rPr>
           <w:lang w:val="fr-FR"/>
@@ -4253,15 +1861,7 @@
         <w:fldChar w:fldCharType="end"/>
       </w:r>
       <w:r>
-        <w:t xml:space="preserve">. Prayer beads in </w:t>
-      </w:r>
-      <w:proofErr w:type="spellStart"/>
-      <w:r>
-        <w:t>Kaolack</w:t>
-      </w:r>
-      <w:proofErr w:type="spellEnd"/>
-      <w:r>
-        <w:t>, Senegal.</w:t>
+        <w:t>. Prayer beads in Kaolack, Senegal.</w:t>
       </w:r>
     </w:p>
     <w:p>
@@ -4287,41 +1887,12 @@
       <w:pPr>
         <w:pStyle w:val="BodyText"/>
         <w:rPr>
-          <w:lang w:val="en-CA"/>
-        </w:rPr>
-      </w:pPr>
-      <w:r>
-        <w:t xml:space="preserve">Ut dolor magna, </w:t>
-      </w:r>
-      <w:proofErr w:type="spellStart"/>
-      <w:r>
-        <w:t>molestie</w:t>
-      </w:r>
-      <w:proofErr w:type="spellEnd"/>
-      <w:r>
-        <w:t xml:space="preserve"> quis </w:t>
-      </w:r>
-      <w:proofErr w:type="spellStart"/>
-      <w:r>
-        <w:t>vulputate</w:t>
-      </w:r>
-      <w:proofErr w:type="spellEnd"/>
-      <w:r>
-        <w:t xml:space="preserve"> in, </w:t>
-      </w:r>
-      <w:proofErr w:type="spellStart"/>
-      <w:r>
-        <w:t>ullamcorper</w:t>
-      </w:r>
-      <w:proofErr w:type="spellEnd"/>
-      <w:r>
-        <w:t xml:space="preserve"> vel </w:t>
-      </w:r>
-      <w:proofErr w:type="spellStart"/>
-      <w:r>
-        <w:t>metus</w:t>
-      </w:r>
-      <w:proofErr w:type="spellEnd"/>
+          <w:lang w:val="fr-FR"/>
+        </w:rPr>
+      </w:pPr>
+      <w:r>
+        <w:t>Ut dolor magna, molestie quis vulputate in, ullamcorper vel metus</w:t>
+      </w:r>
       <w:r>
         <w:t xml:space="preserve"> </w:t>
       </w:r>
@@ -4353,596 +1924,263 @@
         <w:fldChar w:fldCharType="end"/>
       </w:r>
       <w:r>
-        <w:t xml:space="preserve">. Aenean vel </w:t>
-      </w:r>
-      <w:proofErr w:type="spellStart"/>
-      <w:r>
-        <w:t>tristique</w:t>
-      </w:r>
-      <w:proofErr w:type="spellEnd"/>
-      <w:r>
-        <w:t xml:space="preserve"> lorem. </w:t>
-      </w:r>
-      <w:r>
-        <w:rPr>
-          <w:lang w:val="en-CA"/>
-        </w:rPr>
-        <w:t xml:space="preserve">Aenean </w:t>
-      </w:r>
-      <w:proofErr w:type="spellStart"/>
-      <w:r>
-        <w:rPr>
-          <w:lang w:val="en-CA"/>
-        </w:rPr>
-        <w:t>ultrices</w:t>
-      </w:r>
-      <w:proofErr w:type="spellEnd"/>
-      <w:r>
-        <w:rPr>
-          <w:lang w:val="en-CA"/>
+        <w:t xml:space="preserve">. Aenean vel tristique lorem. </w:t>
+      </w:r>
+      <w:r>
+        <w:rPr>
+          <w:lang w:val="en-CA"/>
+        </w:rPr>
+        <w:t xml:space="preserve">Aenean ultrices rutrum auctor. </w:t>
+      </w:r>
+      <w:r>
+        <w:rPr>
+          <w:lang w:val="fr-FR"/>
+        </w:rPr>
+        <w:t xml:space="preserve">Proin est ex, viverra in nunc eget, tempus tincidunt risus. Cras id enim et tortor elementum tristique sed vitae ex. Vivamus ut fringilla mi, sit amet ultricies lorem. Praesent vehicula interdum mauris, eget pellentesque sem imperdiet sed. </w:t>
+      </w:r>
+      <w:r>
+        <w:t xml:space="preserve">Sed sapien nunc, tincidunt sit amet lacus sit amet, rhoncus rutrum dolor. </w:t>
+      </w:r>
+      <w:r>
+        <w:rPr>
+          <w:lang w:val="fr-FR"/>
+        </w:rPr>
+        <w:t xml:space="preserve">Pellentesque aliquet aliquet massa, id tristique purus consequat in. Nunc non tincidunt nunc, nec fringilla mi. Mauris elit tellus, vulputate eu mi eget, tempus fermentum mauris. </w:t>
+      </w:r>
+      <w:r>
+        <w:rPr>
+          <w:lang w:val="fr-FR"/>
+        </w:rPr>
+        <w:t>Donec ut nunc augue.</w:t>
+      </w:r>
+      <w:r>
+        <w:rPr>
+          <w:lang w:val="fr-FR"/>
         </w:rPr>
         <w:t xml:space="preserve"> </w:t>
       </w:r>
-      <w:proofErr w:type="spellStart"/>
-      <w:r>
-        <w:rPr>
-          <w:lang w:val="en-CA"/>
-        </w:rPr>
-        <w:t>rutrum</w:t>
-      </w:r>
-      <w:proofErr w:type="spellEnd"/>
-      <w:r>
-        <w:rPr>
-          <w:lang w:val="en-CA"/>
-        </w:rPr>
-        <w:t xml:space="preserve"> auctor. </w:t>
-      </w:r>
-      <w:proofErr w:type="spellStart"/>
-      <w:r>
-        <w:rPr>
-          <w:lang w:val="fr-FR"/>
-        </w:rPr>
-        <w:t>Proin</w:t>
-      </w:r>
-      <w:proofErr w:type="spellEnd"/>
-      <w:r>
-        <w:rPr>
-          <w:lang w:val="fr-FR"/>
-        </w:rPr>
-        <w:t xml:space="preserve"> est ex, </w:t>
-      </w:r>
-      <w:proofErr w:type="spellStart"/>
-      <w:r>
-        <w:rPr>
-          <w:lang w:val="fr-FR"/>
-        </w:rPr>
-        <w:t>viverra</w:t>
-      </w:r>
-      <w:proofErr w:type="spellEnd"/>
-      <w:r>
-        <w:rPr>
-          <w:lang w:val="fr-FR"/>
-        </w:rPr>
-        <w:t xml:space="preserve"> in nunc </w:t>
-      </w:r>
-      <w:proofErr w:type="spellStart"/>
-      <w:r>
-        <w:rPr>
-          <w:lang w:val="fr-FR"/>
-        </w:rPr>
-        <w:t>eget</w:t>
-      </w:r>
-      <w:proofErr w:type="spellEnd"/>
-      <w:r>
-        <w:rPr>
-          <w:lang w:val="fr-FR"/>
-        </w:rPr>
-        <w:t xml:space="preserve">, </w:t>
-      </w:r>
-      <w:proofErr w:type="spellStart"/>
-      <w:r>
-        <w:rPr>
-          <w:lang w:val="fr-FR"/>
-        </w:rPr>
-        <w:t>tempus</w:t>
-      </w:r>
-      <w:proofErr w:type="spellEnd"/>
-      <w:r>
-        <w:rPr>
-          <w:lang w:val="fr-FR"/>
-        </w:rPr>
-        <w:t xml:space="preserve"> </w:t>
-      </w:r>
-      <w:proofErr w:type="spellStart"/>
-      <w:r>
-        <w:rPr>
-          <w:lang w:val="fr-FR"/>
-        </w:rPr>
-        <w:t>tincidunt</w:t>
-      </w:r>
-      <w:proofErr w:type="spellEnd"/>
-      <w:r>
-        <w:rPr>
-          <w:lang w:val="fr-FR"/>
-        </w:rPr>
-        <w:t xml:space="preserve"> </w:t>
-      </w:r>
-      <w:proofErr w:type="spellStart"/>
-      <w:r>
-        <w:rPr>
-          <w:lang w:val="fr-FR"/>
-        </w:rPr>
-        <w:t>risus</w:t>
-      </w:r>
-      <w:proofErr w:type="spellEnd"/>
-      <w:r>
-        <w:rPr>
-          <w:lang w:val="fr-FR"/>
-        </w:rPr>
-        <w:t xml:space="preserve">. Cras id </w:t>
-      </w:r>
-      <w:proofErr w:type="spellStart"/>
-      <w:r>
-        <w:rPr>
-          <w:lang w:val="fr-FR"/>
-        </w:rPr>
-        <w:t>enim</w:t>
-      </w:r>
-      <w:proofErr w:type="spellEnd"/>
-      <w:r>
-        <w:rPr>
-          <w:lang w:val="fr-FR"/>
-        </w:rPr>
-        <w:t xml:space="preserve"> et </w:t>
-      </w:r>
-      <w:proofErr w:type="spellStart"/>
-      <w:r>
-        <w:rPr>
-          <w:lang w:val="fr-FR"/>
-        </w:rPr>
-        <w:t>tortor</w:t>
-      </w:r>
-      <w:proofErr w:type="spellEnd"/>
-      <w:r>
-        <w:rPr>
-          <w:lang w:val="fr-FR"/>
-        </w:rPr>
-        <w:t xml:space="preserve"> </w:t>
-      </w:r>
-      <w:proofErr w:type="spellStart"/>
-      <w:r>
-        <w:rPr>
-          <w:lang w:val="fr-FR"/>
-        </w:rPr>
-        <w:t>elementum</w:t>
-      </w:r>
-      <w:proofErr w:type="spellEnd"/>
-      <w:r>
-        <w:rPr>
-          <w:lang w:val="fr-FR"/>
-        </w:rPr>
-        <w:t xml:space="preserve"> tristique </w:t>
-      </w:r>
-      <w:proofErr w:type="spellStart"/>
-      <w:r>
-        <w:rPr>
-          <w:lang w:val="fr-FR"/>
-        </w:rPr>
-        <w:t>sed</w:t>
-      </w:r>
-      <w:proofErr w:type="spellEnd"/>
-      <w:r>
-        <w:rPr>
-          <w:lang w:val="fr-FR"/>
-        </w:rPr>
-        <w:t xml:space="preserve"> vitae ex. </w:t>
-      </w:r>
-      <w:proofErr w:type="spellStart"/>
-      <w:r>
-        <w:rPr>
-          <w:lang w:val="fr-FR"/>
-        </w:rPr>
-        <w:t>Vivamus</w:t>
-      </w:r>
-      <w:proofErr w:type="spellEnd"/>
-      <w:r>
-        <w:rPr>
-          <w:lang w:val="fr-FR"/>
-        </w:rPr>
-        <w:t xml:space="preserve"> ut </w:t>
-      </w:r>
-      <w:proofErr w:type="spellStart"/>
-      <w:r>
-        <w:rPr>
-          <w:lang w:val="fr-FR"/>
-        </w:rPr>
-        <w:t>fringilla</w:t>
-      </w:r>
-      <w:proofErr w:type="spellEnd"/>
-      <w:r>
-        <w:rPr>
-          <w:lang w:val="fr-FR"/>
-        </w:rPr>
-        <w:t xml:space="preserve"> mi, </w:t>
-      </w:r>
-      <w:proofErr w:type="spellStart"/>
-      <w:r>
-        <w:rPr>
-          <w:lang w:val="fr-FR"/>
-        </w:rPr>
-        <w:t>sit</w:t>
-      </w:r>
-      <w:proofErr w:type="spellEnd"/>
-      <w:r>
-        <w:rPr>
-          <w:lang w:val="fr-FR"/>
-        </w:rPr>
-        <w:t xml:space="preserve"> </w:t>
-      </w:r>
-      <w:proofErr w:type="spellStart"/>
-      <w:r>
-        <w:rPr>
-          <w:lang w:val="fr-FR"/>
-        </w:rPr>
-        <w:t>amet</w:t>
-      </w:r>
-      <w:proofErr w:type="spellEnd"/>
-      <w:r>
-        <w:rPr>
-          <w:lang w:val="fr-FR"/>
-        </w:rPr>
-        <w:t xml:space="preserve"> </w:t>
-      </w:r>
-      <w:proofErr w:type="spellStart"/>
-      <w:r>
-        <w:rPr>
-          <w:lang w:val="fr-FR"/>
-        </w:rPr>
-        <w:t>ultricies</w:t>
-      </w:r>
-      <w:proofErr w:type="spellEnd"/>
-      <w:r>
-        <w:rPr>
-          <w:lang w:val="fr-FR"/>
-        </w:rPr>
-        <w:t xml:space="preserve"> </w:t>
-      </w:r>
-      <w:proofErr w:type="spellStart"/>
-      <w:r>
-        <w:rPr>
-          <w:lang w:val="fr-FR"/>
-        </w:rPr>
-        <w:t>lorem</w:t>
-      </w:r>
-      <w:proofErr w:type="spellEnd"/>
-      <w:r>
-        <w:rPr>
-          <w:lang w:val="fr-FR"/>
-        </w:rPr>
-        <w:t xml:space="preserve">. </w:t>
-      </w:r>
-      <w:proofErr w:type="spellStart"/>
-      <w:r>
-        <w:rPr>
-          <w:lang w:val="fr-FR"/>
-        </w:rPr>
-        <w:t>Praesent</w:t>
-      </w:r>
-      <w:proofErr w:type="spellEnd"/>
-      <w:r>
-        <w:rPr>
-          <w:lang w:val="fr-FR"/>
-        </w:rPr>
-        <w:t xml:space="preserve"> </w:t>
-      </w:r>
-      <w:proofErr w:type="spellStart"/>
-      <w:r>
-        <w:rPr>
-          <w:lang w:val="fr-FR"/>
-        </w:rPr>
-        <w:t>vehicula</w:t>
-      </w:r>
-      <w:proofErr w:type="spellEnd"/>
-      <w:r>
-        <w:rPr>
-          <w:lang w:val="fr-FR"/>
-        </w:rPr>
-        <w:t xml:space="preserve"> </w:t>
-      </w:r>
-      <w:proofErr w:type="spellStart"/>
-      <w:r>
-        <w:rPr>
-          <w:lang w:val="fr-FR"/>
-        </w:rPr>
-        <w:t>interdum</w:t>
-      </w:r>
-      <w:proofErr w:type="spellEnd"/>
-      <w:r>
-        <w:rPr>
-          <w:lang w:val="fr-FR"/>
-        </w:rPr>
-        <w:t xml:space="preserve"> </w:t>
-      </w:r>
-      <w:proofErr w:type="spellStart"/>
-      <w:r>
-        <w:rPr>
-          <w:lang w:val="fr-FR"/>
-        </w:rPr>
-        <w:t>mauris</w:t>
-      </w:r>
-      <w:proofErr w:type="spellEnd"/>
-      <w:r>
-        <w:rPr>
-          <w:lang w:val="fr-FR"/>
-        </w:rPr>
-        <w:t xml:space="preserve">, </w:t>
-      </w:r>
-      <w:proofErr w:type="spellStart"/>
-      <w:r>
-        <w:rPr>
-          <w:lang w:val="fr-FR"/>
-        </w:rPr>
-        <w:t>eget</w:t>
-      </w:r>
-      <w:proofErr w:type="spellEnd"/>
-      <w:r>
-        <w:rPr>
-          <w:lang w:val="fr-FR"/>
-        </w:rPr>
-        <w:t xml:space="preserve"> </w:t>
-      </w:r>
-      <w:proofErr w:type="spellStart"/>
-      <w:r>
-        <w:rPr>
-          <w:lang w:val="fr-FR"/>
-        </w:rPr>
-        <w:t>pellentesque</w:t>
-      </w:r>
-      <w:proofErr w:type="spellEnd"/>
-      <w:r>
-        <w:rPr>
-          <w:lang w:val="fr-FR"/>
-        </w:rPr>
-        <w:t xml:space="preserve"> </w:t>
-      </w:r>
-      <w:proofErr w:type="spellStart"/>
-      <w:r>
-        <w:rPr>
-          <w:lang w:val="fr-FR"/>
-        </w:rPr>
-        <w:t>sem</w:t>
-      </w:r>
-      <w:proofErr w:type="spellEnd"/>
-      <w:r>
-        <w:rPr>
-          <w:lang w:val="fr-FR"/>
-        </w:rPr>
-        <w:t xml:space="preserve"> </w:t>
-      </w:r>
-      <w:proofErr w:type="spellStart"/>
-      <w:r>
-        <w:rPr>
-          <w:lang w:val="fr-FR"/>
-        </w:rPr>
-        <w:t>imperdiet</w:t>
-      </w:r>
-      <w:proofErr w:type="spellEnd"/>
-      <w:r>
-        <w:rPr>
-          <w:lang w:val="fr-FR"/>
-        </w:rPr>
-        <w:t xml:space="preserve"> </w:t>
-      </w:r>
-      <w:proofErr w:type="spellStart"/>
-      <w:r>
-        <w:rPr>
-          <w:lang w:val="fr-FR"/>
-        </w:rPr>
-        <w:t>sed</w:t>
-      </w:r>
-      <w:proofErr w:type="spellEnd"/>
-      <w:r>
-        <w:rPr>
-          <w:lang w:val="fr-FR"/>
-        </w:rPr>
-        <w:t xml:space="preserve">. </w:t>
-      </w:r>
-      <w:r>
-        <w:t xml:space="preserve">Sed </w:t>
-      </w:r>
-      <w:proofErr w:type="spellStart"/>
-      <w:r>
-        <w:t>sapien</w:t>
-      </w:r>
-      <w:proofErr w:type="spellEnd"/>
-      <w:r>
-        <w:t xml:space="preserve"> nunc, </w:t>
-      </w:r>
-      <w:proofErr w:type="spellStart"/>
-      <w:r>
-        <w:t>tincidunt</w:t>
-      </w:r>
-      <w:proofErr w:type="spellEnd"/>
-      <w:r>
-        <w:t xml:space="preserve"> sit </w:t>
-      </w:r>
-      <w:proofErr w:type="spellStart"/>
-      <w:r>
-        <w:t>amet</w:t>
-      </w:r>
-      <w:proofErr w:type="spellEnd"/>
-      <w:r>
-        <w:t xml:space="preserve"> </w:t>
-      </w:r>
-      <w:proofErr w:type="spellStart"/>
-      <w:r>
-        <w:t>lacus</w:t>
-      </w:r>
-      <w:proofErr w:type="spellEnd"/>
-      <w:r>
-        <w:t xml:space="preserve"> sit </w:t>
-      </w:r>
-      <w:proofErr w:type="spellStart"/>
-      <w:r>
-        <w:t>amet</w:t>
-      </w:r>
-      <w:proofErr w:type="spellEnd"/>
-      <w:r>
-        <w:t xml:space="preserve">, </w:t>
-      </w:r>
-      <w:proofErr w:type="spellStart"/>
-      <w:r>
-        <w:t>rhoncus</w:t>
-      </w:r>
-      <w:proofErr w:type="spellEnd"/>
-      <w:r>
-        <w:t xml:space="preserve"> </w:t>
-      </w:r>
-      <w:proofErr w:type="spellStart"/>
-      <w:r>
-        <w:t>rutrum</w:t>
-      </w:r>
-      <w:proofErr w:type="spellEnd"/>
-      <w:r>
-        <w:t xml:space="preserve"> dolor. </w:t>
-      </w:r>
-      <w:proofErr w:type="spellStart"/>
-      <w:r>
-        <w:rPr>
-          <w:lang w:val="fr-FR"/>
-        </w:rPr>
-        <w:t>Pellentesque</w:t>
-      </w:r>
-      <w:proofErr w:type="spellEnd"/>
-      <w:r>
-        <w:rPr>
-          <w:lang w:val="fr-FR"/>
-        </w:rPr>
-        <w:t xml:space="preserve"> </w:t>
-      </w:r>
-      <w:proofErr w:type="spellStart"/>
-      <w:r>
-        <w:rPr>
-          <w:lang w:val="fr-FR"/>
-        </w:rPr>
-        <w:t>aliquet</w:t>
-      </w:r>
-      <w:proofErr w:type="spellEnd"/>
-      <w:r>
-        <w:rPr>
-          <w:lang w:val="fr-FR"/>
-        </w:rPr>
-        <w:t xml:space="preserve"> </w:t>
-      </w:r>
-      <w:proofErr w:type="spellStart"/>
-      <w:r>
-        <w:rPr>
-          <w:lang w:val="fr-FR"/>
-        </w:rPr>
-        <w:t>aliquet</w:t>
-      </w:r>
-      <w:proofErr w:type="spellEnd"/>
-      <w:r>
-        <w:rPr>
-          <w:lang w:val="fr-FR"/>
-        </w:rPr>
-        <w:t xml:space="preserve"> massa, id tristique </w:t>
-      </w:r>
-      <w:proofErr w:type="spellStart"/>
-      <w:r>
-        <w:rPr>
-          <w:lang w:val="fr-FR"/>
-        </w:rPr>
-        <w:t>purus</w:t>
-      </w:r>
-      <w:proofErr w:type="spellEnd"/>
-      <w:r>
-        <w:rPr>
-          <w:lang w:val="fr-FR"/>
-        </w:rPr>
-        <w:t xml:space="preserve"> </w:t>
-      </w:r>
-      <w:proofErr w:type="spellStart"/>
-      <w:r>
-        <w:rPr>
-          <w:lang w:val="fr-FR"/>
-        </w:rPr>
-        <w:t>consequat</w:t>
-      </w:r>
-      <w:proofErr w:type="spellEnd"/>
-      <w:r>
-        <w:rPr>
-          <w:lang w:val="fr-FR"/>
-        </w:rPr>
-        <w:t xml:space="preserve"> in. Nunc non </w:t>
-      </w:r>
-      <w:proofErr w:type="spellStart"/>
-      <w:r>
-        <w:rPr>
-          <w:lang w:val="fr-FR"/>
-        </w:rPr>
-        <w:t>tincidunt</w:t>
-      </w:r>
-      <w:proofErr w:type="spellEnd"/>
-      <w:r>
-        <w:rPr>
-          <w:lang w:val="fr-FR"/>
-        </w:rPr>
-        <w:t xml:space="preserve"> nunc, nec </w:t>
-      </w:r>
-      <w:proofErr w:type="spellStart"/>
-      <w:r>
-        <w:rPr>
-          <w:lang w:val="fr-FR"/>
-        </w:rPr>
-        <w:t>fringilla</w:t>
-      </w:r>
-      <w:proofErr w:type="spellEnd"/>
-      <w:r>
-        <w:rPr>
-          <w:lang w:val="fr-FR"/>
-        </w:rPr>
-        <w:t xml:space="preserve"> mi. Mauris elit tellus, vulputate eu mi eget, tempus fermentum mauris. </w:t>
-      </w:r>
-      <w:r>
-        <w:rPr>
-          <w:lang w:val="en-CA"/>
-        </w:rPr>
-        <w:t xml:space="preserve">Donec </w:t>
-      </w:r>
-      <w:proofErr w:type="spellStart"/>
-      <w:r>
-        <w:rPr>
-          <w:lang w:val="en-CA"/>
-        </w:rPr>
-        <w:t>ut</w:t>
-      </w:r>
-      <w:proofErr w:type="spellEnd"/>
-      <w:r>
-        <w:rPr>
-          <w:lang w:val="en-CA"/>
-        </w:rPr>
-        <w:t xml:space="preserve"> nunc </w:t>
-      </w:r>
-      <w:proofErr w:type="spellStart"/>
-      <w:r>
-        <w:rPr>
-          <w:lang w:val="en-CA"/>
-        </w:rPr>
-        <w:t>augue</w:t>
-      </w:r>
-      <w:proofErr w:type="spellEnd"/>
-      <w:r>
-        <w:rPr>
-          <w:lang w:val="en-CA"/>
-        </w:rPr>
-        <w:t>.</w:t>
-      </w:r>
-      <w:r>
-        <w:rPr>
-          <w:lang w:val="en-CA"/>
-        </w:rPr>
-        <w:t xml:space="preserve"> </w:t>
+    </w:p>
+    <w:p>
+      <w:pPr>
+        <w:pStyle w:val="BodyText"/>
+        <w:rPr>
+          <w:lang w:val="fr-FR"/>
+        </w:rPr>
+      </w:pPr>
+      <w:r>
+        <w:rPr>
+          <w:lang w:val="fr-FR"/>
+        </w:rPr>
+        <w:t xml:space="preserve">Ut dolor magna, molestie quis vulputate in, ullamcorper vel metus </w:t>
+      </w:r>
+      <w:r>
+        <w:rPr>
+          <w:lang w:val="en-CA"/>
+        </w:rPr>
+        <w:fldChar w:fldCharType="begin"/>
+      </w:r>
+      <w:r>
+        <w:rPr>
+          <w:lang w:val="fr-FR"/>
+        </w:rPr>
+        <w:instrText xml:space="preserve"> ADDIN ZOTERO_ITEM CSL_CITATION {"citationID":"cgf12YHc","properties":{"formattedCitation":"(Mamdani 2004)","plainCitation":"(Mamdani 2004)","noteIndex":0},"citationItems":[{"id":2626,"uris":["http://zotero.org/users/649/items/HQCE9E9A"],"itemData":{"id":2626,"type":"book","citation-key":"mamdaniGoodMuslim2004","ISBN":"2-86978-134-2","publisher":"Pantheon","publisher-place":"New York","source":"Google Books","title":"Good Muslim, Bad Muslim","author":[{"family":"Mamdani","given":"Mahmood"}],"issued":{"date-parts":[["2004"]]}}}],"schema":"https://github.com/citation-style-language/schema/raw/master/csl-citation.json"} </w:instrText>
+      </w:r>
+      <w:r>
+        <w:rPr>
+          <w:lang w:val="en-CA"/>
+        </w:rPr>
+        <w:fldChar w:fldCharType="separate"/>
+      </w:r>
+      <w:r>
+        <w:rPr>
+          <w:noProof/>
+          <w:lang w:val="fr-FR"/>
+        </w:rPr>
+        <w:t>(Mamdani 2004)</w:t>
+      </w:r>
+      <w:r>
+        <w:rPr>
+          <w:lang w:val="en-CA"/>
+        </w:rPr>
+        <w:fldChar w:fldCharType="end"/>
+      </w:r>
+      <w:r>
+        <w:rPr>
+          <w:lang w:val="fr-FR"/>
+        </w:rPr>
+        <w:t xml:space="preserve">. Aenean vel tristique lorem. Aenean ultrices rutrum auctor. </w:t>
+      </w:r>
+      <w:r>
+        <w:rPr>
+          <w:lang w:val="fr-FR"/>
+        </w:rPr>
+        <w:t xml:space="preserve">Proin est ex, viverra in nunc eget, tempus tincidunt risus. Cras id enim et tortor elementum tristique sed vitae ex. Vivamus ut fringilla mi, sit amet ultricies lorem. Praesent vehicula interdum mauris, eget pellentesque sem imperdiet sed. </w:t>
+      </w:r>
+      <w:r>
+        <w:t xml:space="preserve">Sed sapien nunc, tincidunt sit amet lacus sit amet, rhoncus rutrum dolor. </w:t>
+      </w:r>
+      <w:r>
+        <w:rPr>
+          <w:lang w:val="fr-FR"/>
+        </w:rPr>
+        <w:t xml:space="preserve">Pellentesque aliquet aliquet massa, id tristique </w:t>
+      </w:r>
+      <w:r>
+        <w:rPr>
+          <w:lang w:val="fr-FR"/>
+        </w:rPr>
+        <w:lastRenderedPageBreak/>
+        <w:t xml:space="preserve">purus consequat in. Nunc non tincidunt nunc, nec fringilla mi. Mauris elit tellus, vulputate eu mi eget, tempus fermentum mauris. </w:t>
+      </w:r>
+      <w:r>
+        <w:rPr>
+          <w:lang w:val="fr-FR"/>
+        </w:rPr>
+        <w:t xml:space="preserve">Donec ut nunc augue. </w:t>
+      </w:r>
+    </w:p>
+    <w:p>
+      <w:pPr>
+        <w:pStyle w:val="BodyText"/>
+        <w:rPr>
+          <w:lang w:val="fr-FR"/>
+        </w:rPr>
+      </w:pPr>
+      <w:r>
+        <w:rPr>
+          <w:lang w:val="fr-FR"/>
+        </w:rPr>
+        <w:t xml:space="preserve">Ut dolor magna, molestie quis vulputate in, ullamcorper vel metus </w:t>
+      </w:r>
+      <w:r>
+        <w:rPr>
+          <w:lang w:val="en-CA"/>
+        </w:rPr>
+        <w:fldChar w:fldCharType="begin"/>
+      </w:r>
+      <w:r>
+        <w:rPr>
+          <w:lang w:val="fr-FR"/>
+        </w:rPr>
+        <w:instrText xml:space="preserve"> ADDIN ZOTERO_ITEM CSL_CITATION {"citationID":"cgf12YHc","properties":{"formattedCitation":"(Mamdani 2004)","plainCitation":"(Mamdani 2004)","noteIndex":0},"citationItems":[{"id":2626,"uris":["http://zotero.org/users/649/items/HQCE9E9A"],"itemData":{"id":2626,"type":"book","citation-key":"mamdaniGoodMuslim2004","ISBN":"2-86978-134-2","publisher":"Pantheon","publisher-place":"New York","source":"Google Books","title":"Good Muslim, Bad Muslim","author":[{"family":"Mamdani","given":"Mahmood"}],"issued":{"date-parts":[["2004"]]}}}],"schema":"https://github.com/citation-style-language/schema/raw/master/csl-citation.json"} </w:instrText>
+      </w:r>
+      <w:r>
+        <w:rPr>
+          <w:lang w:val="en-CA"/>
+        </w:rPr>
+        <w:fldChar w:fldCharType="separate"/>
+      </w:r>
+      <w:r>
+        <w:rPr>
+          <w:noProof/>
+          <w:lang w:val="fr-FR"/>
+        </w:rPr>
+        <w:t>(Mamdani 2004)</w:t>
+      </w:r>
+      <w:r>
+        <w:rPr>
+          <w:lang w:val="en-CA"/>
+        </w:rPr>
+        <w:fldChar w:fldCharType="end"/>
+      </w:r>
+      <w:r>
+        <w:rPr>
+          <w:lang w:val="fr-FR"/>
+        </w:rPr>
+        <w:t xml:space="preserve">. Aenean vel tristique lorem. Aenean ultrices rutrum auctor. </w:t>
+      </w:r>
+      <w:r>
+        <w:rPr>
+          <w:lang w:val="fr-FR"/>
+        </w:rPr>
+        <w:t xml:space="preserve">Proin est ex, viverra in nunc eget, tempus tincidunt risus. Cras id enim et tortor elementum tristique sed vitae ex. Vivamus ut fringilla mi, sit amet ultricies lorem. Praesent vehicula interdum mauris, eget pellentesque sem imperdiet sed. </w:t>
+      </w:r>
+      <w:r>
+        <w:t xml:space="preserve">Sed sapien nunc, tincidunt sit amet lacus sit amet, rhoncus rutrum dolor. </w:t>
+      </w:r>
+      <w:r>
+        <w:rPr>
+          <w:lang w:val="fr-FR"/>
+        </w:rPr>
+        <w:t xml:space="preserve">Pellentesque aliquet aliquet massa, id tristique purus consequat in. Nunc non tincidunt nunc, nec fringilla mi. Mauris elit tellus, vulputate eu mi eget, tempus fermentum mauris. </w:t>
+      </w:r>
+      <w:r>
+        <w:rPr>
+          <w:lang w:val="fr-FR"/>
+        </w:rPr>
+        <w:t xml:space="preserve">Donec ut nunc augue. </w:t>
+      </w:r>
+    </w:p>
+    <w:p>
+      <w:pPr>
+        <w:pStyle w:val="BodyText"/>
+        <w:rPr>
+          <w:lang w:val="en-CA"/>
+        </w:rPr>
+      </w:pPr>
+      <w:r>
+        <w:rPr>
+          <w:lang w:val="fr-FR"/>
+        </w:rPr>
+        <w:t xml:space="preserve">Ut dolor magna, molestie quis vulputate in, ullamcorper vel metus </w:t>
+      </w:r>
+      <w:r>
+        <w:rPr>
+          <w:lang w:val="en-CA"/>
+        </w:rPr>
+        <w:fldChar w:fldCharType="begin"/>
+      </w:r>
+      <w:r>
+        <w:rPr>
+          <w:lang w:val="fr-FR"/>
+        </w:rPr>
+        <w:instrText xml:space="preserve"> ADDIN ZOTERO_ITEM CSL_CITATION {"citationID":"cgf12YHc","properties":{"formattedCitation":"(Mamdani 2004)","plainCitation":"(Mamdani 2004)","noteIndex":0},"citationItems":[{"id":2626,"uris":["http://zotero.org/users/649/items/HQCE9E9A"],"itemData":{"id":2626,"type":"book","citation-key":"mamdaniGoodMuslim2004","ISBN":"2-86978-134-2","publisher":"Pantheon","publisher-place":"New York","source":"Google Books","title":"Good Muslim, Bad Muslim","author":[{"family":"Mamdani","given":"Mahmood"}],"issued":{"date-parts":[["2004"]]}}}],"schema":"https://github.com/citation-style-language/schema/raw/master/csl-citation.json"} </w:instrText>
+      </w:r>
+      <w:r>
+        <w:rPr>
+          <w:lang w:val="en-CA"/>
+        </w:rPr>
+        <w:fldChar w:fldCharType="separate"/>
+      </w:r>
+      <w:r>
+        <w:rPr>
+          <w:noProof/>
+          <w:lang w:val="fr-FR"/>
+        </w:rPr>
+        <w:t>(Mamdani 2004)</w:t>
+      </w:r>
+      <w:r>
+        <w:rPr>
+          <w:lang w:val="en-CA"/>
+        </w:rPr>
+        <w:fldChar w:fldCharType="end"/>
+      </w:r>
+      <w:r>
+        <w:rPr>
+          <w:lang w:val="fr-FR"/>
+        </w:rPr>
+        <w:t xml:space="preserve">. Aenean vel tristique lorem. Aenean ultrices rutrum auctor. </w:t>
+      </w:r>
+      <w:r>
+        <w:rPr>
+          <w:lang w:val="fr-FR"/>
+        </w:rPr>
+        <w:t xml:space="preserve">Proin est ex, viverra in nunc eget, tempus tincidunt risus. Cras id enim et tortor elementum tristique sed vitae ex. Vivamus ut fringilla mi, sit amet ultricies lorem. Praesent vehicula interdum mauris, eget pellentesque sem imperdiet sed. </w:t>
+      </w:r>
+      <w:r>
+        <w:t xml:space="preserve">Sed sapien nunc, tincidunt sit amet lacus sit amet, rhoncus rutrum dolor. </w:t>
+      </w:r>
+      <w:r>
+        <w:rPr>
+          <w:lang w:val="fr-FR"/>
+        </w:rPr>
+        <w:t xml:space="preserve">Pellentesque aliquet aliquet massa, id tristique purus consequat in. Nunc non tincidunt nunc, nec fringilla mi. Mauris elit tellus, vulputate eu mi eget, tempus fermentum mauris. </w:t>
+      </w:r>
+      <w:r>
+        <w:rPr>
+          <w:lang w:val="en-CA"/>
+        </w:rPr>
+        <w:t xml:space="preserve">Donec ut nunc augue. </w:t>
       </w:r>
     </w:p>
     <w:p>
@@ -4985,30 +2223,14 @@
         </w:rPr>
       </w:pPr>
       <w:bookmarkStart w:id="4" w:name="_Toc237446691"/>
-      <w:proofErr w:type="spellStart"/>
       <w:r>
         <w:rPr>
           <w:lang w:val="fr-FR"/>
         </w:rPr>
         <w:lastRenderedPageBreak/>
-        <w:t>What’s</w:t>
-      </w:r>
-      <w:proofErr w:type="spellEnd"/>
-      <w:r>
-        <w:rPr>
-          <w:lang w:val="fr-FR"/>
-        </w:rPr>
-        <w:t xml:space="preserve"> It All </w:t>
-      </w:r>
-      <w:proofErr w:type="gramStart"/>
-      <w:r>
-        <w:rPr>
-          <w:lang w:val="fr-FR"/>
-        </w:rPr>
-        <w:t>About?</w:t>
+        <w:t>What’s It All About?</w:t>
       </w:r>
       <w:bookmarkEnd w:id="4"/>
-      <w:proofErr w:type="gramEnd"/>
     </w:p>
     <w:p>
       <w:pPr>
@@ -5091,405 +2313,19 @@
         <w:rPr>
           <w:lang w:val="fr-FR"/>
         </w:rPr>
-        <w:t xml:space="preserve">Nam </w:t>
-      </w:r>
-      <w:proofErr w:type="spellStart"/>
-      <w:r>
-        <w:rPr>
-          <w:lang w:val="fr-FR"/>
-        </w:rPr>
-        <w:t>mauris</w:t>
-      </w:r>
-      <w:proofErr w:type="spellEnd"/>
-      <w:r>
-        <w:rPr>
-          <w:lang w:val="fr-FR"/>
-        </w:rPr>
-        <w:t xml:space="preserve"> </w:t>
-      </w:r>
-      <w:proofErr w:type="spellStart"/>
-      <w:r>
-        <w:rPr>
-          <w:lang w:val="fr-FR"/>
-        </w:rPr>
-        <w:t>nulla</w:t>
-      </w:r>
-      <w:proofErr w:type="spellEnd"/>
-      <w:r>
-        <w:rPr>
-          <w:lang w:val="fr-FR"/>
-        </w:rPr>
-        <w:t xml:space="preserve">, rhoncus in mi vitae, </w:t>
-      </w:r>
-      <w:proofErr w:type="spellStart"/>
-      <w:r>
-        <w:rPr>
-          <w:lang w:val="fr-FR"/>
-        </w:rPr>
-        <w:t>congue</w:t>
-      </w:r>
-      <w:proofErr w:type="spellEnd"/>
-      <w:r>
-        <w:rPr>
-          <w:lang w:val="fr-FR"/>
-        </w:rPr>
-        <w:t xml:space="preserve"> </w:t>
-      </w:r>
-      <w:proofErr w:type="spellStart"/>
-      <w:r>
-        <w:rPr>
-          <w:lang w:val="fr-FR"/>
-        </w:rPr>
-        <w:t>luctus</w:t>
-      </w:r>
-      <w:proofErr w:type="spellEnd"/>
-      <w:r>
-        <w:rPr>
-          <w:lang w:val="fr-FR"/>
-        </w:rPr>
-        <w:t xml:space="preserve"> </w:t>
-      </w:r>
-      <w:proofErr w:type="spellStart"/>
-      <w:r>
-        <w:rPr>
-          <w:lang w:val="fr-FR"/>
-        </w:rPr>
-        <w:t>quam</w:t>
-      </w:r>
-      <w:proofErr w:type="spellEnd"/>
-      <w:r>
-        <w:rPr>
-          <w:lang w:val="fr-FR"/>
-        </w:rPr>
-        <w:t xml:space="preserve">. Integer </w:t>
-      </w:r>
-      <w:proofErr w:type="spellStart"/>
-      <w:r>
-        <w:rPr>
-          <w:lang w:val="fr-FR"/>
-        </w:rPr>
-        <w:t>laoreet</w:t>
-      </w:r>
-      <w:proofErr w:type="spellEnd"/>
-      <w:r>
-        <w:rPr>
-          <w:lang w:val="fr-FR"/>
-        </w:rPr>
-        <w:t xml:space="preserve"> </w:t>
-      </w:r>
-      <w:proofErr w:type="spellStart"/>
-      <w:r>
-        <w:rPr>
-          <w:lang w:val="fr-FR"/>
-        </w:rPr>
-        <w:t>dui</w:t>
-      </w:r>
-      <w:proofErr w:type="spellEnd"/>
-      <w:r>
-        <w:rPr>
-          <w:lang w:val="fr-FR"/>
-        </w:rPr>
-        <w:t xml:space="preserve"> et </w:t>
-      </w:r>
-      <w:proofErr w:type="spellStart"/>
-      <w:r>
-        <w:rPr>
-          <w:lang w:val="fr-FR"/>
-        </w:rPr>
-        <w:t>leo</w:t>
-      </w:r>
-      <w:proofErr w:type="spellEnd"/>
-      <w:r>
-        <w:rPr>
-          <w:lang w:val="fr-FR"/>
-        </w:rPr>
-        <w:t xml:space="preserve"> </w:t>
-      </w:r>
-      <w:proofErr w:type="spellStart"/>
-      <w:r>
-        <w:rPr>
-          <w:lang w:val="fr-FR"/>
-        </w:rPr>
-        <w:t>fringilla</w:t>
-      </w:r>
-      <w:proofErr w:type="spellEnd"/>
-      <w:r>
-        <w:rPr>
-          <w:lang w:val="fr-FR"/>
-        </w:rPr>
-        <w:t xml:space="preserve"> </w:t>
-      </w:r>
-      <w:proofErr w:type="spellStart"/>
-      <w:r>
-        <w:rPr>
-          <w:lang w:val="fr-FR"/>
-        </w:rPr>
-        <w:t>venenatis</w:t>
-      </w:r>
-      <w:proofErr w:type="spellEnd"/>
-      <w:r>
-        <w:rPr>
-          <w:lang w:val="fr-FR"/>
-        </w:rPr>
-        <w:t xml:space="preserve">. </w:t>
-      </w:r>
-      <w:r>
-        <w:rPr>
-          <w:lang w:val="fr-FR"/>
-        </w:rPr>
-        <w:t xml:space="preserve">In </w:t>
-      </w:r>
-      <w:proofErr w:type="spellStart"/>
-      <w:r>
-        <w:rPr>
-          <w:lang w:val="fr-FR"/>
-        </w:rPr>
-        <w:t>hac</w:t>
-      </w:r>
-      <w:proofErr w:type="spellEnd"/>
-      <w:r>
-        <w:rPr>
-          <w:lang w:val="fr-FR"/>
-        </w:rPr>
-        <w:t xml:space="preserve"> habitasse </w:t>
-      </w:r>
-      <w:proofErr w:type="spellStart"/>
-      <w:r>
-        <w:rPr>
-          <w:lang w:val="fr-FR"/>
-        </w:rPr>
-        <w:t>platea</w:t>
-      </w:r>
-      <w:proofErr w:type="spellEnd"/>
-      <w:r>
-        <w:rPr>
-          <w:lang w:val="fr-FR"/>
-        </w:rPr>
-        <w:t xml:space="preserve"> </w:t>
-      </w:r>
-      <w:proofErr w:type="spellStart"/>
-      <w:r>
-        <w:rPr>
-          <w:lang w:val="fr-FR"/>
-        </w:rPr>
-        <w:t>dictumst</w:t>
-      </w:r>
-      <w:proofErr w:type="spellEnd"/>
-      <w:r>
-        <w:rPr>
-          <w:lang w:val="fr-FR"/>
-        </w:rPr>
-        <w:t xml:space="preserve">. </w:t>
-      </w:r>
-      <w:proofErr w:type="spellStart"/>
-      <w:r>
-        <w:rPr>
-          <w:lang w:val="fr-FR"/>
-        </w:rPr>
-        <w:t>Nulla</w:t>
-      </w:r>
-      <w:proofErr w:type="spellEnd"/>
-      <w:r>
-        <w:rPr>
-          <w:lang w:val="fr-FR"/>
-        </w:rPr>
-        <w:t xml:space="preserve"> eu </w:t>
-      </w:r>
-      <w:proofErr w:type="spellStart"/>
-      <w:r>
-        <w:rPr>
-          <w:lang w:val="fr-FR"/>
-        </w:rPr>
-        <w:t>dui</w:t>
-      </w:r>
-      <w:proofErr w:type="spellEnd"/>
-      <w:r>
-        <w:rPr>
-          <w:lang w:val="fr-FR"/>
-        </w:rPr>
-        <w:t xml:space="preserve"> eu </w:t>
-      </w:r>
-      <w:proofErr w:type="spellStart"/>
-      <w:r>
-        <w:rPr>
-          <w:lang w:val="fr-FR"/>
-        </w:rPr>
-        <w:t>ligula</w:t>
-      </w:r>
-      <w:proofErr w:type="spellEnd"/>
-      <w:r>
-        <w:rPr>
-          <w:lang w:val="fr-FR"/>
-        </w:rPr>
-        <w:t xml:space="preserve"> </w:t>
-      </w:r>
-      <w:proofErr w:type="spellStart"/>
-      <w:r>
-        <w:rPr>
-          <w:lang w:val="fr-FR"/>
-        </w:rPr>
-        <w:t>facilisis</w:t>
-      </w:r>
-      <w:proofErr w:type="spellEnd"/>
-      <w:r>
-        <w:rPr>
-          <w:lang w:val="fr-FR"/>
-        </w:rPr>
-        <w:t xml:space="preserve"> </w:t>
-      </w:r>
-      <w:proofErr w:type="spellStart"/>
-      <w:r>
-        <w:rPr>
-          <w:lang w:val="fr-FR"/>
-        </w:rPr>
-        <w:t>sagittis</w:t>
-      </w:r>
-      <w:proofErr w:type="spellEnd"/>
-      <w:r>
-        <w:rPr>
-          <w:lang w:val="fr-FR"/>
-        </w:rPr>
-        <w:t xml:space="preserve"> eu nec libero. Sed </w:t>
-      </w:r>
-      <w:proofErr w:type="spellStart"/>
-      <w:r>
-        <w:rPr>
-          <w:lang w:val="fr-FR"/>
-        </w:rPr>
-        <w:t>finibus</w:t>
-      </w:r>
-      <w:proofErr w:type="spellEnd"/>
-      <w:r>
-        <w:rPr>
-          <w:lang w:val="fr-FR"/>
-        </w:rPr>
-        <w:t xml:space="preserve"> mollis </w:t>
-      </w:r>
-      <w:proofErr w:type="spellStart"/>
-      <w:r>
-        <w:rPr>
-          <w:lang w:val="fr-FR"/>
-        </w:rPr>
-        <w:t>lectus</w:t>
-      </w:r>
-      <w:proofErr w:type="spellEnd"/>
-      <w:r>
-        <w:rPr>
-          <w:lang w:val="fr-FR"/>
-        </w:rPr>
-        <w:t xml:space="preserve"> </w:t>
-      </w:r>
-      <w:proofErr w:type="spellStart"/>
-      <w:r>
-        <w:rPr>
-          <w:lang w:val="fr-FR"/>
-        </w:rPr>
-        <w:t>ac</w:t>
-      </w:r>
-      <w:proofErr w:type="spellEnd"/>
-      <w:r>
-        <w:rPr>
-          <w:lang w:val="fr-FR"/>
-        </w:rPr>
-        <w:t xml:space="preserve"> </w:t>
-      </w:r>
-      <w:proofErr w:type="spellStart"/>
-      <w:r>
-        <w:rPr>
-          <w:lang w:val="fr-FR"/>
-        </w:rPr>
-        <w:t>congue</w:t>
-      </w:r>
-      <w:proofErr w:type="spellEnd"/>
-      <w:r>
-        <w:rPr>
-          <w:lang w:val="fr-FR"/>
-        </w:rPr>
-        <w:t xml:space="preserve">. </w:t>
-      </w:r>
-      <w:proofErr w:type="spellStart"/>
-      <w:r>
-        <w:rPr>
-          <w:lang w:val="fr-FR"/>
-        </w:rPr>
-        <w:t>Quisque</w:t>
-      </w:r>
-      <w:proofErr w:type="spellEnd"/>
-      <w:r>
-        <w:rPr>
-          <w:lang w:val="fr-FR"/>
-        </w:rPr>
-        <w:t xml:space="preserve"> </w:t>
-      </w:r>
-      <w:proofErr w:type="spellStart"/>
-      <w:r>
-        <w:rPr>
-          <w:lang w:val="fr-FR"/>
-        </w:rPr>
-        <w:t>quis</w:t>
-      </w:r>
-      <w:proofErr w:type="spellEnd"/>
-      <w:r>
-        <w:rPr>
-          <w:lang w:val="fr-FR"/>
-        </w:rPr>
-        <w:t xml:space="preserve"> </w:t>
-      </w:r>
-      <w:proofErr w:type="spellStart"/>
-      <w:r>
-        <w:rPr>
-          <w:lang w:val="fr-FR"/>
-        </w:rPr>
-        <w:t>lobortis</w:t>
-      </w:r>
-      <w:proofErr w:type="spellEnd"/>
-      <w:r>
-        <w:rPr>
-          <w:lang w:val="fr-FR"/>
-        </w:rPr>
-        <w:t xml:space="preserve"> </w:t>
-      </w:r>
-      <w:proofErr w:type="spellStart"/>
-      <w:r>
-        <w:rPr>
-          <w:lang w:val="fr-FR"/>
-        </w:rPr>
-        <w:t>urna</w:t>
-      </w:r>
-      <w:proofErr w:type="spellEnd"/>
-      <w:r>
-        <w:rPr>
-          <w:lang w:val="fr-FR"/>
-        </w:rPr>
-        <w:t xml:space="preserve">, </w:t>
-      </w:r>
-      <w:proofErr w:type="spellStart"/>
-      <w:r>
-        <w:rPr>
-          <w:lang w:val="fr-FR"/>
-        </w:rPr>
-        <w:t>eget</w:t>
-      </w:r>
-      <w:proofErr w:type="spellEnd"/>
-      <w:r>
-        <w:rPr>
-          <w:lang w:val="fr-FR"/>
-        </w:rPr>
-        <w:t xml:space="preserve"> varius </w:t>
-      </w:r>
-      <w:proofErr w:type="spellStart"/>
-      <w:r>
-        <w:rPr>
-          <w:lang w:val="fr-FR"/>
-        </w:rPr>
-        <w:t>ligula</w:t>
-      </w:r>
-      <w:proofErr w:type="spellEnd"/>
-      <w:r>
-        <w:rPr>
-          <w:lang w:val="fr-FR"/>
-        </w:rPr>
-        <w:t>.</w:t>
+        <w:t xml:space="preserve">Nam mauris nulla, rhoncus in mi vitae, congue luctus quam. Integer laoreet dui et leo fringilla venenatis. </w:t>
+      </w:r>
+      <w:r>
+        <w:rPr>
+          <w:lang w:val="fr-FR"/>
+        </w:rPr>
+        <w:t xml:space="preserve">In hac habitasse platea dictumst. </w:t>
+      </w:r>
+      <w:r>
+        <w:rPr>
+          <w:lang w:val="fr-FR"/>
+        </w:rPr>
+        <w:t>Nulla eu dui eu ligula facilisis sagittis eu nec libero. Sed finibus mollis lectus ac congue. Quisque quis lobortis urna, eget varius ligula.</w:t>
       </w:r>
     </w:p>
     <w:tbl>
@@ -5569,149 +2405,11 @@
               <w:pStyle w:val="Tablecellcontents"/>
             </w:pPr>
             <w:r>
-              <w:t xml:space="preserve">Nam </w:t>
+              <w:t xml:space="preserve">Nam mauris nulla, rhoncus in mi vitae, congue luctus quam. Integer laoreet dui et leo fringilla venenatis. In hac habitasse platea dictumst. </w:t>
             </w:r>
-            <w:proofErr w:type="spellStart"/>
             <w:r>
-              <w:t>mauris</w:t>
+              <w:t>Nulla eu dui eu ligula facilisis sagittis</w:t>
             </w:r>
-            <w:proofErr w:type="spellEnd"/>
-            <w:r>
-              <w:t xml:space="preserve"> </w:t>
-            </w:r>
-            <w:proofErr w:type="spellStart"/>
-            <w:r>
-              <w:t>nulla</w:t>
-            </w:r>
-            <w:proofErr w:type="spellEnd"/>
-            <w:r>
-              <w:t xml:space="preserve">, rhoncus in mi vitae, </w:t>
-            </w:r>
-            <w:proofErr w:type="spellStart"/>
-            <w:r>
-              <w:t>congue</w:t>
-            </w:r>
-            <w:proofErr w:type="spellEnd"/>
-            <w:r>
-              <w:t xml:space="preserve"> </w:t>
-            </w:r>
-            <w:proofErr w:type="spellStart"/>
-            <w:r>
-              <w:t>luctus</w:t>
-            </w:r>
-            <w:proofErr w:type="spellEnd"/>
-            <w:r>
-              <w:t xml:space="preserve"> </w:t>
-            </w:r>
-            <w:proofErr w:type="spellStart"/>
-            <w:r>
-              <w:t>quam</w:t>
-            </w:r>
-            <w:proofErr w:type="spellEnd"/>
-            <w:r>
-              <w:t xml:space="preserve">. Integer </w:t>
-            </w:r>
-            <w:proofErr w:type="spellStart"/>
-            <w:r>
-              <w:t>laoreet</w:t>
-            </w:r>
-            <w:proofErr w:type="spellEnd"/>
-            <w:r>
-              <w:t xml:space="preserve"> </w:t>
-            </w:r>
-            <w:proofErr w:type="spellStart"/>
-            <w:r>
-              <w:t>dui</w:t>
-            </w:r>
-            <w:proofErr w:type="spellEnd"/>
-            <w:r>
-              <w:t xml:space="preserve"> et </w:t>
-            </w:r>
-            <w:proofErr w:type="spellStart"/>
-            <w:r>
-              <w:t>leo</w:t>
-            </w:r>
-            <w:proofErr w:type="spellEnd"/>
-            <w:r>
-              <w:t xml:space="preserve"> </w:t>
-            </w:r>
-            <w:proofErr w:type="spellStart"/>
-            <w:r>
-              <w:t>fringilla</w:t>
-            </w:r>
-            <w:proofErr w:type="spellEnd"/>
-            <w:r>
-              <w:t xml:space="preserve"> </w:t>
-            </w:r>
-            <w:proofErr w:type="spellStart"/>
-            <w:r>
-              <w:t>venenatis</w:t>
-            </w:r>
-            <w:proofErr w:type="spellEnd"/>
-            <w:r>
-              <w:t xml:space="preserve">. In </w:t>
-            </w:r>
-            <w:proofErr w:type="spellStart"/>
-            <w:r>
-              <w:t>hac</w:t>
-            </w:r>
-            <w:proofErr w:type="spellEnd"/>
-            <w:r>
-              <w:t xml:space="preserve"> habitasse </w:t>
-            </w:r>
-            <w:proofErr w:type="spellStart"/>
-            <w:r>
-              <w:t>platea</w:t>
-            </w:r>
-            <w:proofErr w:type="spellEnd"/>
-            <w:r>
-              <w:t xml:space="preserve"> </w:t>
-            </w:r>
-            <w:proofErr w:type="spellStart"/>
-            <w:r>
-              <w:t>dictumst</w:t>
-            </w:r>
-            <w:proofErr w:type="spellEnd"/>
-            <w:r>
-              <w:t xml:space="preserve">. </w:t>
-            </w:r>
-            <w:proofErr w:type="spellStart"/>
-            <w:r>
-              <w:t>Nulla</w:t>
-            </w:r>
-            <w:proofErr w:type="spellEnd"/>
-            <w:r>
-              <w:t xml:space="preserve"> eu </w:t>
-            </w:r>
-            <w:proofErr w:type="spellStart"/>
-            <w:r>
-              <w:t>dui</w:t>
-            </w:r>
-            <w:proofErr w:type="spellEnd"/>
-            <w:r>
-              <w:t xml:space="preserve"> eu </w:t>
-            </w:r>
-            <w:proofErr w:type="spellStart"/>
-            <w:r>
-              <w:t>ligula</w:t>
-            </w:r>
-            <w:proofErr w:type="spellEnd"/>
-            <w:r>
-              <w:t xml:space="preserve"> </w:t>
-            </w:r>
-            <w:proofErr w:type="spellStart"/>
-            <w:r>
-              <w:t>facilisis</w:t>
-            </w:r>
-            <w:proofErr w:type="spellEnd"/>
-            <w:r>
-              <w:t xml:space="preserve"> </w:t>
-            </w:r>
-            <w:proofErr w:type="spellStart"/>
-            <w:r>
-              <w:t>sagittis</w:t>
-            </w:r>
-            <w:proofErr w:type="spellEnd"/>
           </w:p>
         </w:tc>
         <w:tc>
@@ -5757,11 +2455,9 @@
             <w:pPr>
               <w:pStyle w:val="Tablecellcontents"/>
             </w:pPr>
-            <w:proofErr w:type="spellStart"/>
             <w:r>
               <w:t>Mauritania</w:t>
             </w:r>
-            <w:proofErr w:type="spellEnd"/>
           </w:p>
         </w:tc>
         <w:tc>
@@ -5790,49 +2486,7 @@
         <w:rPr>
           <w:lang w:val="fr-FR"/>
         </w:rPr>
-        <w:t xml:space="preserve">Table 1. </w:t>
-      </w:r>
-      <w:proofErr w:type="spellStart"/>
-      <w:r>
-        <w:rPr>
-          <w:lang w:val="fr-FR"/>
-        </w:rPr>
-        <w:t>Caption</w:t>
-      </w:r>
-      <w:proofErr w:type="spellEnd"/>
-      <w:r>
-        <w:rPr>
-          <w:lang w:val="fr-FR"/>
-        </w:rPr>
-        <w:t xml:space="preserve"> </w:t>
-      </w:r>
-      <w:proofErr w:type="spellStart"/>
-      <w:r>
-        <w:rPr>
-          <w:lang w:val="fr-FR"/>
-        </w:rPr>
-        <w:t>goes</w:t>
-      </w:r>
-      <w:proofErr w:type="spellEnd"/>
-      <w:r>
-        <w:rPr>
-          <w:lang w:val="fr-FR"/>
-        </w:rPr>
-        <w:t xml:space="preserve"> </w:t>
-      </w:r>
-      <w:proofErr w:type="spellStart"/>
-      <w:r>
-        <w:rPr>
-          <w:lang w:val="fr-FR"/>
-        </w:rPr>
-        <w:t>here</w:t>
-      </w:r>
-      <w:proofErr w:type="spellEnd"/>
-      <w:r>
-        <w:rPr>
-          <w:lang w:val="fr-FR"/>
-        </w:rPr>
-        <w:t>.</w:t>
+        <w:t>Table 1. Caption goes here.</w:t>
       </w:r>
     </w:p>
     <w:p>
@@ -5846,357 +2500,7 @@
         <w:rPr>
           <w:lang w:val="fr-FR"/>
         </w:rPr>
-        <w:t xml:space="preserve">Suspendisse dictum </w:t>
-      </w:r>
-      <w:proofErr w:type="spellStart"/>
-      <w:r>
-        <w:rPr>
-          <w:lang w:val="fr-FR"/>
-        </w:rPr>
-        <w:t>efficitur</w:t>
-      </w:r>
-      <w:proofErr w:type="spellEnd"/>
-      <w:r>
-        <w:rPr>
-          <w:lang w:val="fr-FR"/>
-        </w:rPr>
-        <w:t xml:space="preserve"> </w:t>
-      </w:r>
-      <w:proofErr w:type="spellStart"/>
-      <w:r>
-        <w:rPr>
-          <w:lang w:val="fr-FR"/>
-        </w:rPr>
-        <w:t>ligula</w:t>
-      </w:r>
-      <w:proofErr w:type="spellEnd"/>
-      <w:r>
-        <w:rPr>
-          <w:lang w:val="fr-FR"/>
-        </w:rPr>
-        <w:t xml:space="preserve"> at </w:t>
-      </w:r>
-      <w:proofErr w:type="spellStart"/>
-      <w:r>
-        <w:rPr>
-          <w:lang w:val="fr-FR"/>
-        </w:rPr>
-        <w:t>vestibulum</w:t>
-      </w:r>
-      <w:proofErr w:type="spellEnd"/>
-      <w:r>
-        <w:rPr>
-          <w:lang w:val="fr-FR"/>
-        </w:rPr>
-        <w:t xml:space="preserve">. Cras magna </w:t>
-      </w:r>
-      <w:proofErr w:type="spellStart"/>
-      <w:r>
-        <w:rPr>
-          <w:lang w:val="fr-FR"/>
-        </w:rPr>
-        <w:t>quam</w:t>
-      </w:r>
-      <w:proofErr w:type="spellEnd"/>
-      <w:r>
-        <w:rPr>
-          <w:lang w:val="fr-FR"/>
-        </w:rPr>
-        <w:t xml:space="preserve">, </w:t>
-      </w:r>
-      <w:proofErr w:type="spellStart"/>
-      <w:r>
-        <w:rPr>
-          <w:lang w:val="fr-FR"/>
-        </w:rPr>
-        <w:t>rutrum</w:t>
-      </w:r>
-      <w:proofErr w:type="spellEnd"/>
-      <w:r>
-        <w:rPr>
-          <w:lang w:val="fr-FR"/>
-        </w:rPr>
-        <w:t xml:space="preserve"> a ex in, </w:t>
-      </w:r>
-      <w:proofErr w:type="spellStart"/>
-      <w:r>
-        <w:rPr>
-          <w:lang w:val="fr-FR"/>
-        </w:rPr>
-        <w:t>interdum</w:t>
-      </w:r>
-      <w:proofErr w:type="spellEnd"/>
-      <w:r>
-        <w:rPr>
-          <w:lang w:val="fr-FR"/>
-        </w:rPr>
-        <w:t xml:space="preserve"> </w:t>
-      </w:r>
-      <w:proofErr w:type="spellStart"/>
-      <w:r>
-        <w:rPr>
-          <w:lang w:val="fr-FR"/>
-        </w:rPr>
-        <w:t>luctus</w:t>
-      </w:r>
-      <w:proofErr w:type="spellEnd"/>
-      <w:r>
-        <w:rPr>
-          <w:lang w:val="fr-FR"/>
-        </w:rPr>
-        <w:t xml:space="preserve"> est. </w:t>
-      </w:r>
-      <w:proofErr w:type="spellStart"/>
-      <w:r>
-        <w:rPr>
-          <w:lang w:val="fr-FR"/>
-        </w:rPr>
-        <w:t>Maecenas</w:t>
-      </w:r>
-      <w:proofErr w:type="spellEnd"/>
-      <w:r>
-        <w:rPr>
-          <w:lang w:val="fr-FR"/>
-        </w:rPr>
-        <w:t xml:space="preserve"> nec </w:t>
-      </w:r>
-      <w:proofErr w:type="spellStart"/>
-      <w:r>
-        <w:rPr>
-          <w:lang w:val="fr-FR"/>
-        </w:rPr>
-        <w:t>elementum</w:t>
-      </w:r>
-      <w:proofErr w:type="spellEnd"/>
-      <w:r>
-        <w:rPr>
-          <w:lang w:val="fr-FR"/>
-        </w:rPr>
-        <w:t xml:space="preserve"> </w:t>
-      </w:r>
-      <w:proofErr w:type="spellStart"/>
-      <w:r>
-        <w:rPr>
-          <w:lang w:val="fr-FR"/>
-        </w:rPr>
-        <w:t>tellus</w:t>
-      </w:r>
-      <w:proofErr w:type="spellEnd"/>
-      <w:r>
-        <w:rPr>
-          <w:lang w:val="fr-FR"/>
-        </w:rPr>
-        <w:t xml:space="preserve">. </w:t>
-      </w:r>
-      <w:proofErr w:type="spellStart"/>
-      <w:r>
-        <w:rPr>
-          <w:lang w:val="fr-FR"/>
-        </w:rPr>
-        <w:t>Phasellus</w:t>
-      </w:r>
-      <w:proofErr w:type="spellEnd"/>
-      <w:r>
-        <w:rPr>
-          <w:lang w:val="fr-FR"/>
-        </w:rPr>
-        <w:t xml:space="preserve"> </w:t>
-      </w:r>
-      <w:proofErr w:type="spellStart"/>
-      <w:r>
-        <w:rPr>
-          <w:lang w:val="fr-FR"/>
-        </w:rPr>
-        <w:t>fermentum</w:t>
-      </w:r>
-      <w:proofErr w:type="spellEnd"/>
-      <w:r>
-        <w:rPr>
-          <w:lang w:val="fr-FR"/>
-        </w:rPr>
-        <w:t xml:space="preserve"> </w:t>
-      </w:r>
-      <w:proofErr w:type="spellStart"/>
-      <w:r>
-        <w:rPr>
-          <w:lang w:val="fr-FR"/>
-        </w:rPr>
-        <w:t>nulla</w:t>
-      </w:r>
-      <w:proofErr w:type="spellEnd"/>
-      <w:r>
-        <w:rPr>
-          <w:lang w:val="fr-FR"/>
-        </w:rPr>
-        <w:t xml:space="preserve"> </w:t>
-      </w:r>
-      <w:proofErr w:type="spellStart"/>
-      <w:r>
-        <w:rPr>
-          <w:lang w:val="fr-FR"/>
-        </w:rPr>
-        <w:t>risus</w:t>
-      </w:r>
-      <w:proofErr w:type="spellEnd"/>
-      <w:r>
-        <w:rPr>
-          <w:lang w:val="fr-FR"/>
-        </w:rPr>
-        <w:t xml:space="preserve">, et </w:t>
-      </w:r>
-      <w:proofErr w:type="spellStart"/>
-      <w:r>
-        <w:rPr>
-          <w:lang w:val="fr-FR"/>
-        </w:rPr>
-        <w:t>convallis</w:t>
-      </w:r>
-      <w:proofErr w:type="spellEnd"/>
-      <w:r>
-        <w:rPr>
-          <w:lang w:val="fr-FR"/>
-        </w:rPr>
-        <w:t xml:space="preserve"> </w:t>
-      </w:r>
-      <w:proofErr w:type="spellStart"/>
-      <w:r>
-        <w:rPr>
-          <w:lang w:val="fr-FR"/>
-        </w:rPr>
-        <w:t>mauris</w:t>
-      </w:r>
-      <w:proofErr w:type="spellEnd"/>
-      <w:r>
-        <w:rPr>
-          <w:lang w:val="fr-FR"/>
-        </w:rPr>
-        <w:t xml:space="preserve"> </w:t>
-      </w:r>
-      <w:proofErr w:type="spellStart"/>
-      <w:r>
-        <w:rPr>
-          <w:lang w:val="fr-FR"/>
-        </w:rPr>
-        <w:t>ornare</w:t>
-      </w:r>
-      <w:proofErr w:type="spellEnd"/>
-      <w:r>
-        <w:rPr>
-          <w:lang w:val="fr-FR"/>
-        </w:rPr>
-        <w:t xml:space="preserve"> </w:t>
-      </w:r>
-      <w:proofErr w:type="spellStart"/>
-      <w:r>
-        <w:rPr>
-          <w:lang w:val="fr-FR"/>
-        </w:rPr>
-        <w:t>eget</w:t>
-      </w:r>
-      <w:proofErr w:type="spellEnd"/>
-      <w:r>
-        <w:rPr>
-          <w:lang w:val="fr-FR"/>
-        </w:rPr>
-        <w:t xml:space="preserve">. </w:t>
-      </w:r>
-      <w:proofErr w:type="spellStart"/>
-      <w:r>
-        <w:rPr>
-          <w:lang w:val="fr-FR"/>
-        </w:rPr>
-        <w:t>Etiam</w:t>
-      </w:r>
-      <w:proofErr w:type="spellEnd"/>
-      <w:r>
-        <w:rPr>
-          <w:lang w:val="fr-FR"/>
-        </w:rPr>
-        <w:t xml:space="preserve"> non </w:t>
-      </w:r>
-      <w:proofErr w:type="spellStart"/>
-      <w:r>
-        <w:rPr>
-          <w:lang w:val="fr-FR"/>
-        </w:rPr>
-        <w:t>hendrerit</w:t>
-      </w:r>
-      <w:proofErr w:type="spellEnd"/>
-      <w:r>
-        <w:rPr>
-          <w:lang w:val="fr-FR"/>
-        </w:rPr>
-        <w:t xml:space="preserve"> </w:t>
-      </w:r>
-      <w:proofErr w:type="spellStart"/>
-      <w:r>
-        <w:rPr>
-          <w:lang w:val="fr-FR"/>
-        </w:rPr>
-        <w:t>augue</w:t>
-      </w:r>
-      <w:proofErr w:type="spellEnd"/>
-      <w:r>
-        <w:rPr>
-          <w:lang w:val="fr-FR"/>
-        </w:rPr>
-        <w:t xml:space="preserve">. Ut eu </w:t>
-      </w:r>
-      <w:proofErr w:type="spellStart"/>
-      <w:r>
-        <w:rPr>
-          <w:lang w:val="fr-FR"/>
-        </w:rPr>
-        <w:t>quam</w:t>
-      </w:r>
-      <w:proofErr w:type="spellEnd"/>
-      <w:r>
-        <w:rPr>
-          <w:lang w:val="fr-FR"/>
-        </w:rPr>
-        <w:t xml:space="preserve"> non </w:t>
-      </w:r>
-      <w:proofErr w:type="spellStart"/>
-      <w:r>
-        <w:rPr>
-          <w:lang w:val="fr-FR"/>
-        </w:rPr>
-        <w:t>sapien</w:t>
-      </w:r>
-      <w:proofErr w:type="spellEnd"/>
-      <w:r>
-        <w:rPr>
-          <w:lang w:val="fr-FR"/>
-        </w:rPr>
-        <w:t xml:space="preserve"> </w:t>
-      </w:r>
-      <w:proofErr w:type="spellStart"/>
-      <w:r>
-        <w:rPr>
-          <w:lang w:val="fr-FR"/>
-        </w:rPr>
-        <w:t>tincidunt</w:t>
-      </w:r>
-      <w:proofErr w:type="spellEnd"/>
-      <w:r>
-        <w:rPr>
-          <w:lang w:val="fr-FR"/>
-        </w:rPr>
-        <w:t xml:space="preserve"> </w:t>
-      </w:r>
-      <w:proofErr w:type="spellStart"/>
-      <w:r>
-        <w:rPr>
-          <w:lang w:val="fr-FR"/>
-        </w:rPr>
-        <w:t>venenatis</w:t>
-      </w:r>
-      <w:proofErr w:type="spellEnd"/>
-      <w:r>
-        <w:rPr>
-          <w:lang w:val="fr-FR"/>
-        </w:rPr>
-        <w:t xml:space="preserve">. </w:t>
+        <w:t xml:space="preserve">Suspendisse dictum efficitur ligula at vestibulum. Cras magna quam, rutrum a ex in, interdum luctus est. Maecenas nec elementum tellus. Phasellus fermentum nulla risus, et convallis mauris ornare eget. Etiam non hendrerit augue. Ut eu quam non sapien tincidunt venenatis. </w:t>
       </w:r>
       <w:r>
         <w:rPr>
@@ -6613,60 +2917,15 @@
 
 <file path=word/footer4.xml><?xml version="1.0" encoding="utf-8"?>
 <w:ftr xmlns:wpc="http://schemas.microsoft.com/office/word/2010/wordprocessingCanvas" xmlns:cx="http://schemas.microsoft.com/office/drawing/2014/chartex" xmlns:cx1="http://schemas.microsoft.com/office/drawing/2015/9/8/chartex" xmlns:cx2="http://schemas.microsoft.com/office/drawing/2015/10/21/chartex" xmlns:cx3="http://schemas.microsoft.com/office/drawing/2016/5/9/chartex" xmlns:cx4="http://schemas.microsoft.com/office/drawing/2016/5/10/chartex" xmlns:cx5="http://schemas.microsoft.com/office/drawing/2016/5/11/chartex" xmlns:cx6="http://schemas.microsoft.com/office/drawing/2016/5/12/chartex" xmlns:cx7="http://schemas.microsoft.com/office/drawing/2016/5/13/chartex" xmlns:cx8="http://schemas.microsoft.com/office/drawing/2016/5/14/chartex" xmlns:mc="http://schemas.openxmlformats.org/markup-compatibility/2006" xmlns:m="http://schemas.openxmlformats.org/officeDocument/2006/math" xmlns:aink="http://schemas.microsoft.com/office/drawing/2016/ink" xmlns:am3d="http://schemas.microsoft.com/office/drawing/2017/model3d" xmlns:oel="http://schemas.microsoft.com/office/2019/extlst" xmlns:r="http://schemas.openxmlformats.org/officeDocument/2006/relationships" xmlns:wp14="http://schemas.microsoft.com/office/word/2010/wordprocessingDrawing" xmlns:wp="http://schemas.openxmlformats.org/drawingml/2006/wordprocessingDrawing" xmlns:wpg="http://schemas.microsoft.com/office/word/2010/wordprocessingGroup" xmlns:wpi="http://schemas.microsoft.com/office/word/2010/wordprocessingInk" xmlns:wps="http://schemas.microsoft.com/office/word/2010/wordprocessingShape" xmlns:o="urn:schemas-microsoft-com:office:office" xmlns:v="urn:schemas-microsoft-com:vml" xmlns:w10="urn:schemas-microsoft-com:office:word" xmlns:w="http://schemas.openxmlformats.org/wordprocessingml/2006/main" xmlns:w14="http://schemas.microsoft.com/office/word/2010/wordml" xmlns:w15="http://schemas.microsoft.com/office/word/2012/wordml" xmlns:w16cex="http://schemas.microsoft.com/office/word/2018/wordml/cex" xmlns:w16cid="http://schemas.microsoft.com/office/word/2016/wordml/cid" xmlns:w16="http://schemas.microsoft.com/office/word/2018/wordml" xmlns:w16sdtdh="http://schemas.microsoft.com/office/word/2020/wordml/sdtdatahash" xmlns:w16sdtfl="http://schemas.microsoft.com/office/word/2024/wordml/sdtformatlock" xmlns:w16se="http://schemas.microsoft.com/office/word/2015/wordml/symex" xmlns:w16du="http://schemas.microsoft.com/office/word/2023/wordml/word16du" xmlns:wne="http://schemas.microsoft.com/office/word/2006/wordml" mc:Ignorable="w14 w15 w16se w16cid w16 w16cex w16sdtdh w16sdtfl w16du wp14">
-  <w:sdt>
-    <w:sdtPr>
+  <w:p>
+    <w:pPr>
+      <w:pStyle w:val="Footer"/>
+      <w:framePr w:wrap="none" w:vAnchor="text" w:hAnchor="margin" w:xAlign="center" w:y="1"/>
       <w:rPr>
         <w:rStyle w:val="PageNumber"/>
       </w:rPr>
-      <w:id w:val="-1165618668"/>
-      <w:docPartObj>
-        <w:docPartGallery w:val="Page Numbers (Bottom of Page)"/>
-        <w:docPartUnique/>
-      </w:docPartObj>
-    </w:sdtPr>
-    <w:sdtContent>
-      <w:p>
-        <w:pPr>
-          <w:pStyle w:val="Footer"/>
-          <w:framePr w:wrap="none" w:vAnchor="text" w:hAnchor="margin" w:xAlign="center" w:y="1"/>
-          <w:rPr>
-            <w:rStyle w:val="PageNumber"/>
-          </w:rPr>
-        </w:pPr>
-        <w:r>
-          <w:rPr>
-            <w:rStyle w:val="PageNumber"/>
-          </w:rPr>
-          <w:fldChar w:fldCharType="begin"/>
-        </w:r>
-        <w:r>
-          <w:rPr>
-            <w:rStyle w:val="PageNumber"/>
-          </w:rPr>
-          <w:instrText xml:space="preserve"> PAGE </w:instrText>
-        </w:r>
-        <w:r>
-          <w:rPr>
-            <w:rStyle w:val="PageNumber"/>
-          </w:rPr>
-          <w:fldChar w:fldCharType="separate"/>
-        </w:r>
-        <w:r>
-          <w:rPr>
-            <w:rStyle w:val="PageNumber"/>
-            <w:noProof/>
-          </w:rPr>
-          <w:t>ii</w:t>
-        </w:r>
-        <w:r>
-          <w:rPr>
-            <w:rStyle w:val="PageNumber"/>
-          </w:rPr>
-          <w:fldChar w:fldCharType="end"/>
-        </w:r>
-      </w:p>
-    </w:sdtContent>
-  </w:sdt>
+    </w:pPr>
+  </w:p>
   <w:p>
     <w:pPr>
       <w:pStyle w:val="Footer"/>
@@ -6742,6 +3001,60 @@
 
 <file path=word/footer6.xml><?xml version="1.0" encoding="utf-8"?>
 <w:ftr xmlns:wpc="http://schemas.microsoft.com/office/word/2010/wordprocessingCanvas" xmlns:cx="http://schemas.microsoft.com/office/drawing/2014/chartex" xmlns:cx1="http://schemas.microsoft.com/office/drawing/2015/9/8/chartex" xmlns:cx2="http://schemas.microsoft.com/office/drawing/2015/10/21/chartex" xmlns:cx3="http://schemas.microsoft.com/office/drawing/2016/5/9/chartex" xmlns:cx4="http://schemas.microsoft.com/office/drawing/2016/5/10/chartex" xmlns:cx5="http://schemas.microsoft.com/office/drawing/2016/5/11/chartex" xmlns:cx6="http://schemas.microsoft.com/office/drawing/2016/5/12/chartex" xmlns:cx7="http://schemas.microsoft.com/office/drawing/2016/5/13/chartex" xmlns:cx8="http://schemas.microsoft.com/office/drawing/2016/5/14/chartex" xmlns:mc="http://schemas.openxmlformats.org/markup-compatibility/2006" xmlns:m="http://schemas.openxmlformats.org/officeDocument/2006/math" xmlns:aink="http://schemas.microsoft.com/office/drawing/2016/ink" xmlns:am3d="http://schemas.microsoft.com/office/drawing/2017/model3d" xmlns:oel="http://schemas.microsoft.com/office/2019/extlst" xmlns:r="http://schemas.openxmlformats.org/officeDocument/2006/relationships" xmlns:wp14="http://schemas.microsoft.com/office/word/2010/wordprocessingDrawing" xmlns:wp="http://schemas.openxmlformats.org/drawingml/2006/wordprocessingDrawing" xmlns:wpg="http://schemas.microsoft.com/office/word/2010/wordprocessingGroup" xmlns:wpi="http://schemas.microsoft.com/office/word/2010/wordprocessingInk" xmlns:wps="http://schemas.microsoft.com/office/word/2010/wordprocessingShape" xmlns:o="urn:schemas-microsoft-com:office:office" xmlns:v="urn:schemas-microsoft-com:vml" xmlns:w10="urn:schemas-microsoft-com:office:word" xmlns:w="http://schemas.openxmlformats.org/wordprocessingml/2006/main" xmlns:w14="http://schemas.microsoft.com/office/word/2010/wordml" xmlns:w15="http://schemas.microsoft.com/office/word/2012/wordml" xmlns:w16cex="http://schemas.microsoft.com/office/word/2018/wordml/cex" xmlns:w16cid="http://schemas.microsoft.com/office/word/2016/wordml/cid" xmlns:w16="http://schemas.microsoft.com/office/word/2018/wordml" xmlns:w16sdtdh="http://schemas.microsoft.com/office/word/2020/wordml/sdtdatahash" xmlns:w16sdtfl="http://schemas.microsoft.com/office/word/2024/wordml/sdtformatlock" xmlns:w16se="http://schemas.microsoft.com/office/word/2015/wordml/symex" xmlns:w16du="http://schemas.microsoft.com/office/word/2023/wordml/word16du" xmlns:wne="http://schemas.microsoft.com/office/word/2006/wordml" mc:Ignorable="w14 w15 w16se w16cid w16 w16cex w16sdtdh w16sdtfl w16du wp14">
+  <w:sdt>
+    <w:sdtPr>
+      <w:rPr>
+        <w:rStyle w:val="PageNumber"/>
+      </w:rPr>
+      <w:id w:val="-141589227"/>
+      <w:docPartObj>
+        <w:docPartGallery w:val="Page Numbers (Bottom of Page)"/>
+        <w:docPartUnique/>
+      </w:docPartObj>
+    </w:sdtPr>
+    <w:sdtContent>
+      <w:p>
+        <w:pPr>
+          <w:pStyle w:val="Footer"/>
+          <w:framePr w:wrap="none" w:vAnchor="text" w:hAnchor="margin" w:xAlign="center" w:y="1"/>
+          <w:rPr>
+            <w:rStyle w:val="PageNumber"/>
+          </w:rPr>
+        </w:pPr>
+        <w:r>
+          <w:rPr>
+            <w:rStyle w:val="PageNumber"/>
+          </w:rPr>
+          <w:fldChar w:fldCharType="begin"/>
+        </w:r>
+        <w:r>
+          <w:rPr>
+            <w:rStyle w:val="PageNumber"/>
+          </w:rPr>
+          <w:instrText xml:space="preserve"> PAGE </w:instrText>
+        </w:r>
+        <w:r>
+          <w:rPr>
+            <w:rStyle w:val="PageNumber"/>
+          </w:rPr>
+          <w:fldChar w:fldCharType="separate"/>
+        </w:r>
+        <w:r>
+          <w:rPr>
+            <w:rStyle w:val="PageNumber"/>
+            <w:noProof/>
+          </w:rPr>
+          <w:t>2</w:t>
+        </w:r>
+        <w:r>
+          <w:rPr>
+            <w:rStyle w:val="PageNumber"/>
+          </w:rPr>
+          <w:fldChar w:fldCharType="end"/>
+        </w:r>
+      </w:p>
+    </w:sdtContent>
+  </w:sdt>
   <w:p>
     <w:pPr>
       <w:pStyle w:val="Footer"/>
@@ -6852,6 +3165,46 @@
       <w:pStyle w:val="Header"/>
     </w:pPr>
   </w:p>
+  <w:p>
+    <w:pPr>
+      <w:pStyle w:val="Header"/>
+    </w:pPr>
+  </w:p>
+  <w:p>
+    <w:pPr>
+      <w:pStyle w:val="Header"/>
+    </w:pPr>
+  </w:p>
+  <w:p>
+    <w:pPr>
+      <w:pStyle w:val="Header"/>
+    </w:pPr>
+  </w:p>
+  <w:p>
+    <w:pPr>
+      <w:pStyle w:val="Header"/>
+    </w:pPr>
+  </w:p>
+  <w:p>
+    <w:pPr>
+      <w:pStyle w:val="Header"/>
+    </w:pPr>
+  </w:p>
+  <w:p>
+    <w:pPr>
+      <w:pStyle w:val="Header"/>
+    </w:pPr>
+  </w:p>
+  <w:p>
+    <w:pPr>
+      <w:pStyle w:val="Header"/>
+    </w:pPr>
+  </w:p>
+  <w:p>
+    <w:pPr>
+      <w:pStyle w:val="Header"/>
+    </w:pPr>
+  </w:p>
 </w:hdr>
 </file>
 
@@ -6875,6 +3228,36 @@
 
 <file path=word/header5.xml><?xml version="1.0" encoding="utf-8"?>
 <w:hdr xmlns:wpc="http://schemas.microsoft.com/office/word/2010/wordprocessingCanvas" xmlns:cx="http://schemas.microsoft.com/office/drawing/2014/chartex" xmlns:cx1="http://schemas.microsoft.com/office/drawing/2015/9/8/chartex" xmlns:cx2="http://schemas.microsoft.com/office/drawing/2015/10/21/chartex" xmlns:cx3="http://schemas.microsoft.com/office/drawing/2016/5/9/chartex" xmlns:cx4="http://schemas.microsoft.com/office/drawing/2016/5/10/chartex" xmlns:cx5="http://schemas.microsoft.com/office/drawing/2016/5/11/chartex" xmlns:cx6="http://schemas.microsoft.com/office/drawing/2016/5/12/chartex" xmlns:cx7="http://schemas.microsoft.com/office/drawing/2016/5/13/chartex" xmlns:cx8="http://schemas.microsoft.com/office/drawing/2016/5/14/chartex" xmlns:mc="http://schemas.openxmlformats.org/markup-compatibility/2006" xmlns:m="http://schemas.openxmlformats.org/officeDocument/2006/math" xmlns:aink="http://schemas.microsoft.com/office/drawing/2016/ink" xmlns:am3d="http://schemas.microsoft.com/office/drawing/2017/model3d" xmlns:oel="http://schemas.microsoft.com/office/2019/extlst" xmlns:r="http://schemas.openxmlformats.org/officeDocument/2006/relationships" xmlns:wp14="http://schemas.microsoft.com/office/word/2010/wordprocessingDrawing" xmlns:wp="http://schemas.openxmlformats.org/drawingml/2006/wordprocessingDrawing" xmlns:wpg="http://schemas.microsoft.com/office/word/2010/wordprocessingGroup" xmlns:wpi="http://schemas.microsoft.com/office/word/2010/wordprocessingInk" xmlns:wps="http://schemas.microsoft.com/office/word/2010/wordprocessingShape" xmlns:o="urn:schemas-microsoft-com:office:office" xmlns:v="urn:schemas-microsoft-com:vml" xmlns:w10="urn:schemas-microsoft-com:office:word" xmlns:w="http://schemas.openxmlformats.org/wordprocessingml/2006/main" xmlns:w14="http://schemas.microsoft.com/office/word/2010/wordml" xmlns:w15="http://schemas.microsoft.com/office/word/2012/wordml" xmlns:w16cex="http://schemas.microsoft.com/office/word/2018/wordml/cex" xmlns:w16cid="http://schemas.microsoft.com/office/word/2016/wordml/cid" xmlns:w16="http://schemas.microsoft.com/office/word/2018/wordml" xmlns:w16sdtdh="http://schemas.microsoft.com/office/word/2020/wordml/sdtdatahash" xmlns:w16sdtfl="http://schemas.microsoft.com/office/word/2024/wordml/sdtformatlock" xmlns:w16se="http://schemas.microsoft.com/office/word/2015/wordml/symex" xmlns:w16du="http://schemas.microsoft.com/office/word/2023/wordml/word16du" xmlns:wne="http://schemas.microsoft.com/office/word/2006/wordml" mc:Ignorable="w14 w15 w16se w16cid w16 w16cex w16sdtdh w16sdtfl w16du wp14">
+  <w:p>
+    <w:pPr>
+      <w:pStyle w:val="Header"/>
+    </w:pPr>
+  </w:p>
+  <w:p>
+    <w:pPr>
+      <w:pStyle w:val="Header"/>
+    </w:pPr>
+  </w:p>
+  <w:p>
+    <w:pPr>
+      <w:pStyle w:val="Header"/>
+    </w:pPr>
+  </w:p>
+  <w:p>
+    <w:pPr>
+      <w:pStyle w:val="Header"/>
+    </w:pPr>
+  </w:p>
+  <w:p>
+    <w:pPr>
+      <w:pStyle w:val="Header"/>
+    </w:pPr>
+  </w:p>
+  <w:p>
+    <w:pPr>
+      <w:pStyle w:val="Header"/>
+    </w:pPr>
+  </w:p>
   <w:p>
     <w:pPr>
       <w:pStyle w:val="Header"/>

--- a/templates/book.docx
+++ b/templates/book.docx
@@ -1224,7 +1224,7 @@
       <w:pPr>
         <w:pStyle w:val="BodyText"/>
         <w:rPr>
-          <w:lang w:val="fr-FR"/>
+          <w:lang w:val="en-CA"/>
         </w:rPr>
       </w:pPr>
       <w:r>
@@ -1241,7 +1241,7 @@
       </w:r>
       <w:r>
         <w:rPr>
-          <w:lang w:val="fr-FR"/>
+          <w:lang w:val="en-CA"/>
         </w:rPr>
         <w:t>Sed id mauris at purus efficitur vulputate vitae a sapien.</w:t>
       </w:r>
@@ -1250,7 +1250,7 @@
       <w:pPr>
         <w:pStyle w:val="BodyText"/>
         <w:rPr>
-          <w:lang w:val="fr-FR"/>
+          <w:lang w:val="en-CA"/>
         </w:rPr>
       </w:pPr>
       <w:r>
@@ -1267,22 +1267,16 @@
       </w:r>
       <w:r>
         <w:rPr>
-          <w:lang w:val="fr-FR"/>
-        </w:rPr>
-        <w:t>Sed id mauris at purus efficitur vulputate vitae a sapien</w:t>
-      </w:r>
-      <w:r>
-        <w:rPr>
-          <w:lang w:val="fr-FR"/>
-        </w:rPr>
-        <w:t>.</w:t>
+          <w:lang w:val="en-CA"/>
+        </w:rPr>
+        <w:t>Sed id mauris at purus efficitur vulputate vitae a sapien.</w:t>
       </w:r>
     </w:p>
     <w:p>
       <w:pPr>
         <w:pStyle w:val="BodyText"/>
         <w:rPr>
-          <w:lang w:val="fr-FR"/>
+          <w:lang w:val="en-CA"/>
         </w:rPr>
       </w:pPr>
       <w:r>
@@ -1299,15 +1293,9 @@
       </w:r>
       <w:r>
         <w:rPr>
-          <w:lang w:val="fr-FR"/>
-        </w:rPr>
-        <w:t>Sed id mauris at purus efficitur vulputate vitae a sapien</w:t>
-      </w:r>
-      <w:r>
-        <w:rPr>
-          <w:lang w:val="fr-FR"/>
-        </w:rPr>
-        <w:t>.</w:t>
+          <w:lang w:val="en-CA"/>
+        </w:rPr>
+        <w:t>Sed id mauris at purus efficitur vulputate vitae a sapien.</w:t>
       </w:r>
     </w:p>
     <w:p>
@@ -1425,7 +1413,7 @@
       <w:pPr>
         <w:pStyle w:val="BodyText"/>
         <w:rPr>
-          <w:lang w:val="fr-FR"/>
+          <w:lang w:val="en-CA"/>
         </w:rPr>
       </w:pPr>
       <w:r>
@@ -1449,22 +1437,16 @@
       </w:r>
       <w:r>
         <w:rPr>
-          <w:lang w:val="fr-FR"/>
-        </w:rPr>
-        <w:t>Sed id mauris at purus efficitur vulputate vitae a sapien</w:t>
-      </w:r>
-      <w:r>
-        <w:rPr>
-          <w:lang w:val="fr-FR"/>
-        </w:rPr>
-        <w:t>.</w:t>
+          <w:lang w:val="en-CA"/>
+        </w:rPr>
+        <w:t>Sed id mauris at purus efficitur vulputate vitae a sapien.</w:t>
       </w:r>
     </w:p>
     <w:p>
       <w:pPr>
         <w:pStyle w:val="BodyText"/>
         <w:rPr>
-          <w:lang w:val="fr-FR"/>
+          <w:lang w:val="en-CA"/>
         </w:rPr>
       </w:pPr>
     </w:p>
@@ -1472,7 +1454,7 @@
       <w:pPr>
         <w:pStyle w:val="BodyText"/>
         <w:rPr>
-          <w:lang w:val="fr-FR"/>
+          <w:lang w:val="en-CA"/>
         </w:rPr>
       </w:pPr>
       <w:r>
@@ -1489,15 +1471,9 @@
       </w:r>
       <w:r>
         <w:rPr>
-          <w:lang w:val="fr-FR"/>
-        </w:rPr>
-        <w:t>Sed id mauris at purus efficitur vulputate vitae a sapien</w:t>
-      </w:r>
-      <w:r>
-        <w:rPr>
-          <w:lang w:val="fr-FR"/>
-        </w:rPr>
-        <w:t>.</w:t>
+          <w:lang w:val="en-CA"/>
+        </w:rPr>
+        <w:t>Sed id mauris at purus efficitur vulputate vitae a sapien.</w:t>
       </w:r>
     </w:p>
     <w:p>
@@ -1550,13 +1526,13 @@
       <w:pPr>
         <w:pStyle w:val="Heading1"/>
         <w:rPr>
-          <w:lang w:val="fr-FR"/>
+          <w:lang w:val="en-CA"/>
         </w:rPr>
       </w:pPr>
       <w:bookmarkStart w:id="2" w:name="_Toc237446690"/>
       <w:r>
         <w:rPr>
-          <w:lang w:val="fr-FR"/>
+          <w:lang w:val="en-CA"/>
         </w:rPr>
         <w:lastRenderedPageBreak/>
         <w:t>Introduction</w:t>
@@ -1572,15 +1548,9 @@
       </w:pPr>
       <w:r>
         <w:rPr>
-          <w:lang w:val="fr-FR"/>
-        </w:rPr>
-        <w:t xml:space="preserve">Lorem ipsum dolor sit amet, consectetur adipiscing elit. </w:t>
-      </w:r>
-      <w:r>
-        <w:rPr>
-          <w:lang w:val="fr-FR"/>
-        </w:rPr>
-        <w:t xml:space="preserve">Phasellus eget turpis nec risus ultricies fringilla ac in arcu. </w:t>
+          <w:lang w:val="en-CA"/>
+        </w:rPr>
+        <w:t xml:space="preserve">Lorem ipsum dolor sit amet, consectetur adipiscing elit. Phasellus eget turpis nec risus ultricies fringilla ac in arcu. </w:t>
       </w:r>
       <w:r>
         <w:rPr>
@@ -1939,6 +1909,9 @@
         <w:t xml:space="preserve">Proin est ex, viverra in nunc eget, tempus tincidunt risus. Cras id enim et tortor elementum tristique sed vitae ex. Vivamus ut fringilla mi, sit amet ultricies lorem. Praesent vehicula interdum mauris, eget pellentesque sem imperdiet sed. </w:t>
       </w:r>
       <w:r>
+        <w:rPr>
+          <w:lang w:val="fr-FR"/>
+        </w:rPr>
         <w:t xml:space="preserve">Sed sapien nunc, tincidunt sit amet lacus sit amet, rhoncus rutrum dolor. </w:t>
       </w:r>
       <w:r>
@@ -2250,6 +2223,161 @@
         </w:rPr>
         <w:footnoteReference w:id="1"/>
       </w:r>
+    </w:p>
+    <w:p>
+      <w:pPr>
+        <w:pStyle w:val="western"/>
+        <w:spacing w:after="159"/>
+        <w:rPr>
+          <w:lang w:val="en-US"/>
+        </w:rPr>
+      </w:pPr>
+      <w:r>
+        <w:rPr>
+          <w:lang w:val="fr-FR"/>
+        </w:rPr>
+        <w:t xml:space="preserve">Ut dolor magna, molestie quis vulputate in, ullamcorper vel metus (Mamdani 2004). Aenean vel tristique lorem. </w:t>
+      </w:r>
+      <w:r>
+        <w:t xml:space="preserve">Aenean ultrices rutrum auctor. Proin est ex, viverra in nunc eget, tempus tincidunt risus. Cras id enim et tortor elementum tristique sed vitae ex. Vivamus ut fringilla mi, sit amet ultricies lorem. Praesent vehicula interdum mauris, eget pellentesque sem imperdiet sed. </w:t>
+      </w:r>
+      <w:r>
+        <w:rPr>
+          <w:lang w:val="en-US"/>
+        </w:rPr>
+        <w:t xml:space="preserve">Sed sapien nunc, tincidunt sit amet lacus sit amet, rhoncus rutrum dolor. </w:t>
+      </w:r>
+      <w:r>
+        <w:t>Pellentesque aliquet aliquet massa, id tristique purus consequat in. Nunc non tincidunt nunc, nec fringilla mi. Mauris elit tellus, vulputate eu mi eget, tempus fermentum mauris. Donec ut nunc augue.</w:t>
+      </w:r>
+    </w:p>
+    <w:p>
+      <w:pPr>
+        <w:pStyle w:val="western"/>
+        <w:spacing w:after="159"/>
+        <w:rPr>
+          <w:lang w:val="en-US"/>
+        </w:rPr>
+      </w:pPr>
+      <w:r>
+        <w:rPr>
+          <w:lang w:val="fr-FR"/>
+        </w:rPr>
+        <w:t xml:space="preserve">Ut dolor magna, molestie quis vulputate in, ullamcorper vel metus (Mamdani 2004). Aenean vel tristique lorem. </w:t>
+      </w:r>
+      <w:r>
+        <w:rPr>
+          <w:lang w:val="en-US"/>
+        </w:rPr>
+        <w:t>Aenean ultrices rutrum auctor. Proin est ex, viverra in nunc eget, tempus tincidunt risus. Cras id enim et tortor elementum tristique sed vitae ex. Vivamus ut fringilla mi, sit amet ultricies lorem. Praesent vehicula interdum mauris, eget pellentesque sem imperdiet sed. Sed sapien nunc, tincidunt sit amet lacus sit amet, rhoncus rutrum dolor. Pellentesque aliquet aliquet massa, id tristique purus consequat in. Nunc non tincidunt nunc, nec fringilla mi. Mauris elit tellus, vulputate eu mi eget, tempus fermentum mauris. Donec ut nunc augue.</w:t>
+      </w:r>
+    </w:p>
+    <w:p>
+      <w:pPr>
+        <w:pStyle w:val="western"/>
+        <w:spacing w:after="159"/>
+        <w:rPr>
+          <w:lang w:val="en-US"/>
+        </w:rPr>
+      </w:pPr>
+      <w:r>
+        <w:rPr>
+          <w:lang w:val="fr-FR"/>
+        </w:rPr>
+        <w:t xml:space="preserve">Ut dolor magna, molestie quis vulputate in, ullamcorper vel metus (Mamdani 2004). Aenean vel tristique lorem. </w:t>
+      </w:r>
+      <w:r>
+        <w:t xml:space="preserve">Aenean ultrices rutrum auctor. Proin est ex, viverra in nunc eget, tempus tincidunt risus. Cras id enim et tortor elementum tristique sed vitae ex. Vivamus ut fringilla mi, sit amet ultricies lorem. Praesent vehicula interdum mauris, eget pellentesque sem imperdiet sed. </w:t>
+      </w:r>
+      <w:r>
+        <w:rPr>
+          <w:lang w:val="en-US"/>
+        </w:rPr>
+        <w:t xml:space="preserve">Sed sapien nunc, tincidunt sit amet lacus sit amet, rhoncus rutrum dolor. </w:t>
+      </w:r>
+      <w:r>
+        <w:t>Pellentesque aliquet aliquet massa, id tristique purus consequat in. Nunc non tincidunt nunc, nec fringilla mi. Mauris elit tellus, vulputate eu mi eget, tempus fermentum mauris. Donec ut nunc augue.</w:t>
+      </w:r>
+    </w:p>
+    <w:p>
+      <w:pPr>
+        <w:pStyle w:val="western"/>
+        <w:spacing w:after="159"/>
+        <w:rPr>
+          <w:lang w:val="en-US"/>
+        </w:rPr>
+      </w:pPr>
+      <w:r>
+        <w:rPr>
+          <w:lang w:val="fr-FR"/>
+        </w:rPr>
+        <w:t xml:space="preserve">Ut dolor magna, molestie quis vulputate in, ullamcorper vel metus (Mamdani 2004). Aenean vel tristique lorem. </w:t>
+      </w:r>
+      <w:r>
+        <w:t xml:space="preserve">Aenean ultrices rutrum auctor. Proin est ex, viverra in nunc </w:t>
+      </w:r>
+      <w:r>
+        <w:lastRenderedPageBreak/>
+        <w:t xml:space="preserve">eget, tempus tincidunt risus. Cras id enim et tortor elementum tristique sed vitae ex. Vivamus ut fringilla mi, sit amet ultricies lorem. Praesent vehicula interdum mauris, eget pellentesque sem imperdiet sed. </w:t>
+      </w:r>
+      <w:r>
+        <w:rPr>
+          <w:lang w:val="en-US"/>
+        </w:rPr>
+        <w:t xml:space="preserve">Sed sapien nunc, tincidunt sit amet lacus sit amet, rhoncus rutrum dolor. </w:t>
+      </w:r>
+      <w:r>
+        <w:t>Pellentesque aliquet aliquet massa, id tristique purus consequat in. Nunc non tincidunt nunc, nec fringilla mi. Mauris elit tellus, vulputate eu mi eget, tempus fermentum mauris. Donec ut nunc augue.</w:t>
+      </w:r>
+    </w:p>
+    <w:p>
+      <w:pPr>
+        <w:pStyle w:val="western"/>
+        <w:spacing w:after="159"/>
+        <w:rPr>
+          <w:lang w:val="en-US"/>
+        </w:rPr>
+      </w:pPr>
+      <w:r>
+        <w:rPr>
+          <w:lang w:val="fr-FR"/>
+        </w:rPr>
+        <w:t xml:space="preserve">Ut dolor magna, molestie quis vulputate in, ullamcorper vel metus (Mamdani 2004). Aenean vel tristique lorem. </w:t>
+      </w:r>
+      <w:r>
+        <w:rPr>
+          <w:lang w:val="en-US"/>
+        </w:rPr>
+        <w:t>Aenean ultrices rutrum auctor. Proin est ex, viverra in nunc eget, tempus tincidunt risus. Cras id enim et tortor elementum tristique sed vitae ex. Vivamus ut fringilla mi, sit amet ultricies lorem. Praesent vehicula interdum mauris, eget pellentesque sem imperdiet sed. Sed sapien nunc, tincidunt sit amet lacus sit amet, rhoncus rutrum dolor. Pellentesque aliquet aliquet massa, id tristique purus consequat in. Nunc non tincidunt nunc, nec fringilla mi. Mauris elit tellus, vulputate eu mi eget, tempus fermentum mauris. Donec ut nunc augue.</w:t>
+      </w:r>
+    </w:p>
+    <w:p>
+      <w:pPr>
+        <w:pStyle w:val="western"/>
+        <w:spacing w:after="159"/>
+        <w:rPr>
+          <w:lang w:val="en-US"/>
+        </w:rPr>
+      </w:pPr>
+      <w:r>
+        <w:rPr>
+          <w:lang w:val="fr-FR"/>
+        </w:rPr>
+        <w:t xml:space="preserve">Ut dolor magna, molestie quis vulputate in, ullamcorper vel metus (Mamdani 2004). Aenean vel tristique lorem. </w:t>
+      </w:r>
+      <w:r>
+        <w:rPr>
+          <w:lang w:val="en-US"/>
+        </w:rPr>
+        <w:t>Aenean ultrices rutrum auctor. Proin est ex, viverra in nunc eget, tempus tincidunt risus. Cras id enim et tortor elementum tristique sed vitae ex. Vivamus ut fringilla mi, sit amet ultricies lorem. Praesent vehicula interdum mauris, eget pellentesque sem imperdiet sed. Sed sapien nunc, tincidunt sit amet lacus sit amet, rhoncus rutrum dolor. Pellentesque aliquet aliquet massa, id tristique purus consequat in. Nunc non tincidunt nunc, nec fringilla mi. Mauris elit tellus, vulputate eu mi eget, tempus fermentum mauris. Donec ut nunc augue.</w:t>
+      </w:r>
+    </w:p>
+    <w:p>
+      <w:pPr>
+        <w:rPr>
+          <w:lang w:val="en-CA"/>
+        </w:rPr>
+      </w:pPr>
     </w:p>
     <w:p>
       <w:pPr>
@@ -3219,7 +3347,7 @@
         <w:rPr>
           <w:noProof/>
         </w:rPr>
-        <w:t>Preface</w:t>
+        <w:t>What’s It All About?</w:t>
       </w:r>
     </w:fldSimple>
   </w:p>
@@ -6399,6 +6527,22 @@
       <w:sz w:val="22"/>
     </w:rPr>
   </w:style>
+  <w:style w:type="paragraph" w:customStyle="1" w:styleId="western">
+    <w:name w:val="western"/>
+    <w:basedOn w:val="Normal"/>
+    <w:rsid w:val="00CD211A"/>
+    <w:pPr>
+      <w:spacing w:before="100" w:beforeAutospacing="1" w:after="119"/>
+    </w:pPr>
+    <w:rPr>
+      <w:rFonts w:eastAsia="Times New Roman" w:cs="Noto Serif"/>
+      <w:kern w:val="0"/>
+      <w:sz w:val="22"/>
+      <w:szCs w:val="22"/>
+      <w:lang w:val="en-CA"/>
+      <w14:ligatures w14:val="none"/>
+    </w:rPr>
+  </w:style>
 </w:styles>
 </file>
 
